--- a/Y3/T2/Network Security/Lab/MOD20-21/Gns3/Answer/21.2.10 Optional Lab - Configure ASA Basic Settings Using the CLI.docx
+++ b/Y3/T2/Network Security/Lab/MOD20-21/Gns3/Answer/21.2.10 Optional Lab - Configure ASA Basic Settings Using the CLI.docx
@@ -1,6 +1,6 @@
 
 <file path=word/document.xml><?xml version="1.0" encoding="utf-8"?>
-<w:document xmlns:wpc="http://schemas.microsoft.com/office/word/2010/wordprocessingCanvas" xmlns:cx="http://schemas.microsoft.com/office/drawing/2014/chartex" xmlns:cx1="http://schemas.microsoft.com/office/drawing/2015/9/8/chartex" xmlns:cx2="http://schemas.microsoft.com/office/drawing/2015/10/21/chartex" xmlns:cx3="http://schemas.microsoft.com/office/drawing/2016/5/9/chartex" xmlns:cx4="http://schemas.microsoft.com/office/drawing/2016/5/10/chartex" xmlns:cx5="http://schemas.microsoft.com/office/drawing/2016/5/11/chartex" xmlns:cx6="http://schemas.microsoft.com/office/drawing/2016/5/12/chartex" xmlns:cx7="http://schemas.microsoft.com/office/drawing/2016/5/13/chartex" xmlns:cx8="http://schemas.microsoft.com/office/drawing/2016/5/14/chartex" xmlns:mc="http://schemas.openxmlformats.org/markup-compatibility/2006" xmlns:aink="http://schemas.microsoft.com/office/drawing/2016/ink" xmlns:am3d="http://schemas.microsoft.com/office/drawing/2017/model3d" xmlns:o="urn:schemas-microsoft-com:office:office" xmlns:r="http://schemas.openxmlformats.org/officeDocument/2006/relationships" xmlns:m="http://schemas.openxmlformats.org/officeDocument/2006/math" xmlns:v="urn:schemas-microsoft-com:vml" xmlns:wp14="http://schemas.microsoft.com/office/word/2010/wordprocessingDrawing" xmlns:wp="http://schemas.openxmlformats.org/drawingml/2006/wordprocessingDrawing" xmlns:w10="urn:schemas-microsoft-com:office:word" xmlns:w="http://schemas.openxmlformats.org/wordprocessingml/2006/main" xmlns:w14="http://schemas.microsoft.com/office/word/2010/wordml" xmlns:w15="http://schemas.microsoft.com/office/word/2012/wordml" xmlns:w16cex="http://schemas.microsoft.com/office/word/2018/wordml/cex" xmlns:w16cid="http://schemas.microsoft.com/office/word/2016/wordml/cid" xmlns:w16="http://schemas.microsoft.com/office/word/2018/wordml" xmlns:w16se="http://schemas.microsoft.com/office/word/2015/wordml/symex" xmlns:wpg="http://schemas.microsoft.com/office/word/2010/wordprocessingGroup" xmlns:wpi="http://schemas.microsoft.com/office/word/2010/wordprocessingInk" xmlns:wne="http://schemas.microsoft.com/office/word/2006/wordml" xmlns:wps="http://schemas.microsoft.com/office/word/2010/wordprocessingShape" mc:Ignorable="w14 w15 w16se w16cid w16 w16cex wp14">
+<w:document xmlns:wpc="http://schemas.microsoft.com/office/word/2010/wordprocessingCanvas" xmlns:cx="http://schemas.microsoft.com/office/drawing/2014/chartex" xmlns:cx1="http://schemas.microsoft.com/office/drawing/2015/9/8/chartex" xmlns:cx2="http://schemas.microsoft.com/office/drawing/2015/10/21/chartex" xmlns:cx3="http://schemas.microsoft.com/office/drawing/2016/5/9/chartex" xmlns:cx4="http://schemas.microsoft.com/office/drawing/2016/5/10/chartex" xmlns:cx5="http://schemas.microsoft.com/office/drawing/2016/5/11/chartex" xmlns:cx6="http://schemas.microsoft.com/office/drawing/2016/5/12/chartex" xmlns:cx7="http://schemas.microsoft.com/office/drawing/2016/5/13/chartex" xmlns:cx8="http://schemas.microsoft.com/office/drawing/2016/5/14/chartex" xmlns:mc="http://schemas.openxmlformats.org/markup-compatibility/2006" xmlns:aink="http://schemas.microsoft.com/office/drawing/2016/ink" xmlns:am3d="http://schemas.microsoft.com/office/drawing/2017/model3d" xmlns:o="urn:schemas-microsoft-com:office:office" xmlns:oel="http://schemas.microsoft.com/office/2019/extlst" xmlns:r="http://schemas.openxmlformats.org/officeDocument/2006/relationships" xmlns:m="http://schemas.openxmlformats.org/officeDocument/2006/math" xmlns:v="urn:schemas-microsoft-com:vml" xmlns:wp14="http://schemas.microsoft.com/office/word/2010/wordprocessingDrawing" xmlns:wp="http://schemas.openxmlformats.org/drawingml/2006/wordprocessingDrawing" xmlns:w10="urn:schemas-microsoft-com:office:word" xmlns:w="http://schemas.openxmlformats.org/wordprocessingml/2006/main" xmlns:w14="http://schemas.microsoft.com/office/word/2010/wordml" xmlns:w15="http://schemas.microsoft.com/office/word/2012/wordml" xmlns:w16cex="http://schemas.microsoft.com/office/word/2018/wordml/cex" xmlns:w16cid="http://schemas.microsoft.com/office/word/2016/wordml/cid" xmlns:w16="http://schemas.microsoft.com/office/word/2018/wordml" xmlns:w16du="http://schemas.microsoft.com/office/word/2023/wordml/word16du" xmlns:w16sdtdh="http://schemas.microsoft.com/office/word/2020/wordml/sdtdatahash" xmlns:w16sdtfl="http://schemas.microsoft.com/office/word/2024/wordml/sdtformatlock" xmlns:w16se="http://schemas.microsoft.com/office/word/2015/wordml/symex" xmlns:wpg="http://schemas.microsoft.com/office/word/2010/wordprocessingGroup" xmlns:wpi="http://schemas.microsoft.com/office/word/2010/wordprocessingInk" xmlns:wne="http://schemas.microsoft.com/office/word/2006/wordml" xmlns:wps="http://schemas.microsoft.com/office/word/2010/wordprocessingShape" mc:Ignorable="w14 w15 w16se w16cid w16 w16cex w16sdtdh w16sdtfl w16du wp14">
   <w:body>
     <w:p>
       <w:pPr>
@@ -34,20 +34,11 @@
         </w:sdtEndPr>
         <w:sdtContent>
           <w:r>
-            <w:t xml:space="preserve">Optional </w:t>
-          </w:r>
-          <w:r>
-            <w:t xml:space="preserve">Lab - </w:t>
+            <w:t xml:space="preserve">Optional Lab - </w:t>
           </w:r>
           <w:bookmarkStart w:id="0" w:name="_Hlk64968648"/>
           <w:r>
-            <w:t>Configure ASA Basic Settings</w:t>
-          </w:r>
-          <w:r>
-            <w:t xml:space="preserve"> </w:t>
-          </w:r>
-          <w:r>
-            <w:t>Using CLI</w:t>
+            <w:t>Configure ASA Basic Settings Using CLI</w:t>
           </w:r>
         </w:sdtContent>
       </w:sdt>
@@ -55,6 +46,11 @@
       <w:r>
         <w:t xml:space="preserve"> </w:t>
       </w:r>
+      <w:ins w:id="1" w:author="DAYUTH THY" w:date="2026-03-15T14:59:00Z" w16du:dateUtc="2026-03-15T07:59:00Z">
+        <w:r>
+          <w:t xml:space="preserve"> ( THY DAYUTH )</w:t>
+        </w:r>
+      </w:ins>
     </w:p>
     <w:p>
       <w:pPr>
@@ -73,10 +69,10 @@
           <w:noProof/>
         </w:rPr>
         <w:drawing>
-          <wp:inline distT="0" distB="0" distL="0" distR="0" wp14:anchorId="309EACA1" wp14:editId="6C595351">
-            <wp:extent cx="6324600" cy="3018560"/>
-            <wp:effectExtent l="0" t="0" r="0" b="0"/>
-            <wp:docPr id="3" name="Picture 3" descr="This topology has 1 router, 1 ASA, 3 switches and 3 PCs."/>
+          <wp:inline distT="0" distB="0" distL="0" distR="0" wp14:anchorId="309EACA1" wp14:editId="17C5D933">
+            <wp:extent cx="6398358" cy="3940232"/>
+            <wp:effectExtent l="0" t="0" r="2540" b="3175"/>
+            <wp:docPr id="3" name="Picture 3"/>
             <wp:cNvGraphicFramePr>
               <a:graphicFrameLocks xmlns:a="http://schemas.openxmlformats.org/drawingml/2006/main" noChangeAspect="1"/>
             </wp:cNvGraphicFramePr>
@@ -84,7 +80,7 @@
               <a:graphicData uri="http://schemas.openxmlformats.org/drawingml/2006/picture">
                 <pic:pic xmlns:pic="http://schemas.openxmlformats.org/drawingml/2006/picture">
                   <pic:nvPicPr>
-                    <pic:cNvPr id="3" name="Picture 3" descr="This topology has 1 router, 1 ASA, 3 switches and 3 PCs."/>
+                    <pic:cNvPr id="3" name="Picture 3"/>
                     <pic:cNvPicPr>
                       <a:picLocks noChangeAspect="1" noChangeArrowheads="1"/>
                     </pic:cNvPicPr>
@@ -97,7 +93,6 @@
                         </a:ext>
                       </a:extLst>
                     </a:blip>
-                    <a:srcRect/>
                     <a:stretch>
                       <a:fillRect/>
                     </a:stretch>
@@ -105,7 +100,7 @@
                   <pic:spPr bwMode="auto">
                     <a:xfrm>
                       <a:off x="0" y="0"/>
-                      <a:ext cx="6336406" cy="3024195"/>
+                      <a:ext cx="6410513" cy="3947717"/>
                     </a:xfrm>
                     <a:prstGeom prst="rect">
                       <a:avLst/>
@@ -1329,6 +1324,7 @@
         <w:pStyle w:val="ConfigWindow"/>
       </w:pPr>
       <w:r>
+        <w:lastRenderedPageBreak/>
         <w:t>Blank Line - no additional information</w:t>
       </w:r>
     </w:p>
@@ -1412,10 +1408,10 @@
       <w:pPr>
         <w:pStyle w:val="BodyTextL25"/>
       </w:pPr>
-      <w:bookmarkStart w:id="1" w:name="_Toc492961008"/>
-      <w:bookmarkStart w:id="2" w:name="_Toc492974528"/>
-      <w:bookmarkStart w:id="3" w:name="_Toc492974581"/>
-      <w:bookmarkStart w:id="4" w:name="_Toc494171525"/>
+      <w:bookmarkStart w:id="2" w:name="_Toc492961008"/>
+      <w:bookmarkStart w:id="3" w:name="_Toc492974528"/>
+      <w:bookmarkStart w:id="4" w:name="_Toc492974581"/>
+      <w:bookmarkStart w:id="5" w:name="_Toc494171525"/>
       <w:r>
         <w:rPr>
           <w:noProof/>
@@ -1423,7 +1419,15 @@
         <w:t>The Cisco Adaptive Security Appliance (ASA) is an advanced network security device that integrates a</w:t>
       </w:r>
       <w:r>
-        <w:t xml:space="preserve"> stateful firewall, </w:t>
+        <w:t xml:space="preserve"> </w:t>
+      </w:r>
+      <w:proofErr w:type="gramStart"/>
+      <w:r>
+        <w:t>stateful firewall</w:t>
+      </w:r>
+      <w:proofErr w:type="gramEnd"/>
+      <w:r>
+        <w:t xml:space="preserve">, </w:t>
       </w:r>
       <w:r>
         <w:rPr>
@@ -1512,7 +1516,23 @@
         <w:t>the ASA as a basic firewall. Other devices will receive minimal configuration to support the ASA portion of</w:t>
       </w:r>
       <w:r>
-        <w:t xml:space="preserve"> this lab. This lab uses the ASA CLI, which is similar to the IOS CLI, to configure basic device and security settings.</w:t>
+        <w:t xml:space="preserve"> this lab. This lab uses the ASA CLI, which is </w:t>
+      </w:r>
+      <w:proofErr w:type="gramStart"/>
+      <w:r>
+        <w:t>similar to</w:t>
+      </w:r>
+      <w:proofErr w:type="gramEnd"/>
+      <w:r>
+        <w:t xml:space="preserve"> the IOS CLI, to configure basic </w:t>
+      </w:r>
+      <w:proofErr w:type="gramStart"/>
+      <w:r>
+        <w:t>device</w:t>
+      </w:r>
+      <w:proofErr w:type="gramEnd"/>
+      <w:r>
+        <w:t xml:space="preserve"> and security settings.</w:t>
       </w:r>
     </w:p>
     <w:p>
@@ -1531,7 +1551,7 @@
       <w:r>
         <w:t xml:space="preserve"> configure the topology and non-ASA devices. </w:t>
       </w:r>
-      <w:bookmarkStart w:id="5" w:name="_Hlk64968727"/>
+      <w:bookmarkStart w:id="6" w:name="_Hlk64968727"/>
       <w:r>
         <w:t>In Part 2</w:t>
       </w:r>
@@ -1556,7 +1576,7 @@
       <w:r>
         <w:t xml:space="preserve"> access</w:t>
       </w:r>
-      <w:bookmarkEnd w:id="5"/>
+      <w:bookmarkEnd w:id="6"/>
       <w:r>
         <w:t>. ASDM provides an intuitive, GUI-based tool for configuring the ASA.</w:t>
       </w:r>
@@ -1568,11 +1588,11 @@
           <w:rFonts w:eastAsia="Arial"/>
         </w:rPr>
       </w:pPr>
-      <w:bookmarkStart w:id="6" w:name="_Hlk54883338"/>
-      <w:bookmarkEnd w:id="1"/>
+      <w:bookmarkStart w:id="7" w:name="_Hlk54883338"/>
       <w:bookmarkEnd w:id="2"/>
       <w:bookmarkEnd w:id="3"/>
       <w:bookmarkEnd w:id="4"/>
+      <w:bookmarkEnd w:id="5"/>
       <w:r>
         <w:rPr>
           <w:rFonts w:eastAsia="Arial"/>
@@ -1867,7 +1887,7 @@
         <w:t>have no startup configurations.</w:t>
       </w:r>
     </w:p>
-    <w:bookmarkEnd w:id="6"/>
+    <w:bookmarkEnd w:id="7"/>
     <w:p>
       <w:pPr>
         <w:pStyle w:val="Heading1"/>
@@ -1885,7 +1905,7 @@
         <w:pStyle w:val="Bulletlevel1"/>
         <w:spacing w:before="60" w:after="60" w:line="276" w:lineRule="auto"/>
       </w:pPr>
-      <w:bookmarkStart w:id="7" w:name="_Hlk54883414"/>
+      <w:bookmarkStart w:id="8" w:name="_Hlk54883414"/>
       <w:r>
         <w:t>3 R</w:t>
       </w:r>
@@ -1972,7 +1992,7 @@
       <w:r>
         <w:t>cables as shown in the topology</w:t>
       </w:r>
-      <w:bookmarkEnd w:id="7"/>
+      <w:bookmarkEnd w:id="8"/>
     </w:p>
     <w:p>
       <w:pPr>
@@ -2247,7 +2267,15 @@
         <w:pStyle w:val="CMD"/>
       </w:pPr>
       <w:r>
-        <w:t xml:space="preserve"> no shutdown</w:t>
+        <w:t xml:space="preserve"> </w:t>
+      </w:r>
+      <w:proofErr w:type="gramStart"/>
+      <w:r>
+        <w:t>no</w:t>
+      </w:r>
+      <w:proofErr w:type="gramEnd"/>
+      <w:r>
+        <w:t xml:space="preserve"> shutdown</w:t>
       </w:r>
     </w:p>
     <w:p>
@@ -2271,7 +2299,15 @@
         <w:pStyle w:val="CMD"/>
       </w:pPr>
       <w:r>
-        <w:t xml:space="preserve"> no shutdown</w:t>
+        <w:t xml:space="preserve"> </w:t>
+      </w:r>
+      <w:proofErr w:type="gramStart"/>
+      <w:r>
+        <w:t>no</w:t>
+      </w:r>
+      <w:proofErr w:type="gramEnd"/>
+      <w:r>
+        <w:t xml:space="preserve"> shutdown</w:t>
       </w:r>
     </w:p>
     <w:p>
@@ -2279,7 +2315,15 @@
         <w:pStyle w:val="CMD"/>
       </w:pPr>
       <w:r>
-        <w:t>crypto key generate rsa general-keys modulus 1024</w:t>
+        <w:t xml:space="preserve">crypto </w:t>
+      </w:r>
+      <w:proofErr w:type="gramStart"/>
+      <w:r>
+        <w:t>key</w:t>
+      </w:r>
+      <w:proofErr w:type="gramEnd"/>
+      <w:r>
+        <w:t xml:space="preserve"> generate rsa general-keys modulus 1024</w:t>
       </w:r>
     </w:p>
     <w:p>
@@ -2319,8 +2363,21 @@
         <w:pStyle w:val="CMD"/>
       </w:pPr>
       <w:r>
-        <w:t xml:space="preserve"> login local</w:t>
-      </w:r>
+        <w:t xml:space="preserve"> </w:t>
+      </w:r>
+      <w:proofErr w:type="gramStart"/>
+      <w:r>
+        <w:t>login</w:t>
+      </w:r>
+      <w:proofErr w:type="gramEnd"/>
+      <w:r>
+        <w:t xml:space="preserve"> </w:t>
+      </w:r>
+      <w:proofErr w:type="gramStart"/>
+      <w:r>
+        <w:t>local</w:t>
+      </w:r>
+      <w:proofErr w:type="gramEnd"/>
     </w:p>
     <w:p>
       <w:pPr>
@@ -2343,8 +2400,21 @@
         <w:pStyle w:val="CMD"/>
       </w:pPr>
       <w:r>
-        <w:t xml:space="preserve"> login local</w:t>
-      </w:r>
+        <w:t xml:space="preserve"> </w:t>
+      </w:r>
+      <w:proofErr w:type="gramStart"/>
+      <w:r>
+        <w:t>login</w:t>
+      </w:r>
+      <w:proofErr w:type="gramEnd"/>
+      <w:r>
+        <w:t xml:space="preserve"> </w:t>
+      </w:r>
+      <w:proofErr w:type="gramStart"/>
+      <w:r>
+        <w:t>local</w:t>
+      </w:r>
+      <w:proofErr w:type="gramEnd"/>
     </w:p>
     <w:p>
       <w:pPr>
@@ -2817,20 +2887,36 @@
         <w:pStyle w:val="CMDOutput"/>
       </w:pPr>
       <w:r>
-        <w:t>BIOS Flash M25P64 @ 0xfed01000, 16384KB</w:t>
-      </w:r>
-    </w:p>
-    <w:p>
-      <w:pPr>
-        <w:pStyle w:val="CMDOutput"/>
-      </w:pPr>
-    </w:p>
-    <w:p>
-      <w:pPr>
-        <w:pStyle w:val="CMDOutput"/>
-      </w:pPr>
-      <w:r>
-        <w:t>Encryption hardware device : Cisco ASA Crypto on-board accelerator (revision 0x1)</w:t>
+        <w:t xml:space="preserve">BIOS Flash </w:t>
+      </w:r>
+      <w:proofErr w:type="gramStart"/>
+      <w:r>
+        <w:t>M25P64 @</w:t>
+      </w:r>
+      <w:proofErr w:type="gramEnd"/>
+      <w:r>
+        <w:t xml:space="preserve"> 0xfed01000, 16384KB</w:t>
+      </w:r>
+    </w:p>
+    <w:p>
+      <w:pPr>
+        <w:pStyle w:val="CMDOutput"/>
+      </w:pPr>
+    </w:p>
+    <w:p>
+      <w:pPr>
+        <w:pStyle w:val="CMDOutput"/>
+      </w:pPr>
+      <w:r>
+        <w:t xml:space="preserve">Encryption hardware </w:t>
+      </w:r>
+      <w:proofErr w:type="gramStart"/>
+      <w:r>
+        <w:t>device :</w:t>
+      </w:r>
+      <w:proofErr w:type="gramEnd"/>
+      <w:r>
+        <w:t xml:space="preserve"> Cisco ASA Crypto on-board accelerator (revision 0x1)</w:t>
       </w:r>
     </w:p>
     <w:p>
@@ -2851,32 +2937,103 @@
         <w:pStyle w:val="CMDOutput"/>
       </w:pPr>
       <w:r>
-        <w:t xml:space="preserve"> 1: Ext: GigabitEthernet1/1  : address is 00a3.8ecd.0ed2, irq 255</w:t>
-      </w:r>
-    </w:p>
-    <w:p>
-      <w:pPr>
-        <w:pStyle w:val="CMDOutput"/>
-      </w:pPr>
-      <w:r>
-        <w:t xml:space="preserve"> 2: Ext: GigabitEthernet1/2  : address is 00a3.8ecd.0ed3, irq 255</w:t>
-      </w:r>
-    </w:p>
-    <w:p>
-      <w:pPr>
-        <w:pStyle w:val="CMDOutput"/>
-      </w:pPr>
-      <w:r>
-        <w:t xml:space="preserve"> 3: Ext: GigabitEthernet1/3  : address is 00a3.8ecd.0ed4, irq 255</w:t>
-      </w:r>
-    </w:p>
-    <w:p>
-      <w:pPr>
-        <w:pStyle w:val="CMDOutput"/>
+        <w:t xml:space="preserve"> 1: Ext: GigabitEthernet1/</w:t>
+      </w:r>
+      <w:proofErr w:type="gramStart"/>
+      <w:r>
+        <w:t>1  :</w:t>
+      </w:r>
+      <w:proofErr w:type="gramEnd"/>
+      <w:r>
+        <w:t xml:space="preserve"> address is 00a3.8ecd.0ed2, irq 255</w:t>
+      </w:r>
+    </w:p>
+    <w:p>
+      <w:pPr>
+        <w:pStyle w:val="CMDOutput"/>
+      </w:pPr>
+      <w:r>
+        <w:t xml:space="preserve"> 2: Ext: GigabitEthernet1/</w:t>
+      </w:r>
+      <w:proofErr w:type="gramStart"/>
+      <w:r>
+        <w:t>2  :</w:t>
+      </w:r>
+      <w:proofErr w:type="gramEnd"/>
+      <w:r>
+        <w:t xml:space="preserve"> address is 00a3.8ecd.0ed3, irq 255</w:t>
+      </w:r>
+    </w:p>
+    <w:p>
+      <w:pPr>
+        <w:pStyle w:val="CMDOutput"/>
+      </w:pPr>
+      <w:r>
+        <w:t xml:space="preserve"> 3: Ext: GigabitEthernet1/</w:t>
+      </w:r>
+      <w:proofErr w:type="gramStart"/>
+      <w:r>
+        <w:t>3  :</w:t>
+      </w:r>
+      <w:proofErr w:type="gramEnd"/>
+      <w:r>
+        <w:t xml:space="preserve"> address is 00a3.8ecd.0ed4, irq 255</w:t>
+      </w:r>
+    </w:p>
+    <w:p>
+      <w:pPr>
+        <w:pStyle w:val="CMDOutput"/>
+        <w:rPr>
+          <w:ins w:id="9" w:author="DAYUTH THY" w:date="2026-03-15T14:45:00Z" w16du:dateUtc="2026-03-15T07:45:00Z"/>
+        </w:rPr>
       </w:pPr>
       <w:r>
         <w:t>&lt;output omitted&gt;</w:t>
       </w:r>
+    </w:p>
+    <w:p>
+      <w:pPr>
+        <w:pStyle w:val="CMDOutput"/>
+      </w:pPr>
+      <w:ins w:id="10" w:author="DAYUTH THY" w:date="2026-03-15T14:45:00Z" w16du:dateUtc="2026-03-15T07:45:00Z">
+        <w:r>
+          <w:drawing>
+            <wp:inline distT="0" distB="0" distL="0" distR="0" wp14:anchorId="76D16865" wp14:editId="5A9EE3ED">
+              <wp:extent cx="5849166" cy="4867954"/>
+              <wp:effectExtent l="0" t="0" r="0" b="8890"/>
+              <wp:docPr id="875274677" name="Picture 1"/>
+              <wp:cNvGraphicFramePr>
+                <a:graphicFrameLocks xmlns:a="http://schemas.openxmlformats.org/drawingml/2006/main" noChangeAspect="1"/>
+              </wp:cNvGraphicFramePr>
+              <a:graphic xmlns:a="http://schemas.openxmlformats.org/drawingml/2006/main">
+                <a:graphicData uri="http://schemas.openxmlformats.org/drawingml/2006/picture">
+                  <pic:pic xmlns:pic="http://schemas.openxmlformats.org/drawingml/2006/picture">
+                    <pic:nvPicPr>
+                      <pic:cNvPr id="875274677" name=""/>
+                      <pic:cNvPicPr/>
+                    </pic:nvPicPr>
+                    <pic:blipFill>
+                      <a:blip r:embed="rId9"/>
+                      <a:stretch>
+                        <a:fillRect/>
+                      </a:stretch>
+                    </pic:blipFill>
+                    <pic:spPr>
+                      <a:xfrm>
+                        <a:off x="0" y="0"/>
+                        <a:ext cx="5849166" cy="4867954"/>
+                      </a:xfrm>
+                      <a:prstGeom prst="rect">
+                        <a:avLst/>
+                      </a:prstGeom>
+                    </pic:spPr>
+                  </pic:pic>
+                </a:graphicData>
+              </a:graphic>
+            </wp:inline>
+          </w:drawing>
+        </w:r>
+      </w:ins>
     </w:p>
     <w:p>
       <w:pPr>
@@ -2907,92 +3064,243 @@
     <w:p>
       <w:pPr>
         <w:pStyle w:val="AnswerLineL25"/>
-      </w:pPr>
-      <w:r>
+        <w:rPr>
+          <w:del w:id="11" w:author="DAYUTH THY" w:date="2026-03-15T14:46:00Z" w16du:dateUtc="2026-03-15T07:46:00Z"/>
+          <w:i w:val="0"/>
+          <w:iCs/>
+          <w:color w:val="EE0000"/>
+          <w:rPrChange w:id="12" w:author="DAYUTH THY" w:date="2026-03-15T14:46:00Z" w16du:dateUtc="2026-03-15T07:46:00Z">
+            <w:rPr>
+              <w:del w:id="13" w:author="DAYUTH THY" w:date="2026-03-15T14:46:00Z" w16du:dateUtc="2026-03-15T07:46:00Z"/>
+            </w:rPr>
+          </w:rPrChange>
+        </w:rPr>
+      </w:pPr>
+      <w:del w:id="14" w:author="DAYUTH THY" w:date="2026-03-15T14:46:00Z" w16du:dateUtc="2026-03-15T07:46:00Z">
+        <w:r>
+          <w:rPr>
+            <w:color w:val="EE0000"/>
+            <w:rPrChange w:id="15" w:author="DAYUTH THY" w:date="2026-03-15T14:46:00Z" w16du:dateUtc="2026-03-15T07:46:00Z">
+              <w:rPr/>
+            </w:rPrChange>
+          </w:rPr>
+          <w:delText>Type your answers here.</w:delText>
+        </w:r>
+      </w:del>
+      <w:ins w:id="16" w:author="DAYUTH THY" w:date="2026-03-15T14:46:00Z" w16du:dateUtc="2026-03-15T07:46:00Z">
+        <w:r>
+          <w:rPr>
+            <w:color w:val="EE0000"/>
+          </w:rPr>
+          <w:t xml:space="preserve"> </w:t>
+        </w:r>
+      </w:ins>
+      <w:ins w:id="17" w:author="DAYUTH THY" w:date="2026-03-15T14:47:00Z" w16du:dateUtc="2026-03-15T07:47:00Z">
+        <w:r>
+          <w:rPr>
+            <w:color w:val="EE0000"/>
+          </w:rPr>
+          <w:t>9.8</w:t>
+        </w:r>
+      </w:ins>
+    </w:p>
+    <w:p>
+      <w:pPr>
+        <w:pStyle w:val="BodyTextL25"/>
+      </w:pPr>
+      <w:r>
+        <w:t xml:space="preserve">What is the name of the </w:t>
+      </w:r>
+      <w:r>
+        <w:t>s</w:t>
+      </w:r>
+      <w:r>
+        <w:t>ystem image fil</w:t>
+      </w:r>
+      <w:r>
+        <w:t xml:space="preserve">e </w:t>
+      </w:r>
+      <w:proofErr w:type="gramStart"/>
+      <w:r>
+        <w:t>and from</w:t>
+      </w:r>
+      <w:proofErr w:type="gramEnd"/>
+      <w:r>
+        <w:t xml:space="preserve"> where was it loaded?</w:t>
+      </w:r>
+    </w:p>
+    <w:p>
+      <w:pPr>
+        <w:pStyle w:val="AnswerLineL25"/>
+        <w:rPr>
+          <w:color w:val="EE0000"/>
+          <w:rPrChange w:id="18" w:author="DAYUTH THY" w:date="2026-03-15T14:48:00Z" w16du:dateUtc="2026-03-15T07:48:00Z">
+            <w:rPr/>
+          </w:rPrChange>
+        </w:rPr>
+      </w:pPr>
+      <w:r>
+        <w:rPr>
+          <w:color w:val="EE0000"/>
+          <w:rPrChange w:id="19" w:author="DAYUTH THY" w:date="2026-03-15T14:48:00Z" w16du:dateUtc="2026-03-15T07:48:00Z">
+            <w:rPr/>
+          </w:rPrChange>
+        </w:rPr>
         <w:t>Type your answers here.</w:t>
       </w:r>
+      <w:ins w:id="20" w:author="DAYUTH THY" w:date="2026-03-15T14:48:00Z" w16du:dateUtc="2026-03-15T07:48:00Z">
+        <w:r>
+          <w:rPr>
+            <w:color w:val="EE0000"/>
+          </w:rPr>
+          <w:t xml:space="preserve"> </w:t>
+        </w:r>
+        <w:r>
+          <w:rPr>
+            <w:color w:val="EE0000"/>
+          </w:rPr>
+          <w:t>System image file is "boot:/asa983-smp-k8.bin"</w:t>
+        </w:r>
+        <w:r>
+          <w:rPr>
+            <w:color w:val="EE0000"/>
+          </w:rPr>
+          <w:t xml:space="preserve"> and was boot to boot</w:t>
+        </w:r>
+      </w:ins>
     </w:p>
     <w:p>
       <w:pPr>
         <w:pStyle w:val="BodyTextL25"/>
       </w:pPr>
       <w:r>
-        <w:t xml:space="preserve">What is the name of the </w:t>
-      </w:r>
-      <w:r>
-        <w:t>s</w:t>
-      </w:r>
-      <w:r>
-        <w:t>ystem image fil</w:t>
-      </w:r>
-      <w:r>
-        <w:t>e and from where was it loaded?</w:t>
+        <w:t xml:space="preserve">The ASA can be managed using a built-in GUI known as ASDM. What version of </w:t>
+      </w:r>
+      <w:r>
+        <w:t xml:space="preserve">ASDM </w:t>
+      </w:r>
+      <w:r>
+        <w:t>is this ASA running?</w:t>
       </w:r>
     </w:p>
     <w:p>
       <w:pPr>
         <w:pStyle w:val="AnswerLineL25"/>
-      </w:pPr>
-      <w:r>
+        <w:rPr>
+          <w:color w:val="EE0000"/>
+          <w:rPrChange w:id="21" w:author="DAYUTH THY" w:date="2026-03-15T14:49:00Z" w16du:dateUtc="2026-03-15T07:49:00Z">
+            <w:rPr/>
+          </w:rPrChange>
+        </w:rPr>
+      </w:pPr>
+      <w:r>
+        <w:rPr>
+          <w:color w:val="EE0000"/>
+          <w:rPrChange w:id="22" w:author="DAYUTH THY" w:date="2026-03-15T14:49:00Z" w16du:dateUtc="2026-03-15T07:49:00Z">
+            <w:rPr/>
+          </w:rPrChange>
+        </w:rPr>
         <w:t>Type your answers here.</w:t>
       </w:r>
+      <w:ins w:id="23" w:author="DAYUTH THY" w:date="2026-03-15T14:49:00Z" w16du:dateUtc="2026-03-15T07:49:00Z">
+        <w:r>
+          <w:rPr>
+            <w:color w:val="EE0000"/>
+          </w:rPr>
+          <w:t xml:space="preserve"> 7.8</w:t>
+        </w:r>
+      </w:ins>
     </w:p>
     <w:p>
       <w:pPr>
         <w:pStyle w:val="BodyTextL25"/>
       </w:pPr>
       <w:r>
-        <w:t xml:space="preserve">The ASA can be managed using a built-in GUI known as ASDM. What version of </w:t>
-      </w:r>
-      <w:r>
-        <w:t xml:space="preserve">ASDM </w:t>
-      </w:r>
-      <w:r>
-        <w:t>is this ASA running?</w:t>
+        <w:t>What is the Firepower Extension Operating System version?</w:t>
       </w:r>
     </w:p>
     <w:p>
       <w:pPr>
         <w:pStyle w:val="AnswerLineL25"/>
-      </w:pPr>
-      <w:r>
+        <w:rPr>
+          <w:color w:val="EE0000"/>
+          <w:rPrChange w:id="24" w:author="DAYUTH THY" w:date="2026-03-15T14:50:00Z" w16du:dateUtc="2026-03-15T07:50:00Z">
+            <w:rPr/>
+          </w:rPrChange>
+        </w:rPr>
+      </w:pPr>
+      <w:r>
+        <w:rPr>
+          <w:color w:val="EE0000"/>
+          <w:rPrChange w:id="25" w:author="DAYUTH THY" w:date="2026-03-15T14:50:00Z" w16du:dateUtc="2026-03-15T07:50:00Z">
+            <w:rPr/>
+          </w:rPrChange>
+        </w:rPr>
         <w:t>Type your answers here.</w:t>
       </w:r>
+      <w:ins w:id="26" w:author="DAYUTH THY" w:date="2026-03-15T14:50:00Z" w16du:dateUtc="2026-03-15T07:50:00Z">
+        <w:r>
+          <w:rPr>
+            <w:color w:val="EE0000"/>
+          </w:rPr>
+          <w:t xml:space="preserve"> 2.2(2.90i)</w:t>
+        </w:r>
+      </w:ins>
     </w:p>
     <w:p>
       <w:pPr>
         <w:pStyle w:val="BodyTextL25"/>
       </w:pPr>
       <w:r>
-        <w:t>What is the Firepower Extension Operating System version?</w:t>
+        <w:t>H</w:t>
+      </w:r>
+      <w:r>
+        <w:t>ow much RAM does this ASA have?</w:t>
       </w:r>
     </w:p>
     <w:p>
       <w:pPr>
         <w:pStyle w:val="AnswerLineL25"/>
-      </w:pPr>
-      <w:r>
+        <w:rPr>
+          <w:color w:val="EE0000"/>
+          <w:rPrChange w:id="27" w:author="DAYUTH THY" w:date="2026-03-15T14:50:00Z" w16du:dateUtc="2026-03-15T07:50:00Z">
+            <w:rPr/>
+          </w:rPrChange>
+        </w:rPr>
+      </w:pPr>
+      <w:r>
+        <w:rPr>
+          <w:color w:val="EE0000"/>
+          <w:rPrChange w:id="28" w:author="DAYUTH THY" w:date="2026-03-15T14:50:00Z" w16du:dateUtc="2026-03-15T07:50:00Z">
+            <w:rPr/>
+          </w:rPrChange>
+        </w:rPr>
         <w:t>Type your answers here.</w:t>
       </w:r>
-    </w:p>
-    <w:p>
-      <w:pPr>
-        <w:pStyle w:val="BodyTextL25"/>
-      </w:pPr>
-      <w:r>
-        <w:t>H</w:t>
-      </w:r>
-      <w:r>
-        <w:t>ow much RAM does this ASA have?</w:t>
-      </w:r>
-    </w:p>
-    <w:p>
-      <w:pPr>
-        <w:pStyle w:val="AnswerLineL25"/>
-      </w:pPr>
-      <w:r>
-        <w:t>Type your answers here.</w:t>
-      </w:r>
+      <w:ins w:id="29" w:author="DAYUTH THY" w:date="2026-03-15T14:50:00Z" w16du:dateUtc="2026-03-15T07:50:00Z">
+        <w:r>
+          <w:rPr>
+            <w:color w:val="EE0000"/>
+          </w:rPr>
+          <w:t xml:space="preserve"> 2048</w:t>
+        </w:r>
+      </w:ins>
+      <w:ins w:id="30" w:author="DAYUTH THY" w:date="2026-03-15T14:51:00Z" w16du:dateUtc="2026-03-15T07:51:00Z">
+        <w:r>
+          <w:rPr>
+            <w:color w:val="EE0000"/>
+          </w:rPr>
+          <w:t>m</w:t>
+        </w:r>
+      </w:ins>
+      <w:ins w:id="31" w:author="DAYUTH THY" w:date="2026-03-15T14:50:00Z" w16du:dateUtc="2026-03-15T07:50:00Z">
+        <w:r>
+          <w:rPr>
+            <w:color w:val="EE0000"/>
+          </w:rPr>
+          <w:t>b ram</w:t>
+        </w:r>
+      </w:ins>
     </w:p>
     <w:p>
       <w:pPr>
@@ -3006,10 +3314,47 @@
     <w:p>
       <w:pPr>
         <w:pStyle w:val="AnswerLineL25"/>
-      </w:pPr>
-      <w:r>
-        <w:t>Type your answers here.</w:t>
-      </w:r>
+        <w:rPr>
+          <w:color w:val="EE0000"/>
+          <w:rPrChange w:id="32" w:author="DAYUTH THY" w:date="2026-03-15T14:51:00Z" w16du:dateUtc="2026-03-15T07:51:00Z">
+            <w:rPr/>
+          </w:rPrChange>
+        </w:rPr>
+      </w:pPr>
+      <w:r>
+        <w:rPr>
+          <w:color w:val="EE0000"/>
+          <w:rPrChange w:id="33" w:author="DAYUTH THY" w:date="2026-03-15T14:51:00Z" w16du:dateUtc="2026-03-15T07:51:00Z">
+            <w:rPr/>
+          </w:rPrChange>
+        </w:rPr>
+        <w:t>Type your answers here</w:t>
+      </w:r>
+      <w:proofErr w:type="gramStart"/>
+      <w:r>
+        <w:rPr>
+          <w:color w:val="EE0000"/>
+          <w:rPrChange w:id="34" w:author="DAYUTH THY" w:date="2026-03-15T14:51:00Z" w16du:dateUtc="2026-03-15T07:51:00Z">
+            <w:rPr/>
+          </w:rPrChange>
+        </w:rPr>
+        <w:t>.</w:t>
+      </w:r>
+      <w:ins w:id="35" w:author="DAYUTH THY" w:date="2026-03-15T14:51:00Z" w16du:dateUtc="2026-03-15T07:51:00Z">
+        <w:r>
+          <w:rPr>
+            <w:color w:val="EE0000"/>
+          </w:rPr>
+          <w:t xml:space="preserve"> :</w:t>
+        </w:r>
+        <w:proofErr w:type="gramEnd"/>
+        <w:r>
+          <w:rPr>
+            <w:color w:val="EE0000"/>
+          </w:rPr>
+          <w:t xml:space="preserve"> 8192mb ram</w:t>
+        </w:r>
+      </w:ins>
     </w:p>
     <w:p>
       <w:pPr>
@@ -3023,10 +3368,47 @@
     <w:p>
       <w:pPr>
         <w:pStyle w:val="AnswerLineL25"/>
-      </w:pPr>
-      <w:r>
-        <w:t>Type your answers here.</w:t>
-      </w:r>
+        <w:rPr>
+          <w:color w:val="EE0000"/>
+          <w:rPrChange w:id="36" w:author="DAYUTH THY" w:date="2026-03-15T14:52:00Z" w16du:dateUtc="2026-03-15T07:52:00Z">
+            <w:rPr/>
+          </w:rPrChange>
+        </w:rPr>
+      </w:pPr>
+      <w:r>
+        <w:rPr>
+          <w:color w:val="EE0000"/>
+          <w:rPrChange w:id="37" w:author="DAYUTH THY" w:date="2026-03-15T14:52:00Z" w16du:dateUtc="2026-03-15T07:52:00Z">
+            <w:rPr/>
+          </w:rPrChange>
+        </w:rPr>
+        <w:t>Type your answers here</w:t>
+      </w:r>
+      <w:proofErr w:type="gramStart"/>
+      <w:r>
+        <w:rPr>
+          <w:color w:val="EE0000"/>
+          <w:rPrChange w:id="38" w:author="DAYUTH THY" w:date="2026-03-15T14:52:00Z" w16du:dateUtc="2026-03-15T07:52:00Z">
+            <w:rPr/>
+          </w:rPrChange>
+        </w:rPr>
+        <w:t>.</w:t>
+      </w:r>
+      <w:ins w:id="39" w:author="DAYUTH THY" w:date="2026-03-15T14:52:00Z" w16du:dateUtc="2026-03-15T07:52:00Z">
+        <w:r>
+          <w:rPr>
+            <w:color w:val="EE0000"/>
+          </w:rPr>
+          <w:t xml:space="preserve"> :</w:t>
+        </w:r>
+        <w:proofErr w:type="gramEnd"/>
+        <w:r>
+          <w:rPr>
+            <w:color w:val="EE0000"/>
+          </w:rPr>
+          <w:t xml:space="preserve"> 1 Management and 3 GE </w:t>
+        </w:r>
+      </w:ins>
     </w:p>
     <w:p>
       <w:pPr>
@@ -3040,10 +3422,56 @@
     <w:p>
       <w:pPr>
         <w:pStyle w:val="AnswerLineL25"/>
-      </w:pPr>
-      <w:r>
-        <w:t>Type your answers here.</w:t>
-      </w:r>
+        <w:rPr>
+          <w:color w:val="EE0000"/>
+          <w:rPrChange w:id="40" w:author="DAYUTH THY" w:date="2026-03-15T14:52:00Z" w16du:dateUtc="2026-03-15T07:52:00Z">
+            <w:rPr/>
+          </w:rPrChange>
+        </w:rPr>
+      </w:pPr>
+      <w:r>
+        <w:rPr>
+          <w:color w:val="EE0000"/>
+          <w:rPrChange w:id="41" w:author="DAYUTH THY" w:date="2026-03-15T14:52:00Z" w16du:dateUtc="2026-03-15T07:52:00Z">
+            <w:rPr/>
+          </w:rPrChange>
+        </w:rPr>
+        <w:t>Type your answers here</w:t>
+      </w:r>
+      <w:proofErr w:type="gramStart"/>
+      <w:r>
+        <w:rPr>
+          <w:color w:val="EE0000"/>
+          <w:rPrChange w:id="42" w:author="DAYUTH THY" w:date="2026-03-15T14:52:00Z" w16du:dateUtc="2026-03-15T07:52:00Z">
+            <w:rPr/>
+          </w:rPrChange>
+        </w:rPr>
+        <w:t>.</w:t>
+      </w:r>
+      <w:ins w:id="43" w:author="DAYUTH THY" w:date="2026-03-15T14:52:00Z" w16du:dateUtc="2026-03-15T07:52:00Z">
+        <w:r>
+          <w:rPr>
+            <w:color w:val="EE0000"/>
+          </w:rPr>
+          <w:t xml:space="preserve"> :</w:t>
+        </w:r>
+        <w:proofErr w:type="gramEnd"/>
+        <w:r>
+          <w:rPr>
+            <w:color w:val="EE0000"/>
+          </w:rPr>
+          <w:t xml:space="preserve"> </w:t>
+        </w:r>
+      </w:ins>
+      <w:ins w:id="44" w:author="DAYUTH THY" w:date="2026-03-15T14:53:00Z">
+        <w:r>
+          <w:rPr>
+            <w:bCs/>
+            <w:color w:val="EE0000"/>
+          </w:rPr>
+          <w:t>The ASA has either Base or the Security Plus license</w:t>
+        </w:r>
+      </w:ins>
     </w:p>
     <w:p>
       <w:pPr>
@@ -3107,8 +3535,29 @@
         <w:pStyle w:val="CMDOutput"/>
       </w:pPr>
       <w:r>
-        <w:t xml:space="preserve">     Size(b)     Free(b)      Type      Flags  Prefixes</w:t>
-      </w:r>
+        <w:t xml:space="preserve">     Size(</w:t>
+      </w:r>
+      <w:proofErr w:type="gramStart"/>
+      <w:r>
+        <w:t xml:space="preserve">b)   </w:t>
+      </w:r>
+      <w:proofErr w:type="gramEnd"/>
+      <w:r>
+        <w:t xml:space="preserve">  Free(</w:t>
+      </w:r>
+      <w:proofErr w:type="gramStart"/>
+      <w:r>
+        <w:t xml:space="preserve">b)   </w:t>
+      </w:r>
+      <w:proofErr w:type="gramEnd"/>
+      <w:r>
+        <w:t xml:space="preserve">   Type      </w:t>
+      </w:r>
+      <w:proofErr w:type="gramStart"/>
+      <w:r>
+        <w:t>Flags  Prefixes</w:t>
+      </w:r>
+      <w:proofErr w:type="gramEnd"/>
     </w:p>
     <w:p>
       <w:pPr>
@@ -3123,71 +3572,162 @@
         <w:pStyle w:val="CMDOutput"/>
       </w:pPr>
       <w:r>
-        <w:t xml:space="preserve">             -             -  disk      rw      disk1:</w:t>
-      </w:r>
-    </w:p>
-    <w:p>
-      <w:pPr>
-        <w:pStyle w:val="CMDOutput"/>
-      </w:pPr>
-      <w:r>
-        <w:t xml:space="preserve">             -             -  network   rw      tftp:</w:t>
-      </w:r>
-    </w:p>
-    <w:p>
-      <w:pPr>
-        <w:pStyle w:val="CMDOutput"/>
-      </w:pPr>
-      <w:r>
-        <w:t xml:space="preserve">             -             -  opaque    rw      system:</w:t>
-      </w:r>
-    </w:p>
-    <w:p>
-      <w:pPr>
-        <w:pStyle w:val="CMDOutput"/>
-      </w:pPr>
-      <w:r>
-        <w:t xml:space="preserve">             -             -  network   ro      http:</w:t>
-      </w:r>
-    </w:p>
-    <w:p>
-      <w:pPr>
-        <w:pStyle w:val="CMDOutput"/>
-      </w:pPr>
-      <w:r>
-        <w:t xml:space="preserve">             -             -  network   ro      https:</w:t>
-      </w:r>
-    </w:p>
-    <w:p>
-      <w:pPr>
-        <w:pStyle w:val="CMDOutput"/>
-      </w:pPr>
-      <w:r>
-        <w:t xml:space="preserve">             -             -  network   rw      scp:</w:t>
-      </w:r>
-    </w:p>
-    <w:p>
-      <w:pPr>
-        <w:pStyle w:val="CMDOutput"/>
-      </w:pPr>
-      <w:r>
-        <w:t xml:space="preserve">             -             -  network   rw      ftp:</w:t>
-      </w:r>
-    </w:p>
-    <w:p>
-      <w:pPr>
-        <w:pStyle w:val="CMDOutput"/>
-      </w:pPr>
-      <w:r>
-        <w:t xml:space="preserve">             -             -  network   wo      cluster:</w:t>
-      </w:r>
-    </w:p>
-    <w:p>
-      <w:pPr>
-        <w:pStyle w:val="CMDOutput"/>
-      </w:pPr>
-      <w:r>
-        <w:t xml:space="preserve">             -             -  stub      ro      cluster_trace:</w:t>
+        <w:t xml:space="preserve">             -             </w:t>
+      </w:r>
+      <w:proofErr w:type="gramStart"/>
+      <w:r>
+        <w:t>-  disk</w:t>
+      </w:r>
+      <w:proofErr w:type="gramEnd"/>
+      <w:r>
+        <w:t xml:space="preserve">      rw      disk1:</w:t>
+      </w:r>
+    </w:p>
+    <w:p>
+      <w:pPr>
+        <w:pStyle w:val="CMDOutput"/>
+      </w:pPr>
+      <w:r>
+        <w:t xml:space="preserve">             -             </w:t>
+      </w:r>
+      <w:proofErr w:type="gramStart"/>
+      <w:r>
+        <w:t>-  network</w:t>
+      </w:r>
+      <w:proofErr w:type="gramEnd"/>
+      <w:r>
+        <w:t xml:space="preserve">   rw      tftp:</w:t>
+      </w:r>
+    </w:p>
+    <w:p>
+      <w:pPr>
+        <w:pStyle w:val="CMDOutput"/>
+      </w:pPr>
+      <w:r>
+        <w:t xml:space="preserve">             -             </w:t>
+      </w:r>
+      <w:proofErr w:type="gramStart"/>
+      <w:r>
+        <w:t>-  opaque</w:t>
+      </w:r>
+      <w:proofErr w:type="gramEnd"/>
+      <w:r>
+        <w:t xml:space="preserve">    rw      system:</w:t>
+      </w:r>
+    </w:p>
+    <w:p>
+      <w:pPr>
+        <w:pStyle w:val="CMDOutput"/>
+      </w:pPr>
+      <w:r>
+        <w:t xml:space="preserve">             -             </w:t>
+      </w:r>
+      <w:proofErr w:type="gramStart"/>
+      <w:r>
+        <w:t>-  network</w:t>
+      </w:r>
+      <w:proofErr w:type="gramEnd"/>
+      <w:r>
+        <w:t xml:space="preserve">   ro      http:</w:t>
+      </w:r>
+    </w:p>
+    <w:p>
+      <w:pPr>
+        <w:pStyle w:val="CMDOutput"/>
+      </w:pPr>
+      <w:r>
+        <w:t xml:space="preserve">             -             </w:t>
+      </w:r>
+      <w:proofErr w:type="gramStart"/>
+      <w:r>
+        <w:t>-  network</w:t>
+      </w:r>
+      <w:proofErr w:type="gramEnd"/>
+      <w:r>
+        <w:t xml:space="preserve">   ro      https:</w:t>
+      </w:r>
+    </w:p>
+    <w:p>
+      <w:pPr>
+        <w:pStyle w:val="CMDOutput"/>
+      </w:pPr>
+      <w:r>
+        <w:t xml:space="preserve">             -             </w:t>
+      </w:r>
+      <w:proofErr w:type="gramStart"/>
+      <w:r>
+        <w:t>-  network</w:t>
+      </w:r>
+      <w:proofErr w:type="gramEnd"/>
+      <w:r>
+        <w:t xml:space="preserve">   rw      scp:</w:t>
+      </w:r>
+    </w:p>
+    <w:p>
+      <w:pPr>
+        <w:pStyle w:val="CMDOutput"/>
+      </w:pPr>
+      <w:r>
+        <w:t xml:space="preserve">             -             </w:t>
+      </w:r>
+      <w:proofErr w:type="gramStart"/>
+      <w:r>
+        <w:t>-  network</w:t>
+      </w:r>
+      <w:proofErr w:type="gramEnd"/>
+      <w:r>
+        <w:t xml:space="preserve">   rw      ftp:</w:t>
+      </w:r>
+    </w:p>
+    <w:p>
+      <w:pPr>
+        <w:pStyle w:val="CMDOutput"/>
+      </w:pPr>
+      <w:r>
+        <w:t xml:space="preserve">             -             </w:t>
+      </w:r>
+      <w:proofErr w:type="gramStart"/>
+      <w:r>
+        <w:t>-  network</w:t>
+      </w:r>
+      <w:proofErr w:type="gramEnd"/>
+      <w:r>
+        <w:t xml:space="preserve">   wo      cluster:</w:t>
+      </w:r>
+    </w:p>
+    <w:p>
+      <w:pPr>
+        <w:pStyle w:val="CMDOutput"/>
+      </w:pPr>
+      <w:r>
+        <w:t xml:space="preserve">             -             </w:t>
+      </w:r>
+      <w:proofErr w:type="gramStart"/>
+      <w:r>
+        <w:t>-  stub</w:t>
+      </w:r>
+      <w:proofErr w:type="gramEnd"/>
+      <w:r>
+        <w:t xml:space="preserve">      ro      cluster_trace:</w:t>
+      </w:r>
+    </w:p>
+    <w:p>
+      <w:pPr>
+        <w:pStyle w:val="CMDOutput"/>
+        <w:rPr>
+          <w:ins w:id="45" w:author="DAYUTH THY" w:date="2026-03-15T14:54:00Z" w16du:dateUtc="2026-03-15T07:54:00Z"/>
+        </w:rPr>
+      </w:pPr>
+      <w:r>
+        <w:t xml:space="preserve">             -             </w:t>
+      </w:r>
+      <w:proofErr w:type="gramStart"/>
+      <w:r>
+        <w:t>-  network</w:t>
+      </w:r>
+      <w:proofErr w:type="gramEnd"/>
+      <w:r>
+        <w:t xml:space="preserve">   rw      smb:</w:t>
       </w:r>
     </w:p>
     <w:p>
@@ -3197,9 +3737,48 @@
           <w:bCs/>
         </w:rPr>
       </w:pPr>
-      <w:r>
-        <w:t xml:space="preserve">             -             -  network   rw      smb:</w:t>
-      </w:r>
+      <w:ins w:id="46" w:author="DAYUTH THY" w:date="2026-03-15T14:54:00Z" w16du:dateUtc="2026-03-15T07:54:00Z">
+        <w:r>
+          <w:rPr>
+            <w:bCs/>
+          </w:rPr>
+          <w:drawing>
+            <wp:inline distT="0" distB="0" distL="0" distR="0" wp14:anchorId="6FD40010" wp14:editId="33134798">
+              <wp:extent cx="5515745" cy="3077004"/>
+              <wp:effectExtent l="0" t="0" r="8890" b="9525"/>
+              <wp:docPr id="1397817550" name="Picture 1"/>
+              <wp:cNvGraphicFramePr>
+                <a:graphicFrameLocks xmlns:a="http://schemas.openxmlformats.org/drawingml/2006/main" noChangeAspect="1"/>
+              </wp:cNvGraphicFramePr>
+              <a:graphic xmlns:a="http://schemas.openxmlformats.org/drawingml/2006/main">
+                <a:graphicData uri="http://schemas.openxmlformats.org/drawingml/2006/picture">
+                  <pic:pic xmlns:pic="http://schemas.openxmlformats.org/drawingml/2006/picture">
+                    <pic:nvPicPr>
+                      <pic:cNvPr id="1397817550" name=""/>
+                      <pic:cNvPicPr/>
+                    </pic:nvPicPr>
+                    <pic:blipFill>
+                      <a:blip r:embed="rId10"/>
+                      <a:stretch>
+                        <a:fillRect/>
+                      </a:stretch>
+                    </pic:blipFill>
+                    <pic:spPr>
+                      <a:xfrm>
+                        <a:off x="0" y="0"/>
+                        <a:ext cx="5515745" cy="3077004"/>
+                      </a:xfrm>
+                      <a:prstGeom prst="rect">
+                        <a:avLst/>
+                      </a:prstGeom>
+                    </pic:spPr>
+                  </pic:pic>
+                </a:graphicData>
+              </a:graphic>
+            </wp:inline>
+          </w:drawing>
+        </w:r>
+      </w:ins>
     </w:p>
     <w:p>
       <w:pPr>
@@ -3221,16 +3800,58 @@
         <w:t xml:space="preserve">hat is </w:t>
       </w:r>
       <w:r>
-        <w:t>another name for flash:?</w:t>
-      </w:r>
+        <w:t xml:space="preserve">another name for </w:t>
+      </w:r>
+      <w:proofErr w:type="gramStart"/>
+      <w:r>
+        <w:t>flash:?</w:t>
+      </w:r>
+      <w:proofErr w:type="gramEnd"/>
     </w:p>
     <w:p>
       <w:pPr>
         <w:pStyle w:val="AnswerLineL50"/>
-      </w:pPr>
-      <w:r>
-        <w:t>Type your answers here.</w:t>
-      </w:r>
+        <w:rPr>
+          <w:color w:val="EE0000"/>
+          <w:rPrChange w:id="47" w:author="DAYUTH THY" w:date="2026-03-15T14:54:00Z" w16du:dateUtc="2026-03-15T07:54:00Z">
+            <w:rPr/>
+          </w:rPrChange>
+        </w:rPr>
+      </w:pPr>
+      <w:r>
+        <w:rPr>
+          <w:color w:val="EE0000"/>
+          <w:rPrChange w:id="48" w:author="DAYUTH THY" w:date="2026-03-15T14:54:00Z" w16du:dateUtc="2026-03-15T07:54:00Z">
+            <w:rPr/>
+          </w:rPrChange>
+        </w:rPr>
+        <w:t>Type your answers here</w:t>
+      </w:r>
+      <w:proofErr w:type="gramStart"/>
+      <w:r>
+        <w:rPr>
+          <w:color w:val="EE0000"/>
+          <w:rPrChange w:id="49" w:author="DAYUTH THY" w:date="2026-03-15T14:54:00Z" w16du:dateUtc="2026-03-15T07:54:00Z">
+            <w:rPr/>
+          </w:rPrChange>
+        </w:rPr>
+        <w:t>.</w:t>
+      </w:r>
+      <w:ins w:id="50" w:author="DAYUTH THY" w:date="2026-03-15T14:54:00Z" w16du:dateUtc="2026-03-15T07:54:00Z">
+        <w:r>
+          <w:rPr>
+            <w:color w:val="EE0000"/>
+          </w:rPr>
+          <w:t xml:space="preserve"> :</w:t>
+        </w:r>
+        <w:proofErr w:type="gramEnd"/>
+        <w:r>
+          <w:rPr>
+            <w:color w:val="EE0000"/>
+          </w:rPr>
+          <w:t xml:space="preserve"> disk0</w:t>
+        </w:r>
+      </w:ins>
     </w:p>
     <w:p>
       <w:pPr>
@@ -3340,117 +3961,446 @@
         <w:pStyle w:val="CMDOutput"/>
       </w:pPr>
       <w:r>
-        <w:t>--#--  --length--  -----date/time------  path</w:t>
-      </w:r>
-    </w:p>
-    <w:p>
-      <w:pPr>
-        <w:pStyle w:val="CMDOutput"/>
-      </w:pPr>
-      <w:r>
-        <w:t xml:space="preserve">   28  38925172    Jan 24 2021 20:50:06  asdm-7151.bin</w:t>
-      </w:r>
-    </w:p>
-    <w:p>
-      <w:pPr>
-        <w:pStyle w:val="CMDOutput"/>
-      </w:pPr>
-      <w:r>
-        <w:t xml:space="preserve">   29  33          Feb 09 2021 11:43:44  .boot_string</w:t>
-      </w:r>
-    </w:p>
-    <w:p>
-      <w:pPr>
-        <w:pStyle w:val="CMDOutput"/>
-      </w:pPr>
-      <w:r>
-        <w:t xml:space="preserve">    4  4096        Jan 24 2021 20:52:44  log</w:t>
-      </w:r>
-    </w:p>
-    <w:p>
-      <w:pPr>
-        <w:pStyle w:val="CMDOutput"/>
-      </w:pPr>
-      <w:r>
-        <w:t xml:space="preserve">   35  31000       Oct 28 2020 13:46:04  log/asa-appagent.log</w:t>
-      </w:r>
-    </w:p>
-    <w:p>
-      <w:pPr>
-        <w:pStyle w:val="CMDOutput"/>
-      </w:pPr>
-      <w:r>
-        <w:t xml:space="preserve">    5  2265        Feb 19 2021 15:25:22  log/asa-cmd-server.log</w:t>
-      </w:r>
-    </w:p>
-    <w:p>
-      <w:pPr>
-        <w:pStyle w:val="CMDOutput"/>
-      </w:pPr>
-      <w:r>
-        <w:t xml:space="preserve">   14  4096        Aug 29 2017 14:26:24  crypto_archive</w:t>
-      </w:r>
-    </w:p>
-    <w:p>
-      <w:pPr>
-        <w:pStyle w:val="CMDOutput"/>
-      </w:pPr>
-      <w:r>
-        <w:t xml:space="preserve">   15  4096        Aug 29 2017 14:26:28  coredumpinfo</w:t>
-      </w:r>
-    </w:p>
-    <w:p>
-      <w:pPr>
-        <w:pStyle w:val="CMDOutput"/>
-      </w:pPr>
-      <w:r>
-        <w:t xml:space="preserve">   16  59          Aug 29 2017 14:26:28  coredumpinfo/coredump.cfg</w:t>
-      </w:r>
-    </w:p>
-    <w:p>
-      <w:pPr>
-        <w:pStyle w:val="CMDOutput"/>
-      </w:pPr>
-      <w:r>
-        <w:t xml:space="preserve">   31  35209829    Oct 04 2017 03:17:02  anyconnect-win-4.5.02033-webdeploy-k9.pkg</w:t>
-      </w:r>
-    </w:p>
-    <w:p>
-      <w:pPr>
-        <w:pStyle w:val="CMDOutput"/>
-      </w:pPr>
-      <w:r>
-        <w:t xml:space="preserve">   32  70744710    Oct 28 2020 22:31:52  anyconnect-win-4.9.03049-webdeploy-k9.pkg</w:t>
-      </w:r>
-    </w:p>
-    <w:p>
-      <w:pPr>
-        <w:pStyle w:val="CMDOutput"/>
-      </w:pPr>
-      <w:r>
-        <w:t xml:space="preserve">   33  137859680   Jan 24 2021 20:47:30  asa9-15-1-1-lfbff-k8.SPA</w:t>
-      </w:r>
-    </w:p>
-    <w:p>
-      <w:pPr>
-        <w:pStyle w:val="CMDOutput"/>
-      </w:pPr>
-      <w:r>
-        <w:t xml:space="preserve">    6  39          Feb 19 2021 15:25:23  snortpacketinfo.conf</w:t>
-      </w:r>
-    </w:p>
-    <w:p>
-      <w:pPr>
-        <w:pStyle w:val="CMDOutput"/>
-      </w:pPr>
-    </w:p>
-    <w:p>
-      <w:pPr>
-        <w:pStyle w:val="CMDOutput"/>
+        <w:t>--#</w:t>
+      </w:r>
+      <w:proofErr w:type="gramStart"/>
+      <w:r>
+        <w:t>--  --</w:t>
+      </w:r>
+      <w:proofErr w:type="gramEnd"/>
+      <w:r>
+        <w:t>length</w:t>
+      </w:r>
+      <w:proofErr w:type="gramStart"/>
+      <w:r>
+        <w:t>--  -----</w:t>
+      </w:r>
+      <w:proofErr w:type="gramEnd"/>
+      <w:r>
+        <w:t>date/time</w:t>
+      </w:r>
+      <w:proofErr w:type="gramStart"/>
+      <w:r>
+        <w:t>------  path</w:t>
+      </w:r>
+      <w:proofErr w:type="gramEnd"/>
+    </w:p>
+    <w:p>
+      <w:pPr>
+        <w:pStyle w:val="CMDOutput"/>
+      </w:pPr>
+      <w:r>
+        <w:t xml:space="preserve">   </w:t>
+      </w:r>
+      <w:proofErr w:type="gramStart"/>
+      <w:r>
+        <w:t>28  38925172</w:t>
+      </w:r>
+      <w:proofErr w:type="gramEnd"/>
+      <w:r>
+        <w:t xml:space="preserve">    Jan 24</w:t>
+      </w:r>
+      <w:proofErr w:type="gramStart"/>
+      <w:r>
+        <w:t xml:space="preserve"> 2021</w:t>
+      </w:r>
+      <w:proofErr w:type="gramEnd"/>
+      <w:r>
+        <w:t xml:space="preserve"> </w:t>
+      </w:r>
+      <w:proofErr w:type="gramStart"/>
+      <w:r>
+        <w:t>20:50:06  asdm-7151.bin</w:t>
+      </w:r>
+      <w:proofErr w:type="gramEnd"/>
+    </w:p>
+    <w:p>
+      <w:pPr>
+        <w:pStyle w:val="CMDOutput"/>
+      </w:pPr>
+      <w:r>
+        <w:t xml:space="preserve">   </w:t>
+      </w:r>
+      <w:proofErr w:type="gramStart"/>
+      <w:r>
+        <w:t>29  33</w:t>
+      </w:r>
+      <w:proofErr w:type="gramEnd"/>
+      <w:r>
+        <w:t xml:space="preserve">          Feb 09</w:t>
+      </w:r>
+      <w:proofErr w:type="gramStart"/>
+      <w:r>
+        <w:t xml:space="preserve"> 2021</w:t>
+      </w:r>
+      <w:proofErr w:type="gramEnd"/>
+      <w:r>
+        <w:t xml:space="preserve"> </w:t>
+      </w:r>
+      <w:proofErr w:type="gramStart"/>
+      <w:r>
+        <w:t>11:43:44  .</w:t>
+      </w:r>
+      <w:proofErr w:type="gramEnd"/>
+      <w:r>
+        <w:t>boot_string</w:t>
+      </w:r>
+    </w:p>
+    <w:p>
+      <w:pPr>
+        <w:pStyle w:val="CMDOutput"/>
+      </w:pPr>
+      <w:r>
+        <w:t xml:space="preserve">    </w:t>
+      </w:r>
+      <w:proofErr w:type="gramStart"/>
+      <w:r>
+        <w:t>4  4096</w:t>
+      </w:r>
+      <w:proofErr w:type="gramEnd"/>
+      <w:r>
+        <w:t xml:space="preserve">        Jan 24</w:t>
+      </w:r>
+      <w:proofErr w:type="gramStart"/>
+      <w:r>
+        <w:t xml:space="preserve"> 2021</w:t>
+      </w:r>
+      <w:proofErr w:type="gramEnd"/>
+      <w:r>
+        <w:t xml:space="preserve"> </w:t>
+      </w:r>
+      <w:proofErr w:type="gramStart"/>
+      <w:r>
+        <w:t>20:52:44  log</w:t>
+      </w:r>
+      <w:proofErr w:type="gramEnd"/>
+    </w:p>
+    <w:p>
+      <w:pPr>
+        <w:pStyle w:val="CMDOutput"/>
+      </w:pPr>
+      <w:r>
+        <w:t xml:space="preserve">   </w:t>
+      </w:r>
+      <w:proofErr w:type="gramStart"/>
+      <w:r>
+        <w:t>35  31000</w:t>
+      </w:r>
+      <w:proofErr w:type="gramEnd"/>
+      <w:r>
+        <w:t xml:space="preserve">       Oct 28</w:t>
+      </w:r>
+      <w:proofErr w:type="gramStart"/>
+      <w:r>
+        <w:t xml:space="preserve"> 2020</w:t>
+      </w:r>
+      <w:proofErr w:type="gramEnd"/>
+      <w:r>
+        <w:t xml:space="preserve"> </w:t>
+      </w:r>
+      <w:proofErr w:type="gramStart"/>
+      <w:r>
+        <w:t>13:46:04  log/asa-appagent.log</w:t>
+      </w:r>
+      <w:proofErr w:type="gramEnd"/>
+    </w:p>
+    <w:p>
+      <w:pPr>
+        <w:pStyle w:val="CMDOutput"/>
+      </w:pPr>
+      <w:r>
+        <w:t xml:space="preserve">    </w:t>
+      </w:r>
+      <w:proofErr w:type="gramStart"/>
+      <w:r>
+        <w:t>5  2265</w:t>
+      </w:r>
+      <w:proofErr w:type="gramEnd"/>
+      <w:r>
+        <w:t xml:space="preserve">        Feb 19</w:t>
+      </w:r>
+      <w:proofErr w:type="gramStart"/>
+      <w:r>
+        <w:t xml:space="preserve"> 2021</w:t>
+      </w:r>
+      <w:proofErr w:type="gramEnd"/>
+      <w:r>
+        <w:t xml:space="preserve"> </w:t>
+      </w:r>
+      <w:proofErr w:type="gramStart"/>
+      <w:r>
+        <w:t>15:25:22  log/asa-cmd-server.log</w:t>
+      </w:r>
+      <w:proofErr w:type="gramEnd"/>
+    </w:p>
+    <w:p>
+      <w:pPr>
+        <w:pStyle w:val="CMDOutput"/>
+      </w:pPr>
+      <w:r>
+        <w:t xml:space="preserve">   </w:t>
+      </w:r>
+      <w:proofErr w:type="gramStart"/>
+      <w:r>
+        <w:t>14  4096</w:t>
+      </w:r>
+      <w:proofErr w:type="gramEnd"/>
+      <w:r>
+        <w:t xml:space="preserve">        Aug 29</w:t>
+      </w:r>
+      <w:proofErr w:type="gramStart"/>
+      <w:r>
+        <w:t xml:space="preserve"> 2017</w:t>
+      </w:r>
+      <w:proofErr w:type="gramEnd"/>
+      <w:r>
+        <w:t xml:space="preserve"> </w:t>
+      </w:r>
+      <w:proofErr w:type="gramStart"/>
+      <w:r>
+        <w:t>14:26:24  crypto</w:t>
+      </w:r>
+      <w:proofErr w:type="gramEnd"/>
+      <w:r>
+        <w:t>_archive</w:t>
+      </w:r>
+    </w:p>
+    <w:p>
+      <w:pPr>
+        <w:pStyle w:val="CMDOutput"/>
+      </w:pPr>
+      <w:r>
+        <w:t xml:space="preserve">   </w:t>
+      </w:r>
+      <w:proofErr w:type="gramStart"/>
+      <w:r>
+        <w:t>15  4096</w:t>
+      </w:r>
+      <w:proofErr w:type="gramEnd"/>
+      <w:r>
+        <w:t xml:space="preserve">        Aug 29</w:t>
+      </w:r>
+      <w:proofErr w:type="gramStart"/>
+      <w:r>
+        <w:t xml:space="preserve"> 2017</w:t>
+      </w:r>
+      <w:proofErr w:type="gramEnd"/>
+      <w:r>
+        <w:t xml:space="preserve"> </w:t>
+      </w:r>
+      <w:proofErr w:type="gramStart"/>
+      <w:r>
+        <w:t>14:26:28  coredumpinfo</w:t>
+      </w:r>
+      <w:proofErr w:type="gramEnd"/>
+    </w:p>
+    <w:p>
+      <w:pPr>
+        <w:pStyle w:val="CMDOutput"/>
+      </w:pPr>
+      <w:r>
+        <w:t xml:space="preserve">   </w:t>
+      </w:r>
+      <w:proofErr w:type="gramStart"/>
+      <w:r>
+        <w:t>16  59</w:t>
+      </w:r>
+      <w:proofErr w:type="gramEnd"/>
+      <w:r>
+        <w:t xml:space="preserve">          Aug 29</w:t>
+      </w:r>
+      <w:proofErr w:type="gramStart"/>
+      <w:r>
+        <w:t xml:space="preserve"> 2017</w:t>
+      </w:r>
+      <w:proofErr w:type="gramEnd"/>
+      <w:r>
+        <w:t xml:space="preserve"> </w:t>
+      </w:r>
+      <w:proofErr w:type="gramStart"/>
+      <w:r>
+        <w:t>14:26:28  coredumpinfo/coredump.cfg</w:t>
+      </w:r>
+      <w:proofErr w:type="gramEnd"/>
+    </w:p>
+    <w:p>
+      <w:pPr>
+        <w:pStyle w:val="CMDOutput"/>
+      </w:pPr>
+      <w:r>
+        <w:t xml:space="preserve">   </w:t>
+      </w:r>
+      <w:proofErr w:type="gramStart"/>
+      <w:r>
+        <w:t>31  35209829</w:t>
+      </w:r>
+      <w:proofErr w:type="gramEnd"/>
+      <w:r>
+        <w:t xml:space="preserve">    Oct 04</w:t>
+      </w:r>
+      <w:proofErr w:type="gramStart"/>
+      <w:r>
+        <w:t xml:space="preserve"> 2017</w:t>
+      </w:r>
+      <w:proofErr w:type="gramEnd"/>
+      <w:r>
+        <w:t xml:space="preserve"> </w:t>
+      </w:r>
+      <w:proofErr w:type="gramStart"/>
+      <w:r>
+        <w:t>03:17:02  anyconnect-win-4.5.02033-webdeploy-k9.pkg</w:t>
+      </w:r>
+      <w:proofErr w:type="gramEnd"/>
+    </w:p>
+    <w:p>
+      <w:pPr>
+        <w:pStyle w:val="CMDOutput"/>
+      </w:pPr>
+      <w:r>
+        <w:t xml:space="preserve">   </w:t>
+      </w:r>
+      <w:proofErr w:type="gramStart"/>
+      <w:r>
+        <w:t>32  70744710</w:t>
+      </w:r>
+      <w:proofErr w:type="gramEnd"/>
+      <w:r>
+        <w:t xml:space="preserve">    Oct 28</w:t>
+      </w:r>
+      <w:proofErr w:type="gramStart"/>
+      <w:r>
+        <w:t xml:space="preserve"> 2020</w:t>
+      </w:r>
+      <w:proofErr w:type="gramEnd"/>
+      <w:r>
+        <w:t xml:space="preserve"> </w:t>
+      </w:r>
+      <w:proofErr w:type="gramStart"/>
+      <w:r>
+        <w:t>22:31:52  anyconnect-win-4.9.03049-webdeploy-k9.pkg</w:t>
+      </w:r>
+      <w:proofErr w:type="gramEnd"/>
+    </w:p>
+    <w:p>
+      <w:pPr>
+        <w:pStyle w:val="CMDOutput"/>
+      </w:pPr>
+      <w:r>
+        <w:t xml:space="preserve">   </w:t>
+      </w:r>
+      <w:proofErr w:type="gramStart"/>
+      <w:r>
+        <w:t>33  137859680</w:t>
+      </w:r>
+      <w:proofErr w:type="gramEnd"/>
+      <w:r>
+        <w:t xml:space="preserve">   Jan 24</w:t>
+      </w:r>
+      <w:proofErr w:type="gramStart"/>
+      <w:r>
+        <w:t xml:space="preserve"> 2021</w:t>
+      </w:r>
+      <w:proofErr w:type="gramEnd"/>
+      <w:r>
+        <w:t xml:space="preserve"> </w:t>
+      </w:r>
+      <w:proofErr w:type="gramStart"/>
+      <w:r>
+        <w:t>20:47:30  asa9-15-1-1-lfbff-k8.SPA</w:t>
+      </w:r>
+      <w:proofErr w:type="gramEnd"/>
+    </w:p>
+    <w:p>
+      <w:pPr>
+        <w:pStyle w:val="CMDOutput"/>
+      </w:pPr>
+      <w:r>
+        <w:t xml:space="preserve">    </w:t>
+      </w:r>
+      <w:proofErr w:type="gramStart"/>
+      <w:r>
+        <w:t>6  39</w:t>
+      </w:r>
+      <w:proofErr w:type="gramEnd"/>
+      <w:r>
+        <w:t xml:space="preserve">          Feb 19</w:t>
+      </w:r>
+      <w:proofErr w:type="gramStart"/>
+      <w:r>
+        <w:t xml:space="preserve"> 2021</w:t>
+      </w:r>
+      <w:proofErr w:type="gramEnd"/>
+      <w:r>
+        <w:t xml:space="preserve"> </w:t>
+      </w:r>
+      <w:proofErr w:type="gramStart"/>
+      <w:r>
+        <w:t>15:25:23  snortpacketinfo</w:t>
+      </w:r>
+      <w:proofErr w:type="gramEnd"/>
+      <w:r>
+        <w:t>.conf</w:t>
+      </w:r>
+    </w:p>
+    <w:p>
+      <w:pPr>
+        <w:pStyle w:val="CMDOutput"/>
+      </w:pPr>
+    </w:p>
+    <w:p>
+      <w:pPr>
+        <w:pStyle w:val="CMDOutput"/>
+        <w:rPr>
+          <w:ins w:id="51" w:author="DAYUTH THY" w:date="2026-03-15T14:55:00Z" w16du:dateUtc="2026-03-15T07:55:00Z"/>
+        </w:rPr>
       </w:pPr>
       <w:r>
         <w:t>7365472256 bytes total (3859148800 bytes free)</w:t>
       </w:r>
+    </w:p>
+    <w:p>
+      <w:pPr>
+        <w:pStyle w:val="CMDOutput"/>
+      </w:pPr>
+      <w:ins w:id="52" w:author="DAYUTH THY" w:date="2026-03-15T14:55:00Z" w16du:dateUtc="2026-03-15T07:55:00Z">
+        <w:r>
+          <w:drawing>
+            <wp:inline distT="0" distB="0" distL="0" distR="0" wp14:anchorId="2B95F086" wp14:editId="32390BB6">
+              <wp:extent cx="5906324" cy="7630590"/>
+              <wp:effectExtent l="0" t="0" r="0" b="8890"/>
+              <wp:docPr id="492627031" name="Picture 1"/>
+              <wp:cNvGraphicFramePr>
+                <a:graphicFrameLocks xmlns:a="http://schemas.openxmlformats.org/drawingml/2006/main" noChangeAspect="1"/>
+              </wp:cNvGraphicFramePr>
+              <a:graphic xmlns:a="http://schemas.openxmlformats.org/drawingml/2006/main">
+                <a:graphicData uri="http://schemas.openxmlformats.org/drawingml/2006/picture">
+                  <pic:pic xmlns:pic="http://schemas.openxmlformats.org/drawingml/2006/picture">
+                    <pic:nvPicPr>
+                      <pic:cNvPr id="492627031" name=""/>
+                      <pic:cNvPicPr/>
+                    </pic:nvPicPr>
+                    <pic:blipFill>
+                      <a:blip r:embed="rId11"/>
+                      <a:stretch>
+                        <a:fillRect/>
+                      </a:stretch>
+                    </pic:blipFill>
+                    <pic:spPr>
+                      <a:xfrm>
+                        <a:off x="0" y="0"/>
+                        <a:ext cx="5906324" cy="7630590"/>
+                      </a:xfrm>
+                      <a:prstGeom prst="rect">
+                        <a:avLst/>
+                      </a:prstGeom>
+                    </pic:spPr>
+                  </pic:pic>
+                </a:graphicData>
+              </a:graphic>
+            </wp:inline>
+          </w:drawing>
+        </w:r>
+      </w:ins>
     </w:p>
     <w:p>
       <w:pPr>
@@ -3470,16 +4420,58 @@
         <w:t xml:space="preserve">What is </w:t>
       </w:r>
       <w:r>
-        <w:t>the name of the ASDM file in flash:?</w:t>
-      </w:r>
+        <w:t xml:space="preserve">the name of the ASDM file in </w:t>
+      </w:r>
+      <w:proofErr w:type="gramStart"/>
+      <w:r>
+        <w:t>flash:?</w:t>
+      </w:r>
+      <w:proofErr w:type="gramEnd"/>
     </w:p>
     <w:p>
       <w:pPr>
         <w:pStyle w:val="AnswerLineL50"/>
-      </w:pPr>
-      <w:r>
-        <w:t>Type your answers here.</w:t>
-      </w:r>
+        <w:rPr>
+          <w:color w:val="EE0000"/>
+          <w:rPrChange w:id="53" w:author="DAYUTH THY" w:date="2026-03-15T14:56:00Z" w16du:dateUtc="2026-03-15T07:56:00Z">
+            <w:rPr/>
+          </w:rPrChange>
+        </w:rPr>
+      </w:pPr>
+      <w:r>
+        <w:rPr>
+          <w:color w:val="EE0000"/>
+          <w:rPrChange w:id="54" w:author="DAYUTH THY" w:date="2026-03-15T14:56:00Z" w16du:dateUtc="2026-03-15T07:56:00Z">
+            <w:rPr/>
+          </w:rPrChange>
+        </w:rPr>
+        <w:t>Type your answers here</w:t>
+      </w:r>
+      <w:proofErr w:type="gramStart"/>
+      <w:r>
+        <w:rPr>
+          <w:color w:val="EE0000"/>
+          <w:rPrChange w:id="55" w:author="DAYUTH THY" w:date="2026-03-15T14:56:00Z" w16du:dateUtc="2026-03-15T07:56:00Z">
+            <w:rPr/>
+          </w:rPrChange>
+        </w:rPr>
+        <w:t>.</w:t>
+      </w:r>
+      <w:ins w:id="56" w:author="DAYUTH THY" w:date="2026-03-15T14:56:00Z" w16du:dateUtc="2026-03-15T07:56:00Z">
+        <w:r>
+          <w:rPr>
+            <w:color w:val="EE0000"/>
+          </w:rPr>
+          <w:t xml:space="preserve"> :</w:t>
+        </w:r>
+        <w:proofErr w:type="gramEnd"/>
+        <w:r>
+          <w:rPr>
+            <w:color w:val="EE0000"/>
+          </w:rPr>
+          <w:t xml:space="preserve"> There’s no ASDM</w:t>
+        </w:r>
+      </w:ins>
     </w:p>
     <w:p>
       <w:pPr>
@@ -3701,8 +4693,13 @@
         <w:pStyle w:val="CMDOutput"/>
       </w:pPr>
       <w:r>
-        <w:t xml:space="preserve"> no security-level</w:t>
-      </w:r>
+        <w:t xml:space="preserve"> no </w:t>
+      </w:r>
+      <w:proofErr w:type="gramStart"/>
+      <w:r>
+        <w:t>security-level</w:t>
+      </w:r>
+      <w:proofErr w:type="gramEnd"/>
     </w:p>
     <w:p>
       <w:pPr>
@@ -3731,6 +4728,9 @@
     <w:p>
       <w:pPr>
         <w:pStyle w:val="CMDOutput"/>
+        <w:rPr>
+          <w:ins w:id="57" w:author="DAYUTH THY" w:date="2026-03-15T14:57:00Z" w16du:dateUtc="2026-03-15T07:57:00Z"/>
+        </w:rPr>
       </w:pPr>
       <w:r>
         <w:t>&lt;output omitted&gt;</w:t>
@@ -3738,6 +4738,50 @@
     </w:p>
     <w:p>
       <w:pPr>
+        <w:pStyle w:val="CMDOutput"/>
+      </w:pPr>
+      <w:ins w:id="58" w:author="DAYUTH THY" w:date="2026-03-15T14:57:00Z" w16du:dateUtc="2026-03-15T07:57:00Z">
+        <w:r>
+          <w:drawing>
+            <wp:inline distT="0" distB="0" distL="0" distR="0" wp14:anchorId="2B0D4E0B" wp14:editId="6CEAA2AC">
+              <wp:extent cx="6400800" cy="7821930"/>
+              <wp:effectExtent l="0" t="0" r="0" b="7620"/>
+              <wp:docPr id="1531080511" name="Picture 1"/>
+              <wp:cNvGraphicFramePr>
+                <a:graphicFrameLocks xmlns:a="http://schemas.openxmlformats.org/drawingml/2006/main" noChangeAspect="1"/>
+              </wp:cNvGraphicFramePr>
+              <a:graphic xmlns:a="http://schemas.openxmlformats.org/drawingml/2006/main">
+                <a:graphicData uri="http://schemas.openxmlformats.org/drawingml/2006/picture">
+                  <pic:pic xmlns:pic="http://schemas.openxmlformats.org/drawingml/2006/picture">
+                    <pic:nvPicPr>
+                      <pic:cNvPr id="1531080511" name=""/>
+                      <pic:cNvPicPr/>
+                    </pic:nvPicPr>
+                    <pic:blipFill>
+                      <a:blip r:embed="rId12"/>
+                      <a:stretch>
+                        <a:fillRect/>
+                      </a:stretch>
+                    </pic:blipFill>
+                    <pic:spPr>
+                      <a:xfrm>
+                        <a:off x="0" y="0"/>
+                        <a:ext cx="6400800" cy="7821930"/>
+                      </a:xfrm>
+                      <a:prstGeom prst="rect">
+                        <a:avLst/>
+                      </a:prstGeom>
+                    </pic:spPr>
+                  </pic:pic>
+                </a:graphicData>
+              </a:graphic>
+            </wp:inline>
+          </w:drawing>
+        </w:r>
+      </w:ins>
+    </w:p>
+    <w:p>
+      <w:pPr>
         <w:pStyle w:val="BodyTextL50"/>
       </w:pPr>
       <w:r>
@@ -3836,7 +4880,15 @@
         <w:t xml:space="preserve"> </w:t>
       </w:r>
       <w:r>
-        <w:t>to be prompted for this at a later date.</w:t>
+        <w:t xml:space="preserve">to be prompted for this </w:t>
+      </w:r>
+      <w:proofErr w:type="gramStart"/>
+      <w:r>
+        <w:t>at a later date</w:t>
+      </w:r>
+      <w:proofErr w:type="gramEnd"/>
+      <w:r>
+        <w:t>.</w:t>
       </w:r>
     </w:p>
     <w:p>
@@ -3990,7 +5042,21 @@
         <w:rPr>
           <w:highlight w:val="yellow"/>
         </w:rPr>
-        <w:t xml:space="preserve">ciscoasa(config)# </w:t>
+        <w:t>ciscoasa(</w:t>
+      </w:r>
+      <w:proofErr w:type="gramStart"/>
+      <w:r>
+        <w:rPr>
+          <w:highlight w:val="yellow"/>
+        </w:rPr>
+        <w:t>config)#</w:t>
+      </w:r>
+      <w:proofErr w:type="gramEnd"/>
+      <w:r>
+        <w:rPr>
+          <w:highlight w:val="yellow"/>
+        </w:rPr>
+        <w:t xml:space="preserve"> </w:t>
       </w:r>
       <w:r>
         <w:rPr>
@@ -4017,7 +5083,15 @@
         <w:pStyle w:val="CMDOutput"/>
       </w:pPr>
       <w:r>
-        <w:t>pool size is reduced to 250 from the platform limit 256</w:t>
+        <w:t xml:space="preserve">pool size is reduced to 250 from </w:t>
+      </w:r>
+      <w:proofErr w:type="gramStart"/>
+      <w:r>
+        <w:t>the platform</w:t>
+      </w:r>
+      <w:proofErr w:type="gramEnd"/>
+      <w:r>
+        <w:t xml:space="preserve"> limit 256</w:t>
       </w:r>
     </w:p>
     <w:p>
@@ -4091,8 +5165,13 @@
         <w:pStyle w:val="CMDOutput"/>
       </w:pPr>
       <w:r>
-        <w:t>Executing command: !</w:t>
-      </w:r>
+        <w:t>Executing command</w:t>
+      </w:r>
+      <w:proofErr w:type="gramStart"/>
+      <w:r>
+        <w:t>: !</w:t>
+      </w:r>
+      <w:proofErr w:type="gramEnd"/>
     </w:p>
     <w:p>
       <w:pPr>
@@ -4107,56 +5186,106 @@
         <w:pStyle w:val="CMDOutput"/>
       </w:pPr>
       <w:r>
-        <w:t>Executing command:  management-only</w:t>
-      </w:r>
-    </w:p>
-    <w:p>
-      <w:pPr>
-        <w:pStyle w:val="CMDOutput"/>
-      </w:pPr>
-      <w:r>
-        <w:t>Executing command:  no nameif</w:t>
-      </w:r>
-    </w:p>
-    <w:p>
-      <w:pPr>
-        <w:pStyle w:val="CMDOutput"/>
-      </w:pPr>
-      <w:r>
-        <w:t>Executing command:  no security-level</w:t>
-      </w:r>
-    </w:p>
-    <w:p>
-      <w:pPr>
-        <w:pStyle w:val="CMDOutput"/>
-      </w:pPr>
-      <w:r>
-        <w:t>Executing command:  no ip address</w:t>
-      </w:r>
-    </w:p>
-    <w:p>
-      <w:pPr>
-        <w:pStyle w:val="CMDOutput"/>
-      </w:pPr>
-      <w:r>
-        <w:t>Executing command:  no shutdown</w:t>
-      </w:r>
-    </w:p>
-    <w:p>
-      <w:pPr>
-        <w:pStyle w:val="CMDOutput"/>
-      </w:pPr>
-      <w:r>
-        <w:t>Executing command:  exit</w:t>
-      </w:r>
-    </w:p>
-    <w:p>
-      <w:pPr>
-        <w:pStyle w:val="CMDOutput"/>
-      </w:pPr>
-      <w:r>
-        <w:t>Executing command: !</w:t>
-      </w:r>
+        <w:t>Executing command</w:t>
+      </w:r>
+      <w:proofErr w:type="gramStart"/>
+      <w:r>
+        <w:t>:  management</w:t>
+      </w:r>
+      <w:proofErr w:type="gramEnd"/>
+      <w:r>
+        <w:t>-only</w:t>
+      </w:r>
+    </w:p>
+    <w:p>
+      <w:pPr>
+        <w:pStyle w:val="CMDOutput"/>
+      </w:pPr>
+      <w:r>
+        <w:t>Executing command</w:t>
+      </w:r>
+      <w:proofErr w:type="gramStart"/>
+      <w:r>
+        <w:t>:  no</w:t>
+      </w:r>
+      <w:proofErr w:type="gramEnd"/>
+      <w:r>
+        <w:t xml:space="preserve"> nameif</w:t>
+      </w:r>
+    </w:p>
+    <w:p>
+      <w:pPr>
+        <w:pStyle w:val="CMDOutput"/>
+      </w:pPr>
+      <w:r>
+        <w:t>Executing command</w:t>
+      </w:r>
+      <w:proofErr w:type="gramStart"/>
+      <w:r>
+        <w:t>:  no</w:t>
+      </w:r>
+      <w:proofErr w:type="gramEnd"/>
+      <w:r>
+        <w:t xml:space="preserve"> security-level</w:t>
+      </w:r>
+    </w:p>
+    <w:p>
+      <w:pPr>
+        <w:pStyle w:val="CMDOutput"/>
+      </w:pPr>
+      <w:r>
+        <w:t>Executing command</w:t>
+      </w:r>
+      <w:proofErr w:type="gramStart"/>
+      <w:r>
+        <w:t>:  no</w:t>
+      </w:r>
+      <w:proofErr w:type="gramEnd"/>
+      <w:r>
+        <w:t xml:space="preserve"> ip address</w:t>
+      </w:r>
+    </w:p>
+    <w:p>
+      <w:pPr>
+        <w:pStyle w:val="CMDOutput"/>
+      </w:pPr>
+      <w:r>
+        <w:t>Executing command</w:t>
+      </w:r>
+      <w:proofErr w:type="gramStart"/>
+      <w:r>
+        <w:t>:  no</w:t>
+      </w:r>
+      <w:proofErr w:type="gramEnd"/>
+      <w:r>
+        <w:t xml:space="preserve"> shutdown</w:t>
+      </w:r>
+    </w:p>
+    <w:p>
+      <w:pPr>
+        <w:pStyle w:val="CMDOutput"/>
+      </w:pPr>
+      <w:r>
+        <w:t>Executing command</w:t>
+      </w:r>
+      <w:proofErr w:type="gramStart"/>
+      <w:r>
+        <w:t>:  exit</w:t>
+      </w:r>
+      <w:proofErr w:type="gramEnd"/>
+    </w:p>
+    <w:p>
+      <w:pPr>
+        <w:pStyle w:val="CMDOutput"/>
+      </w:pPr>
+      <w:r>
+        <w:t>Executing command</w:t>
+      </w:r>
+      <w:proofErr w:type="gramStart"/>
+      <w:r>
+        <w:t>: !</w:t>
+      </w:r>
+      <w:proofErr w:type="gramEnd"/>
     </w:p>
     <w:p>
       <w:pPr>
@@ -4171,7 +5300,15 @@
         <w:pStyle w:val="CMDOutput"/>
       </w:pPr>
       <w:r>
-        <w:t>Executing command:  nameif outside</w:t>
+        <w:t>Executing command</w:t>
+      </w:r>
+      <w:proofErr w:type="gramStart"/>
+      <w:r>
+        <w:t>:  nameif</w:t>
+      </w:r>
+      <w:proofErr w:type="gramEnd"/>
+      <w:r>
+        <w:t xml:space="preserve"> outside</w:t>
       </w:r>
     </w:p>
     <w:p>
@@ -4187,15 +5324,31 @@
         <w:pStyle w:val="CMDOutput"/>
       </w:pPr>
       <w:r>
-        <w:t>Executing command:  security-level 0</w:t>
-      </w:r>
-    </w:p>
-    <w:p>
-      <w:pPr>
-        <w:pStyle w:val="CMDOutput"/>
-      </w:pPr>
-      <w:r>
-        <w:t>Executing command:  no shutdown</w:t>
+        <w:t>Executing command</w:t>
+      </w:r>
+      <w:proofErr w:type="gramStart"/>
+      <w:r>
+        <w:t>:  security</w:t>
+      </w:r>
+      <w:proofErr w:type="gramEnd"/>
+      <w:r>
+        <w:t>-level 0</w:t>
+      </w:r>
+    </w:p>
+    <w:p>
+      <w:pPr>
+        <w:pStyle w:val="CMDOutput"/>
+      </w:pPr>
+      <w:r>
+        <w:t>Executing command</w:t>
+      </w:r>
+      <w:proofErr w:type="gramStart"/>
+      <w:r>
+        <w:t>:  no</w:t>
+      </w:r>
+      <w:proofErr w:type="gramEnd"/>
+      <w:r>
+        <w:t xml:space="preserve"> shutdown</w:t>
       </w:r>
     </w:p>
     <w:p>
@@ -4219,16 +5372,26 @@
         <w:pStyle w:val="CMDOutput"/>
       </w:pPr>
       <w:r>
-        <w:t>Executing command: !</w:t>
-      </w:r>
-    </w:p>
-    <w:p>
-      <w:pPr>
-        <w:pStyle w:val="CMDOutput"/>
-      </w:pPr>
-      <w:r>
-        <w:t>Executing command: !</w:t>
-      </w:r>
+        <w:t>Executing command</w:t>
+      </w:r>
+      <w:proofErr w:type="gramStart"/>
+      <w:r>
+        <w:t>: !</w:t>
+      </w:r>
+      <w:proofErr w:type="gramEnd"/>
+    </w:p>
+    <w:p>
+      <w:pPr>
+        <w:pStyle w:val="CMDOutput"/>
+      </w:pPr>
+      <w:r>
+        <w:t>Executing command</w:t>
+      </w:r>
+      <w:proofErr w:type="gramStart"/>
+      <w:r>
+        <w:t>: !</w:t>
+      </w:r>
+      <w:proofErr w:type="gramEnd"/>
     </w:p>
     <w:p>
       <w:pPr>
@@ -4285,8 +5448,8 @@
       <w:pPr>
         <w:pStyle w:val="Heading3"/>
       </w:pPr>
-      <w:bookmarkStart w:id="8" w:name="wp1054593"/>
-      <w:bookmarkEnd w:id="8"/>
+      <w:bookmarkStart w:id="59" w:name="wp1054593"/>
+      <w:bookmarkEnd w:id="59"/>
       <w:r>
         <w:t>Clear the previous ASA configuration settings.</w:t>
       </w:r>
@@ -4326,7 +5489,15 @@
         <w:pStyle w:val="CMD"/>
       </w:pPr>
       <w:r>
-        <w:t xml:space="preserve">ciscoasa(config)# </w:t>
+        <w:t>ciscoasa(</w:t>
+      </w:r>
+      <w:proofErr w:type="gramStart"/>
+      <w:r>
+        <w:t>config)#</w:t>
+      </w:r>
+      <w:proofErr w:type="gramEnd"/>
+      <w:r>
+        <w:t xml:space="preserve"> </w:t>
       </w:r>
       <w:r>
         <w:rPr>
@@ -4356,7 +5527,15 @@
         <w:pStyle w:val="CMD"/>
       </w:pPr>
       <w:r>
-        <w:t xml:space="preserve">Erase configuration in flash memory? [confirm] </w:t>
+        <w:t xml:space="preserve">Erase configuration in flash </w:t>
+      </w:r>
+      <w:proofErr w:type="gramStart"/>
+      <w:r>
+        <w:t>memory?</w:t>
+      </w:r>
+      <w:proofErr w:type="gramEnd"/>
+      <w:r>
+        <w:t xml:space="preserve"> [confirm] </w:t>
       </w:r>
       <w:r>
         <w:rPr>
@@ -4509,7 +5688,11 @@
         <w:pStyle w:val="CMD"/>
       </w:pPr>
       <w:r>
-        <w:t xml:space="preserve">System config has been modified. Save? [Y]es/[N]o:  </w:t>
+        <w:t>System config has been modified. Save? [Y]es/[N]o</w:t>
+      </w:r>
+      <w:proofErr w:type="gramStart"/>
+      <w:r>
+        <w:t xml:space="preserve">:  </w:t>
       </w:r>
       <w:r>
         <w:rPr>
@@ -4517,6 +5700,7 @@
         </w:rPr>
         <w:t>n</w:t>
       </w:r>
+      <w:proofErr w:type="gramEnd"/>
     </w:p>
     <w:p>
       <w:pPr>
@@ -4765,7 +5949,23 @@
           <w:rFonts w:cs="Courier New"/>
           <w:szCs w:val="20"/>
         </w:rPr>
-        <w:t>Pre-configure Firewall now through interactive prompts [yes]?</w:t>
+        <w:t xml:space="preserve">Pre-configure Firewall now through interactive </w:t>
+      </w:r>
+      <w:proofErr w:type="gramStart"/>
+      <w:r>
+        <w:rPr>
+          <w:rFonts w:cs="Courier New"/>
+          <w:szCs w:val="20"/>
+        </w:rPr>
+        <w:t>prompts</w:t>
+      </w:r>
+      <w:proofErr w:type="gramEnd"/>
+      <w:r>
+        <w:rPr>
+          <w:rFonts w:cs="Courier New"/>
+          <w:szCs w:val="20"/>
+        </w:rPr>
+        <w:t xml:space="preserve"> [yes]?</w:t>
       </w:r>
       <w:r>
         <w:rPr>
@@ -5206,108 +6406,108 @@
           <w:sz w:val="20"/>
           <w:szCs w:val="20"/>
         </w:rPr>
-        <w:t>Mar 19 2019</w:t>
-      </w:r>
-    </w:p>
-    <w:p>
-      <w:pPr>
-        <w:pStyle w:val="CMDOutput"/>
+        <w:t>Mar 19</w:t>
+      </w:r>
+      <w:proofErr w:type="gramStart"/>
+      <w:r>
         <w:rPr>
           <w:rFonts w:cs="Courier New"/>
           <w:sz w:val="20"/>
           <w:szCs w:val="20"/>
         </w:rPr>
-      </w:pPr>
-      <w:r>
+        <w:t xml:space="preserve"> 2019</w:t>
+      </w:r>
+      <w:proofErr w:type="gramEnd"/>
+    </w:p>
+    <w:p>
+      <w:pPr>
+        <w:pStyle w:val="CMDOutput"/>
         <w:rPr>
           <w:rFonts w:cs="Courier New"/>
           <w:sz w:val="20"/>
           <w:szCs w:val="20"/>
         </w:rPr>
-        <w:t>Firewall Mode: Routed</w:t>
-      </w:r>
-    </w:p>
-    <w:p>
-      <w:pPr>
-        <w:pStyle w:val="CMDOutput"/>
+      </w:pPr>
+      <w:r>
         <w:rPr>
           <w:rFonts w:cs="Courier New"/>
           <w:sz w:val="20"/>
           <w:szCs w:val="20"/>
         </w:rPr>
-      </w:pPr>
-      <w:r>
+        <w:t>Firewall Mode: Routed</w:t>
+      </w:r>
+    </w:p>
+    <w:p>
+      <w:pPr>
+        <w:pStyle w:val="CMDOutput"/>
         <w:rPr>
           <w:rFonts w:cs="Courier New"/>
           <w:sz w:val="20"/>
           <w:szCs w:val="20"/>
         </w:rPr>
-        <w:t>Management IP address: 192.168.100.1</w:t>
-      </w:r>
-    </w:p>
-    <w:p>
-      <w:pPr>
-        <w:pStyle w:val="CMDOutput"/>
+      </w:pPr>
+      <w:r>
         <w:rPr>
           <w:rFonts w:cs="Courier New"/>
           <w:sz w:val="20"/>
           <w:szCs w:val="20"/>
         </w:rPr>
-      </w:pPr>
-      <w:r>
+        <w:t>Management IP address: 192.168.100.1</w:t>
+      </w:r>
+    </w:p>
+    <w:p>
+      <w:pPr>
+        <w:pStyle w:val="CMDOutput"/>
         <w:rPr>
           <w:rFonts w:cs="Courier New"/>
           <w:sz w:val="20"/>
           <w:szCs w:val="20"/>
         </w:rPr>
-        <w:t>Management network mask: 255.255.255.0</w:t>
-      </w:r>
-    </w:p>
-    <w:p>
-      <w:pPr>
-        <w:pStyle w:val="CMDOutput"/>
+      </w:pPr>
+      <w:r>
         <w:rPr>
           <w:rFonts w:cs="Courier New"/>
           <w:sz w:val="20"/>
           <w:szCs w:val="20"/>
         </w:rPr>
-      </w:pPr>
-      <w:r>
+        <w:t>Management network mask: 255.255.255.0</w:t>
+      </w:r>
+    </w:p>
+    <w:p>
+      <w:pPr>
+        <w:pStyle w:val="CMDOutput"/>
         <w:rPr>
           <w:rFonts w:cs="Courier New"/>
           <w:sz w:val="20"/>
           <w:szCs w:val="20"/>
         </w:rPr>
-        <w:t>Host name: ASA-Init</w:t>
-      </w:r>
-    </w:p>
-    <w:p>
-      <w:pPr>
-        <w:pStyle w:val="CMDOutput"/>
+      </w:pPr>
+      <w:r>
         <w:rPr>
           <w:rFonts w:cs="Courier New"/>
           <w:sz w:val="20"/>
           <w:szCs w:val="20"/>
         </w:rPr>
-      </w:pPr>
-      <w:r>
+        <w:t>Host name: ASA-Init</w:t>
+      </w:r>
+    </w:p>
+    <w:p>
+      <w:pPr>
+        <w:pStyle w:val="CMDOutput"/>
         <w:rPr>
           <w:rFonts w:cs="Courier New"/>
           <w:sz w:val="20"/>
           <w:szCs w:val="20"/>
         </w:rPr>
-        <w:t>Domain name: generic.com</w:t>
-      </w:r>
-    </w:p>
-    <w:p>
-      <w:pPr>
-        <w:pStyle w:val="CMDOutput"/>
+      </w:pPr>
+      <w:r>
         <w:rPr>
           <w:rFonts w:cs="Courier New"/>
           <w:sz w:val="20"/>
           <w:szCs w:val="20"/>
         </w:rPr>
-      </w:pPr>
+        <w:t>Domain name: generic.com</w:t>
+      </w:r>
     </w:p>
     <w:p>
       <w:pPr>
@@ -5321,30 +6521,6 @@
     </w:p>
     <w:p>
       <w:pPr>
-        <w:pStyle w:val="CMD"/>
-        <w:rPr>
-          <w:rFonts w:cs="Courier New"/>
-          <w:szCs w:val="20"/>
-        </w:rPr>
-      </w:pPr>
-      <w:r>
-        <w:rPr>
-          <w:rFonts w:cs="Courier New"/>
-          <w:szCs w:val="20"/>
-        </w:rPr>
-        <w:t xml:space="preserve">Use this configuration and save to flash? [yes] </w:t>
-      </w:r>
-      <w:r>
-        <w:rPr>
-          <w:rFonts w:cs="Courier New"/>
-          <w:b/>
-          <w:szCs w:val="20"/>
-        </w:rPr>
-        <w:t>&lt;Enter&gt;</w:t>
-      </w:r>
-    </w:p>
-    <w:p>
-      <w:pPr>
         <w:pStyle w:val="CMDOutput"/>
         <w:rPr>
           <w:rFonts w:cs="Courier New"/>
@@ -5352,42 +6528,66 @@
           <w:szCs w:val="20"/>
         </w:rPr>
       </w:pPr>
-      <w:r>
+    </w:p>
+    <w:p>
+      <w:pPr>
+        <w:pStyle w:val="CMD"/>
+        <w:rPr>
+          <w:rFonts w:cs="Courier New"/>
+          <w:szCs w:val="20"/>
+        </w:rPr>
+      </w:pPr>
+      <w:r>
+        <w:rPr>
+          <w:rFonts w:cs="Courier New"/>
+          <w:szCs w:val="20"/>
+        </w:rPr>
+        <w:t xml:space="preserve">Use this configuration and save to flash? [yes] </w:t>
+      </w:r>
+      <w:r>
+        <w:rPr>
+          <w:rFonts w:cs="Courier New"/>
+          <w:b/>
+          <w:szCs w:val="20"/>
+        </w:rPr>
+        <w:t>&lt;Enter&gt;</w:t>
+      </w:r>
+    </w:p>
+    <w:p>
+      <w:pPr>
+        <w:pStyle w:val="CMDOutput"/>
         <w:rPr>
           <w:rFonts w:cs="Courier New"/>
           <w:sz w:val="20"/>
           <w:szCs w:val="20"/>
         </w:rPr>
-        <w:t>INFO: Security level for "management" set to 0 by default.</w:t>
-      </w:r>
-    </w:p>
-    <w:p>
-      <w:pPr>
-        <w:pStyle w:val="CMDOutput"/>
+      </w:pPr>
+      <w:r>
         <w:rPr>
           <w:rFonts w:cs="Courier New"/>
           <w:sz w:val="20"/>
           <w:szCs w:val="20"/>
         </w:rPr>
-      </w:pPr>
-      <w:r>
+        <w:t>INFO: Security level for "management" set to 0 by default.</w:t>
+      </w:r>
+    </w:p>
+    <w:p>
+      <w:pPr>
+        <w:pStyle w:val="CMDOutput"/>
         <w:rPr>
           <w:rFonts w:cs="Courier New"/>
           <w:sz w:val="20"/>
           <w:szCs w:val="20"/>
         </w:rPr>
-        <w:t>Cryptochecksum: d0b22e76 5178e9e6 0a6bc590 5f5e5a3d</w:t>
-      </w:r>
-    </w:p>
-    <w:p>
-      <w:pPr>
-        <w:pStyle w:val="CMDOutput"/>
+      </w:pPr>
+      <w:r>
         <w:rPr>
           <w:rFonts w:cs="Courier New"/>
           <w:sz w:val="20"/>
           <w:szCs w:val="20"/>
         </w:rPr>
-      </w:pPr>
+        <w:t>Cryptochecksum: d0b22e76 5178e9e6 0a6bc590 5f5e5a3d</w:t>
+      </w:r>
     </w:p>
     <w:p>
       <w:pPr>
@@ -5398,24 +6598,24 @@
           <w:szCs w:val="20"/>
         </w:rPr>
       </w:pPr>
-      <w:r>
+    </w:p>
+    <w:p>
+      <w:pPr>
+        <w:pStyle w:val="CMDOutput"/>
         <w:rPr>
           <w:rFonts w:cs="Courier New"/>
           <w:sz w:val="20"/>
           <w:szCs w:val="20"/>
         </w:rPr>
-        <w:t>3958 bytes copied in 0.80 secs</w:t>
-      </w:r>
-    </w:p>
-    <w:p>
-      <w:pPr>
-        <w:pStyle w:val="CMDOutput"/>
+      </w:pPr>
+      <w:r>
         <w:rPr>
           <w:rFonts w:cs="Courier New"/>
           <w:sz w:val="20"/>
           <w:szCs w:val="20"/>
         </w:rPr>
-      </w:pPr>
+        <w:t>3958 bytes copied in 0.80 secs</w:t>
+      </w:r>
     </w:p>
     <w:p>
       <w:pPr>
@@ -5436,31 +6636,33 @@
           <w:szCs w:val="20"/>
         </w:rPr>
       </w:pPr>
-      <w:r>
+    </w:p>
+    <w:p>
+      <w:pPr>
+        <w:pStyle w:val="CMDOutput"/>
         <w:rPr>
           <w:rFonts w:cs="Courier New"/>
           <w:sz w:val="20"/>
           <w:szCs w:val="20"/>
         </w:rPr>
-        <w:t>User enable_1 logged in to ASA-Init</w:t>
-      </w:r>
-    </w:p>
-    <w:p>
-      <w:pPr>
-        <w:pStyle w:val="CMDOutput"/>
+      </w:pPr>
+      <w:proofErr w:type="gramStart"/>
+      <w:r>
         <w:rPr>
           <w:rFonts w:cs="Courier New"/>
           <w:sz w:val="20"/>
           <w:szCs w:val="20"/>
         </w:rPr>
-      </w:pPr>
+        <w:t>User</w:t>
+      </w:r>
+      <w:proofErr w:type="gramEnd"/>
       <w:r>
         <w:rPr>
           <w:rFonts w:cs="Courier New"/>
           <w:sz w:val="20"/>
           <w:szCs w:val="20"/>
         </w:rPr>
-        <w:t>Logins over the last 1 days: 1.</w:t>
+        <w:t xml:space="preserve"> enable_1 logged in to ASA-Init</w:t>
       </w:r>
     </w:p>
     <w:p>
@@ -5478,6 +6680,24 @@
           <w:sz w:val="20"/>
           <w:szCs w:val="20"/>
         </w:rPr>
+        <w:t>Logins over the last 1 days: 1.</w:t>
+      </w:r>
+    </w:p>
+    <w:p>
+      <w:pPr>
+        <w:pStyle w:val="CMDOutput"/>
+        <w:rPr>
+          <w:rFonts w:cs="Courier New"/>
+          <w:sz w:val="20"/>
+          <w:szCs w:val="20"/>
+        </w:rPr>
+      </w:pPr>
+      <w:r>
+        <w:rPr>
+          <w:rFonts w:cs="Courier New"/>
+          <w:sz w:val="20"/>
+          <w:szCs w:val="20"/>
+        </w:rPr>
         <w:t>Failed logins since the last login: 0.</w:t>
       </w:r>
     </w:p>
@@ -5792,8 +7012,13 @@
         <w:t xml:space="preserve"> M</w:t>
       </w:r>
       <w:r>
-        <w:t>any ASA CLI commands are similar to</w:t>
-      </w:r>
+        <w:t xml:space="preserve">any ASA CLI commands are </w:t>
+      </w:r>
+      <w:proofErr w:type="gramStart"/>
+      <w:r>
+        <w:t>similar to</w:t>
+      </w:r>
+      <w:proofErr w:type="gramEnd"/>
       <w:r>
         <w:t>,</w:t>
       </w:r>
@@ -5904,17 +7129,17 @@
           <w:sz w:val="20"/>
           <w:szCs w:val="20"/>
         </w:rPr>
-        <w:t>ASA-Init(config)#</w:t>
-      </w:r>
-    </w:p>
-    <w:p>
-      <w:pPr>
-        <w:pStyle w:val="CMDOutput"/>
+        <w:t>ASA-Init(</w:t>
+      </w:r>
+      <w:proofErr w:type="gramStart"/>
+      <w:r>
         <w:rPr>
           <w:sz w:val="20"/>
           <w:szCs w:val="20"/>
         </w:rPr>
-      </w:pPr>
+        <w:t>config)#</w:t>
+      </w:r>
+      <w:proofErr w:type="gramEnd"/>
     </w:p>
     <w:p>
       <w:pPr>
@@ -5924,22 +7149,22 @@
           <w:szCs w:val="20"/>
         </w:rPr>
       </w:pPr>
-      <w:r>
+    </w:p>
+    <w:p>
+      <w:pPr>
+        <w:pStyle w:val="CMDOutput"/>
         <w:rPr>
           <w:sz w:val="20"/>
           <w:szCs w:val="20"/>
         </w:rPr>
-        <w:t>***************************** NOTICE *****************************</w:t>
-      </w:r>
-    </w:p>
-    <w:p>
-      <w:pPr>
-        <w:pStyle w:val="CMDOutput"/>
+      </w:pPr>
+      <w:r>
         <w:rPr>
           <w:sz w:val="20"/>
           <w:szCs w:val="20"/>
         </w:rPr>
-      </w:pPr>
+        <w:t>***************************** NOTICE *****************************</w:t>
+      </w:r>
     </w:p>
     <w:p>
       <w:pPr>
@@ -5949,69 +7174,78 @@
           <w:szCs w:val="20"/>
         </w:rPr>
       </w:pPr>
-      <w:r>
+    </w:p>
+    <w:p>
+      <w:pPr>
+        <w:pStyle w:val="CMDOutput"/>
         <w:rPr>
           <w:sz w:val="20"/>
           <w:szCs w:val="20"/>
         </w:rPr>
-        <w:t>Help to improve the ASA platform by enabling anonymous reporting,</w:t>
-      </w:r>
-    </w:p>
-    <w:p>
-      <w:pPr>
-        <w:pStyle w:val="CMDOutput"/>
+      </w:pPr>
+      <w:r>
         <w:rPr>
           <w:sz w:val="20"/>
           <w:szCs w:val="20"/>
         </w:rPr>
-      </w:pPr>
-      <w:r>
+        <w:t>Help to improve the ASA platform by enabling anonymous reporting,</w:t>
+      </w:r>
+    </w:p>
+    <w:p>
+      <w:pPr>
+        <w:pStyle w:val="CMDOutput"/>
         <w:rPr>
           <w:sz w:val="20"/>
           <w:szCs w:val="20"/>
         </w:rPr>
-        <w:t>which allows Cisco to securely receive minimal error and health</w:t>
-      </w:r>
-    </w:p>
-    <w:p>
-      <w:pPr>
-        <w:pStyle w:val="CMDOutput"/>
+      </w:pPr>
+      <w:r>
         <w:rPr>
           <w:sz w:val="20"/>
           <w:szCs w:val="20"/>
         </w:rPr>
-      </w:pPr>
-      <w:r>
+        <w:t>which allows Cisco to securely receive minimal error and health</w:t>
+      </w:r>
+    </w:p>
+    <w:p>
+      <w:pPr>
+        <w:pStyle w:val="CMDOutput"/>
         <w:rPr>
           <w:sz w:val="20"/>
           <w:szCs w:val="20"/>
         </w:rPr>
-        <w:t>information from the device. To learn more about this feature,</w:t>
-      </w:r>
-    </w:p>
-    <w:p>
-      <w:pPr>
-        <w:pStyle w:val="CMDOutput"/>
+      </w:pPr>
+      <w:r>
         <w:rPr>
           <w:sz w:val="20"/>
           <w:szCs w:val="20"/>
         </w:rPr>
-      </w:pPr>
-      <w:r>
+        <w:t>information from the device. To learn more about this feature,</w:t>
+      </w:r>
+    </w:p>
+    <w:p>
+      <w:pPr>
+        <w:pStyle w:val="CMDOutput"/>
         <w:rPr>
           <w:sz w:val="20"/>
           <w:szCs w:val="20"/>
         </w:rPr>
-        <w:t>please visit: http://www.cisco.com/go/smartcall</w:t>
-      </w:r>
-    </w:p>
-    <w:p>
-      <w:pPr>
-        <w:pStyle w:val="CMDOutput"/>
+      </w:pPr>
+      <w:r>
         <w:rPr>
           <w:sz w:val="20"/>
           <w:szCs w:val="20"/>
         </w:rPr>
+        <w:t>please visit: http://www.cisco.com/go/smartcall</w:t>
+      </w:r>
+    </w:p>
+    <w:p>
+      <w:pPr>
+        <w:pStyle w:val="CMDOutput"/>
+        <w:rPr>
+          <w:sz w:val="20"/>
+          <w:szCs w:val="20"/>
+        </w:rPr>
       </w:pPr>
     </w:p>
     <w:p>
@@ -6140,7 +7374,15 @@
         <w:pStyle w:val="CMD"/>
       </w:pPr>
       <w:r>
-        <w:t xml:space="preserve">ASA-Init(config)# </w:t>
+        <w:t>ASA-Init(</w:t>
+      </w:r>
+      <w:proofErr w:type="gramStart"/>
+      <w:r>
+        <w:t>config)#</w:t>
+      </w:r>
+      <w:proofErr w:type="gramEnd"/>
+      <w:r>
+        <w:t xml:space="preserve"> </w:t>
       </w:r>
       <w:r>
         <w:rPr>
@@ -6189,7 +7431,11 @@
         </w:rPr>
       </w:pPr>
       <w:r>
-        <w:t>NETSEC-ASA</w:t>
+        <w:t>NETSEC-</w:t>
+      </w:r>
+      <w:proofErr w:type="gramStart"/>
+      <w:r>
+        <w:t>ASA</w:t>
       </w:r>
       <w:r>
         <w:t>(config)</w:t>
@@ -6197,6 +7443,7 @@
       <w:r>
         <w:t>#</w:t>
       </w:r>
+      <w:proofErr w:type="gramEnd"/>
       <w:r>
         <w:t xml:space="preserve"> </w:t>
       </w:r>
@@ -6328,7 +7575,15 @@
         <w:t>optional</w:t>
       </w:r>
       <w:r>
-        <w:t xml:space="preserve"> because later in the lab we will configure the ASA for SSH, and not Telnet access.</w:t>
+        <w:t xml:space="preserve"> because later in the lab we will configure the ASA for </w:t>
+      </w:r>
+      <w:proofErr w:type="gramStart"/>
+      <w:r>
+        <w:t>SSH, and</w:t>
+      </w:r>
+      <w:proofErr w:type="gramEnd"/>
+      <w:r>
+        <w:t xml:space="preserve"> not Telnet access.</w:t>
       </w:r>
     </w:p>
     <w:p>
@@ -6336,10 +7591,18 @@
         <w:pStyle w:val="CMD"/>
       </w:pPr>
       <w:r>
-        <w:t>NETSEC-ASA</w:t>
-      </w:r>
-      <w:r>
-        <w:t xml:space="preserve">(config)# </w:t>
+        <w:t>NETSEC-</w:t>
+      </w:r>
+      <w:proofErr w:type="gramStart"/>
+      <w:r>
+        <w:t>ASA</w:t>
+      </w:r>
+      <w:r>
+        <w:t>(config)#</w:t>
+      </w:r>
+      <w:proofErr w:type="gramEnd"/>
+      <w:r>
+        <w:t xml:space="preserve"> </w:t>
       </w:r>
       <w:r>
         <w:rPr>
@@ -6376,10 +7639,18 @@
         <w:pStyle w:val="CMD"/>
       </w:pPr>
       <w:r>
-        <w:t>NETSEC-ASA</w:t>
-      </w:r>
-      <w:r>
-        <w:t xml:space="preserve">(config)# </w:t>
+        <w:t>NETSEC-</w:t>
+      </w:r>
+      <w:proofErr w:type="gramStart"/>
+      <w:r>
+        <w:t>ASA</w:t>
+      </w:r>
+      <w:r>
+        <w:t>(config)#</w:t>
+      </w:r>
+      <w:proofErr w:type="gramEnd"/>
+      <w:r>
+        <w:t xml:space="preserve"> </w:t>
       </w:r>
       <w:r>
         <w:rPr>
@@ -6488,10 +7759,18 @@
         <w:pStyle w:val="CMD"/>
       </w:pPr>
       <w:r>
-        <w:t>NETSEC-ASA</w:t>
-      </w:r>
-      <w:r>
-        <w:t xml:space="preserve">(config)# </w:t>
+        <w:t>NETSEC-</w:t>
+      </w:r>
+      <w:proofErr w:type="gramStart"/>
+      <w:r>
+        <w:t>ASA</w:t>
+      </w:r>
+      <w:r>
+        <w:t>(</w:t>
+      </w:r>
+      <w:proofErr w:type="gramEnd"/>
+      <w:r>
+        <w:t xml:space="preserve">config)# </w:t>
       </w:r>
       <w:r>
         <w:rPr>
@@ -6687,10 +7966,18 @@
         <w:pStyle w:val="CMD"/>
       </w:pPr>
       <w:r>
-        <w:t>NETSEC-ASA</w:t>
-      </w:r>
-      <w:r>
-        <w:t xml:space="preserve">(config)# </w:t>
+        <w:t>NETSEC-</w:t>
+      </w:r>
+      <w:proofErr w:type="gramStart"/>
+      <w:r>
+        <w:t>ASA</w:t>
+      </w:r>
+      <w:r>
+        <w:t>(</w:t>
+      </w:r>
+      <w:proofErr w:type="gramEnd"/>
+      <w:r>
+        <w:t xml:space="preserve">config)# </w:t>
       </w:r>
       <w:r>
         <w:rPr>
@@ -6710,10 +7997,26 @@
         <w:pStyle w:val="CMD"/>
       </w:pPr>
       <w:r>
-        <w:t>NETSEC-ASA</w:t>
-      </w:r>
-      <w:r>
-        <w:t xml:space="preserve">(config-if)# </w:t>
+        <w:t>NETSEC-</w:t>
+      </w:r>
+      <w:proofErr w:type="gramStart"/>
+      <w:r>
+        <w:t>ASA</w:t>
+      </w:r>
+      <w:r>
+        <w:t>(</w:t>
+      </w:r>
+      <w:proofErr w:type="gramEnd"/>
+      <w:r>
+        <w:t>config-</w:t>
+      </w:r>
+      <w:proofErr w:type="gramStart"/>
+      <w:r>
+        <w:t>if)#</w:t>
+      </w:r>
+      <w:proofErr w:type="gramEnd"/>
+      <w:r>
+        <w:t xml:space="preserve"> </w:t>
       </w:r>
       <w:r>
         <w:rPr>
@@ -6733,10 +8036,26 @@
         <w:pStyle w:val="CMD"/>
       </w:pPr>
       <w:r>
-        <w:t>NETSEC-ASA</w:t>
-      </w:r>
-      <w:r>
-        <w:t xml:space="preserve">(config-if)# </w:t>
+        <w:t>NETSEC-</w:t>
+      </w:r>
+      <w:proofErr w:type="gramStart"/>
+      <w:r>
+        <w:t>ASA</w:t>
+      </w:r>
+      <w:r>
+        <w:t>(</w:t>
+      </w:r>
+      <w:proofErr w:type="gramEnd"/>
+      <w:r>
+        <w:t>config-</w:t>
+      </w:r>
+      <w:proofErr w:type="gramStart"/>
+      <w:r>
+        <w:t>if)#</w:t>
+      </w:r>
+      <w:proofErr w:type="gramEnd"/>
+      <w:r>
+        <w:t xml:space="preserve"> </w:t>
       </w:r>
       <w:r>
         <w:rPr>
@@ -6750,10 +8069,26 @@
         <w:pStyle w:val="CMD"/>
       </w:pPr>
       <w:r>
-        <w:t>NETSEC-ASA</w:t>
-      </w:r>
-      <w:r>
-        <w:t xml:space="preserve">(config-if)# </w:t>
+        <w:t>NETSEC-</w:t>
+      </w:r>
+      <w:proofErr w:type="gramStart"/>
+      <w:r>
+        <w:t>ASA</w:t>
+      </w:r>
+      <w:r>
+        <w:t>(</w:t>
+      </w:r>
+      <w:proofErr w:type="gramEnd"/>
+      <w:r>
+        <w:t>config-</w:t>
+      </w:r>
+      <w:proofErr w:type="gramStart"/>
+      <w:r>
+        <w:t>if)#</w:t>
+      </w:r>
+      <w:proofErr w:type="gramEnd"/>
+      <w:r>
+        <w:t xml:space="preserve"> </w:t>
       </w:r>
       <w:r>
         <w:rPr>
@@ -6767,10 +8102,26 @@
         <w:pStyle w:val="CMD"/>
       </w:pPr>
       <w:r>
-        <w:t>NETSEC-ASA</w:t>
-      </w:r>
-      <w:r>
-        <w:t xml:space="preserve">(config-if)# </w:t>
+        <w:t>NETSEC-</w:t>
+      </w:r>
+      <w:proofErr w:type="gramStart"/>
+      <w:r>
+        <w:t>ASA</w:t>
+      </w:r>
+      <w:r>
+        <w:t>(</w:t>
+      </w:r>
+      <w:proofErr w:type="gramEnd"/>
+      <w:r>
+        <w:t>config-</w:t>
+      </w:r>
+      <w:proofErr w:type="gramStart"/>
+      <w:r>
+        <w:t>if)#</w:t>
+      </w:r>
+      <w:proofErr w:type="gramEnd"/>
+      <w:r>
+        <w:t xml:space="preserve"> </w:t>
       </w:r>
       <w:r>
         <w:rPr>
@@ -6834,10 +8185,26 @@
         <w:pStyle w:val="CMD"/>
       </w:pPr>
       <w:r>
-        <w:t>NETSEC-ASA</w:t>
-      </w:r>
-      <w:r>
-        <w:t xml:space="preserve">(config-if)# </w:t>
+        <w:t>NETSEC-</w:t>
+      </w:r>
+      <w:proofErr w:type="gramStart"/>
+      <w:r>
+        <w:t>ASA</w:t>
+      </w:r>
+      <w:r>
+        <w:t>(</w:t>
+      </w:r>
+      <w:proofErr w:type="gramEnd"/>
+      <w:r>
+        <w:t>config-</w:t>
+      </w:r>
+      <w:proofErr w:type="gramStart"/>
+      <w:r>
+        <w:t>if)#</w:t>
+      </w:r>
+      <w:proofErr w:type="gramEnd"/>
+      <w:r>
+        <w:t xml:space="preserve"> </w:t>
       </w:r>
       <w:r>
         <w:rPr>
@@ -6857,10 +8224,26 @@
         <w:pStyle w:val="CMD"/>
       </w:pPr>
       <w:r>
-        <w:t>NETSEC-ASA</w:t>
-      </w:r>
-      <w:r>
-        <w:t xml:space="preserve">(config-if)# </w:t>
+        <w:t>NETSEC-</w:t>
+      </w:r>
+      <w:proofErr w:type="gramStart"/>
+      <w:r>
+        <w:t>ASA</w:t>
+      </w:r>
+      <w:r>
+        <w:t>(</w:t>
+      </w:r>
+      <w:proofErr w:type="gramEnd"/>
+      <w:r>
+        <w:t>config-</w:t>
+      </w:r>
+      <w:proofErr w:type="gramStart"/>
+      <w:r>
+        <w:t>if)#</w:t>
+      </w:r>
+      <w:proofErr w:type="gramEnd"/>
+      <w:r>
+        <w:t xml:space="preserve"> </w:t>
       </w:r>
       <w:r>
         <w:rPr>
@@ -6880,10 +8263,26 @@
         <w:pStyle w:val="CMD"/>
       </w:pPr>
       <w:r>
-        <w:t>NETSEC-ASA</w:t>
-      </w:r>
-      <w:r>
-        <w:t xml:space="preserve">(config-if)# </w:t>
+        <w:t>NETSEC-</w:t>
+      </w:r>
+      <w:proofErr w:type="gramStart"/>
+      <w:r>
+        <w:t>ASA</w:t>
+      </w:r>
+      <w:r>
+        <w:t>(</w:t>
+      </w:r>
+      <w:proofErr w:type="gramEnd"/>
+      <w:r>
+        <w:t>config-</w:t>
+      </w:r>
+      <w:proofErr w:type="gramStart"/>
+      <w:r>
+        <w:t>if)#</w:t>
+      </w:r>
+      <w:proofErr w:type="gramEnd"/>
+      <w:r>
+        <w:t xml:space="preserve"> </w:t>
       </w:r>
       <w:r>
         <w:rPr>
@@ -6897,10 +8296,26 @@
         <w:pStyle w:val="CMD"/>
       </w:pPr>
       <w:r>
-        <w:t>NETSEC-ASA</w:t>
-      </w:r>
-      <w:r>
-        <w:t xml:space="preserve">(config-if)# </w:t>
+        <w:t>NETSEC-</w:t>
+      </w:r>
+      <w:proofErr w:type="gramStart"/>
+      <w:r>
+        <w:t>ASA</w:t>
+      </w:r>
+      <w:r>
+        <w:t>(</w:t>
+      </w:r>
+      <w:proofErr w:type="gramEnd"/>
+      <w:r>
+        <w:t>config-</w:t>
+      </w:r>
+      <w:proofErr w:type="gramStart"/>
+      <w:r>
+        <w:t>if)#</w:t>
+      </w:r>
+      <w:proofErr w:type="gramEnd"/>
+      <w:r>
+        <w:t xml:space="preserve"> </w:t>
       </w:r>
       <w:r>
         <w:rPr>
@@ -6917,10 +8332,26 @@
         </w:rPr>
       </w:pPr>
       <w:r>
-        <w:t>NETSEC-ASA</w:t>
-      </w:r>
-      <w:r>
-        <w:t xml:space="preserve">(config-if)# </w:t>
+        <w:t>NETSEC-</w:t>
+      </w:r>
+      <w:proofErr w:type="gramStart"/>
+      <w:r>
+        <w:t>ASA</w:t>
+      </w:r>
+      <w:r>
+        <w:t>(</w:t>
+      </w:r>
+      <w:proofErr w:type="gramEnd"/>
+      <w:r>
+        <w:t>config-</w:t>
+      </w:r>
+      <w:proofErr w:type="gramStart"/>
+      <w:r>
+        <w:t>if)#</w:t>
+      </w:r>
+      <w:proofErr w:type="gramEnd"/>
+      <w:r>
+        <w:t xml:space="preserve"> </w:t>
       </w:r>
       <w:r>
         <w:rPr>
@@ -6948,16 +8379,32 @@
         <w:pStyle w:val="CMD"/>
       </w:pPr>
       <w:r>
-        <w:t>NETSEC-ASA</w:t>
-      </w:r>
-      <w:r>
-        <w:t>(config</w:t>
-      </w:r>
-      <w:r>
-        <w:t>-if</w:t>
-      </w:r>
-      <w:r>
-        <w:t xml:space="preserve">)# </w:t>
+        <w:t>NETSEC-</w:t>
+      </w:r>
+      <w:proofErr w:type="gramStart"/>
+      <w:r>
+        <w:t>ASA</w:t>
+      </w:r>
+      <w:r>
+        <w:t>(</w:t>
+      </w:r>
+      <w:proofErr w:type="gramEnd"/>
+      <w:r>
+        <w:t>config</w:t>
+      </w:r>
+      <w:r>
+        <w:t>-</w:t>
+      </w:r>
+      <w:proofErr w:type="gramStart"/>
+      <w:r>
+        <w:t>if</w:t>
+      </w:r>
+      <w:r>
+        <w:t>)#</w:t>
+      </w:r>
+      <w:proofErr w:type="gramEnd"/>
+      <w:r>
+        <w:t xml:space="preserve"> </w:t>
       </w:r>
       <w:r>
         <w:rPr>
@@ -6974,10 +8421,26 @@
         </w:rPr>
       </w:pPr>
       <w:r>
-        <w:t>NETSEC-ASA</w:t>
-      </w:r>
-      <w:r>
-        <w:t xml:space="preserve">(config-if)# </w:t>
+        <w:t>NETSEC-</w:t>
+      </w:r>
+      <w:proofErr w:type="gramStart"/>
+      <w:r>
+        <w:t>ASA</w:t>
+      </w:r>
+      <w:r>
+        <w:t>(</w:t>
+      </w:r>
+      <w:proofErr w:type="gramEnd"/>
+      <w:r>
+        <w:t>config-</w:t>
+      </w:r>
+      <w:proofErr w:type="gramStart"/>
+      <w:r>
+        <w:t>if)#</w:t>
+      </w:r>
+      <w:proofErr w:type="gramEnd"/>
+      <w:r>
+        <w:t xml:space="preserve"> </w:t>
       </w:r>
       <w:r>
         <w:rPr>
@@ -6991,10 +8454,26 @@
         <w:pStyle w:val="CMD"/>
       </w:pPr>
       <w:r>
-        <w:t>NETSEC-ASA</w:t>
-      </w:r>
-      <w:r>
-        <w:t xml:space="preserve">(config-if)# </w:t>
+        <w:t>NETSEC-</w:t>
+      </w:r>
+      <w:proofErr w:type="gramStart"/>
+      <w:r>
+        <w:t>ASA</w:t>
+      </w:r>
+      <w:r>
+        <w:t>(</w:t>
+      </w:r>
+      <w:proofErr w:type="gramEnd"/>
+      <w:r>
+        <w:t>config-</w:t>
+      </w:r>
+      <w:proofErr w:type="gramStart"/>
+      <w:r>
+        <w:t>if)#</w:t>
+      </w:r>
+      <w:proofErr w:type="gramEnd"/>
+      <w:r>
+        <w:t xml:space="preserve"> </w:t>
       </w:r>
       <w:r>
         <w:rPr>
@@ -7070,7 +8549,15 @@
         <w:t>INSIDE</w:t>
       </w:r>
       <w:r>
-        <w:t xml:space="preserve">) is the most secure and level 0 </w:t>
+        <w:t xml:space="preserve">) is the </w:t>
+      </w:r>
+      <w:proofErr w:type="gramStart"/>
+      <w:r>
+        <w:t>most secure</w:t>
+      </w:r>
+      <w:proofErr w:type="gramEnd"/>
+      <w:r>
+        <w:t xml:space="preserve"> and level 0 </w:t>
       </w:r>
       <w:r>
         <w:t>(</w:t>
@@ -7270,16 +8757,32 @@
         <w:pStyle w:val="CMD"/>
       </w:pPr>
       <w:r>
-        <w:t>NETSEC-ASA</w:t>
-      </w:r>
-      <w:r>
-        <w:t>(config</w:t>
-      </w:r>
-      <w:r>
-        <w:t>-if</w:t>
-      </w:r>
-      <w:r>
-        <w:t xml:space="preserve">)# </w:t>
+        <w:t>NETSEC-</w:t>
+      </w:r>
+      <w:proofErr w:type="gramStart"/>
+      <w:r>
+        <w:t>ASA</w:t>
+      </w:r>
+      <w:r>
+        <w:t>(</w:t>
+      </w:r>
+      <w:proofErr w:type="gramEnd"/>
+      <w:r>
+        <w:t>config</w:t>
+      </w:r>
+      <w:r>
+        <w:t>-</w:t>
+      </w:r>
+      <w:proofErr w:type="gramStart"/>
+      <w:r>
+        <w:t>if</w:t>
+      </w:r>
+      <w:r>
+        <w:t>)#</w:t>
+      </w:r>
+      <w:proofErr w:type="gramEnd"/>
+      <w:r>
+        <w:t xml:space="preserve"> </w:t>
       </w:r>
       <w:r>
         <w:rPr>
@@ -7293,15 +8796,31 @@
         <w:pStyle w:val="CMDOutput"/>
       </w:pPr>
       <w:r>
-        <w:t>Interface                  IP-Address      OK? Method Status                Protocol</w:t>
-      </w:r>
-    </w:p>
-    <w:p>
-      <w:pPr>
-        <w:pStyle w:val="CMDOutput"/>
-      </w:pPr>
-      <w:r>
-        <w:t xml:space="preserve">Virtual0                   127.1.0.1       YES unset  up                    up  </w:t>
+        <w:t>Interface                  IP-</w:t>
+      </w:r>
+      <w:proofErr w:type="gramStart"/>
+      <w:r>
+        <w:t>Address</w:t>
+      </w:r>
+      <w:proofErr w:type="gramEnd"/>
+      <w:r>
+        <w:t xml:space="preserve">      OK? Method Status                Protocol</w:t>
+      </w:r>
+    </w:p>
+    <w:p>
+      <w:pPr>
+        <w:pStyle w:val="CMDOutput"/>
+      </w:pPr>
+      <w:r>
+        <w:t xml:space="preserve">Virtual0                   127.1.0.1       YES </w:t>
+      </w:r>
+      <w:proofErr w:type="gramStart"/>
+      <w:r>
+        <w:t>unset  up</w:t>
+      </w:r>
+      <w:proofErr w:type="gramEnd"/>
+      <w:r>
+        <w:t xml:space="preserve">                    up  </w:t>
       </w:r>
     </w:p>
     <w:p>
@@ -7337,92 +8856,183 @@
         <w:pStyle w:val="CMDOutput"/>
       </w:pPr>
       <w:r>
-        <w:t>GigabitEthernet1/3         unassigned      YES unset  administratively down down</w:t>
-      </w:r>
-    </w:p>
-    <w:p>
-      <w:pPr>
-        <w:pStyle w:val="CMDOutput"/>
-      </w:pPr>
-      <w:r>
-        <w:t>GigabitEthernet1/4         unassigned      YES unset  administratively down down</w:t>
-      </w:r>
-    </w:p>
-    <w:p>
-      <w:pPr>
-        <w:pStyle w:val="CMDOutput"/>
-      </w:pPr>
-      <w:r>
-        <w:t>GigabitEthernet1/5         unassigned      YES unset  administratively down down</w:t>
-      </w:r>
-    </w:p>
-    <w:p>
-      <w:pPr>
-        <w:pStyle w:val="CMDOutput"/>
-      </w:pPr>
-      <w:r>
-        <w:t>GigabitEthernet1/6         unassigned      YES unset  administratively down down</w:t>
-      </w:r>
-    </w:p>
-    <w:p>
-      <w:pPr>
-        <w:pStyle w:val="CMDOutput"/>
-      </w:pPr>
-      <w:r>
-        <w:t>GigabitEthernet1/7         unassigned      YES unset  administratively down down</w:t>
-      </w:r>
-    </w:p>
-    <w:p>
-      <w:pPr>
-        <w:pStyle w:val="CMDOutput"/>
-      </w:pPr>
-      <w:r>
-        <w:t>GigabitEthernet1/8         unassigned      YES unset  administratively down down</w:t>
-      </w:r>
-    </w:p>
-    <w:p>
-      <w:pPr>
-        <w:pStyle w:val="CMDOutput"/>
-      </w:pPr>
-      <w:r>
-        <w:t>Internal-Control1/1        unassigned      YES unset  down                  down</w:t>
-      </w:r>
-    </w:p>
-    <w:p>
-      <w:pPr>
-        <w:pStyle w:val="CMDOutput"/>
-      </w:pPr>
-      <w:r>
-        <w:t>Internal-Data1/1           unassigned      YES unset  down                  down</w:t>
-      </w:r>
-    </w:p>
-    <w:p>
-      <w:pPr>
-        <w:pStyle w:val="CMDOutput"/>
-      </w:pPr>
-      <w:r>
-        <w:t>Internal-Data1/2           unassigned      YES unset  down                  down</w:t>
-      </w:r>
-    </w:p>
-    <w:p>
-      <w:pPr>
-        <w:pStyle w:val="CMDOutput"/>
-      </w:pPr>
-      <w:r>
-        <w:t xml:space="preserve">Internal-Data1/3           unassigned      YES unset  up                    up  </w:t>
-      </w:r>
-    </w:p>
-    <w:p>
-      <w:pPr>
-        <w:pStyle w:val="CMDOutput"/>
-      </w:pPr>
-      <w:r>
-        <w:t xml:space="preserve">Internal-Data1/4           169.254.1.1     YES unset  up                    up  </w:t>
-      </w:r>
-    </w:p>
-    <w:p>
-      <w:pPr>
-        <w:pStyle w:val="CMDOutput"/>
+        <w:t xml:space="preserve">GigabitEthernet1/3         unassigned      YES </w:t>
+      </w:r>
+      <w:proofErr w:type="gramStart"/>
+      <w:r>
+        <w:t>unset  administratively</w:t>
+      </w:r>
+      <w:proofErr w:type="gramEnd"/>
+      <w:r>
+        <w:t xml:space="preserve"> down down</w:t>
+      </w:r>
+    </w:p>
+    <w:p>
+      <w:pPr>
+        <w:pStyle w:val="CMDOutput"/>
+      </w:pPr>
+      <w:r>
+        <w:t xml:space="preserve">GigabitEthernet1/4         unassigned      YES </w:t>
+      </w:r>
+      <w:proofErr w:type="gramStart"/>
+      <w:r>
+        <w:t>unset  administratively</w:t>
+      </w:r>
+      <w:proofErr w:type="gramEnd"/>
+      <w:r>
+        <w:t xml:space="preserve"> down down</w:t>
+      </w:r>
+    </w:p>
+    <w:p>
+      <w:pPr>
+        <w:pStyle w:val="CMDOutput"/>
+      </w:pPr>
+      <w:r>
+        <w:t xml:space="preserve">GigabitEthernet1/5         unassigned      YES </w:t>
+      </w:r>
+      <w:proofErr w:type="gramStart"/>
+      <w:r>
+        <w:t>unset  administratively</w:t>
+      </w:r>
+      <w:proofErr w:type="gramEnd"/>
+      <w:r>
+        <w:t xml:space="preserve"> down down</w:t>
+      </w:r>
+    </w:p>
+    <w:p>
+      <w:pPr>
+        <w:pStyle w:val="CMDOutput"/>
+      </w:pPr>
+      <w:r>
+        <w:t xml:space="preserve">GigabitEthernet1/6         unassigned      YES </w:t>
+      </w:r>
+      <w:proofErr w:type="gramStart"/>
+      <w:r>
+        <w:t>unset  administratively</w:t>
+      </w:r>
+      <w:proofErr w:type="gramEnd"/>
+      <w:r>
+        <w:t xml:space="preserve"> down down</w:t>
+      </w:r>
+    </w:p>
+    <w:p>
+      <w:pPr>
+        <w:pStyle w:val="CMDOutput"/>
+      </w:pPr>
+      <w:r>
+        <w:t xml:space="preserve">GigabitEthernet1/7         unassigned      YES </w:t>
+      </w:r>
+      <w:proofErr w:type="gramStart"/>
+      <w:r>
+        <w:t>unset  administratively</w:t>
+      </w:r>
+      <w:proofErr w:type="gramEnd"/>
+      <w:r>
+        <w:t xml:space="preserve"> down down</w:t>
+      </w:r>
+    </w:p>
+    <w:p>
+      <w:pPr>
+        <w:pStyle w:val="CMDOutput"/>
+      </w:pPr>
+      <w:r>
+        <w:t xml:space="preserve">GigabitEthernet1/8         unassigned      YES </w:t>
+      </w:r>
+      <w:proofErr w:type="gramStart"/>
+      <w:r>
+        <w:t>unset  administratively</w:t>
+      </w:r>
+      <w:proofErr w:type="gramEnd"/>
+      <w:r>
+        <w:t xml:space="preserve"> down down</w:t>
+      </w:r>
+    </w:p>
+    <w:p>
+      <w:pPr>
+        <w:pStyle w:val="CMDOutput"/>
+      </w:pPr>
+      <w:r>
+        <w:t xml:space="preserve">Internal-Control1/1        unassigned      YES </w:t>
+      </w:r>
+      <w:proofErr w:type="gramStart"/>
+      <w:r>
+        <w:t>unset  down</w:t>
+      </w:r>
+      <w:proofErr w:type="gramEnd"/>
+      <w:r>
+        <w:t xml:space="preserve">                  down</w:t>
+      </w:r>
+    </w:p>
+    <w:p>
+      <w:pPr>
+        <w:pStyle w:val="CMDOutput"/>
+      </w:pPr>
+      <w:r>
+        <w:t xml:space="preserve">Internal-Data1/1           unassigned      YES </w:t>
+      </w:r>
+      <w:proofErr w:type="gramStart"/>
+      <w:r>
+        <w:t>unset  down</w:t>
+      </w:r>
+      <w:proofErr w:type="gramEnd"/>
+      <w:r>
+        <w:t xml:space="preserve">                  down</w:t>
+      </w:r>
+    </w:p>
+    <w:p>
+      <w:pPr>
+        <w:pStyle w:val="CMDOutput"/>
+      </w:pPr>
+      <w:r>
+        <w:t xml:space="preserve">Internal-Data1/2           unassigned      YES </w:t>
+      </w:r>
+      <w:proofErr w:type="gramStart"/>
+      <w:r>
+        <w:t>unset  down</w:t>
+      </w:r>
+      <w:proofErr w:type="gramEnd"/>
+      <w:r>
+        <w:t xml:space="preserve">                  down</w:t>
+      </w:r>
+    </w:p>
+    <w:p>
+      <w:pPr>
+        <w:pStyle w:val="CMDOutput"/>
+      </w:pPr>
+      <w:r>
+        <w:t xml:space="preserve">Internal-Data1/3           unassigned      YES </w:t>
+      </w:r>
+      <w:proofErr w:type="gramStart"/>
+      <w:r>
+        <w:t>unset  up</w:t>
+      </w:r>
+      <w:proofErr w:type="gramEnd"/>
+      <w:r>
+        <w:t xml:space="preserve">                    up  </w:t>
+      </w:r>
+    </w:p>
+    <w:p>
+      <w:pPr>
+        <w:pStyle w:val="CMDOutput"/>
+      </w:pPr>
+      <w:r>
+        <w:t xml:space="preserve">Internal-Data1/4           169.254.1.1     YES </w:t>
+      </w:r>
+      <w:proofErr w:type="gramStart"/>
+      <w:r>
+        <w:t>unset  up</w:t>
+      </w:r>
+      <w:proofErr w:type="gramEnd"/>
+      <w:r>
+        <w:t xml:space="preserve">                    up  </w:t>
+      </w:r>
+    </w:p>
+    <w:p>
+      <w:pPr>
+        <w:pStyle w:val="CMDOutput"/>
+        <w:rPr>
+          <w:ins w:id="60" w:author="DAYUTH THY" w:date="2026-03-15T14:58:00Z" w16du:dateUtc="2026-03-15T07:58:00Z"/>
+        </w:rPr>
       </w:pPr>
       <w:r>
         <w:t xml:space="preserve">Management1/1              </w:t>
@@ -7434,14 +9044,69 @@
         <w:t>unassigned</w:t>
       </w:r>
       <w:r>
-        <w:t xml:space="preserve">      YES unset  </w:t>
+        <w:t xml:space="preserve">      YES </w:t>
+      </w:r>
+      <w:proofErr w:type="gramStart"/>
+      <w:r>
+        <w:t xml:space="preserve">unset  </w:t>
       </w:r>
       <w:r>
         <w:rPr>
           <w:highlight w:val="yellow"/>
         </w:rPr>
-        <w:t>administratively down down</w:t>
-      </w:r>
+        <w:t>administratively</w:t>
+      </w:r>
+      <w:proofErr w:type="gramEnd"/>
+      <w:r>
+        <w:rPr>
+          <w:highlight w:val="yellow"/>
+        </w:rPr>
+        <w:t xml:space="preserve"> down down</w:t>
+      </w:r>
+    </w:p>
+    <w:p>
+      <w:pPr>
+        <w:pStyle w:val="CMDOutput"/>
+      </w:pPr>
+      <w:ins w:id="61" w:author="DAYUTH THY" w:date="2026-03-15T14:58:00Z" w16du:dateUtc="2026-03-15T07:58:00Z">
+        <w:r>
+          <w:drawing>
+            <wp:inline distT="0" distB="0" distL="0" distR="0" wp14:anchorId="02FEAAC0" wp14:editId="2A9130F9">
+              <wp:extent cx="6400800" cy="1115060"/>
+              <wp:effectExtent l="0" t="0" r="0" b="8890"/>
+              <wp:docPr id="407937515" name="Picture 1"/>
+              <wp:cNvGraphicFramePr>
+                <a:graphicFrameLocks xmlns:a="http://schemas.openxmlformats.org/drawingml/2006/main" noChangeAspect="1"/>
+              </wp:cNvGraphicFramePr>
+              <a:graphic xmlns:a="http://schemas.openxmlformats.org/drawingml/2006/main">
+                <a:graphicData uri="http://schemas.openxmlformats.org/drawingml/2006/picture">
+                  <pic:pic xmlns:pic="http://schemas.openxmlformats.org/drawingml/2006/picture">
+                    <pic:nvPicPr>
+                      <pic:cNvPr id="407937515" name=""/>
+                      <pic:cNvPicPr/>
+                    </pic:nvPicPr>
+                    <pic:blipFill>
+                      <a:blip r:embed="rId13"/>
+                      <a:stretch>
+                        <a:fillRect/>
+                      </a:stretch>
+                    </pic:blipFill>
+                    <pic:spPr>
+                      <a:xfrm>
+                        <a:off x="0" y="0"/>
+                        <a:ext cx="6400800" cy="1115060"/>
+                      </a:xfrm>
+                      <a:prstGeom prst="rect">
+                        <a:avLst/>
+                      </a:prstGeom>
+                    </pic:spPr>
+                  </pic:pic>
+                </a:graphicData>
+              </a:graphic>
+            </wp:inline>
+          </w:drawing>
+        </w:r>
+      </w:ins>
     </w:p>
     <w:p>
       <w:pPr>
@@ -7454,10 +9119,18 @@
         </w:rPr>
       </w:pPr>
       <w:r>
-        <w:t xml:space="preserve">Display the </w:t>
-      </w:r>
-      <w:r>
-        <w:t xml:space="preserve">Layer 3 interface </w:t>
+        <w:t xml:space="preserve">Display </w:t>
+      </w:r>
+      <w:proofErr w:type="gramStart"/>
+      <w:r>
+        <w:t xml:space="preserve">the </w:t>
+      </w:r>
+      <w:r>
+        <w:t>Layer</w:t>
+      </w:r>
+      <w:proofErr w:type="gramEnd"/>
+      <w:r>
+        <w:t xml:space="preserve"> 3 interface </w:t>
       </w:r>
       <w:r>
         <w:t xml:space="preserve">information using the </w:t>
@@ -7480,17 +9153,30 @@
         </w:rPr>
       </w:pPr>
       <w:r>
-        <w:t>NETSEC-ASA</w:t>
-      </w:r>
-      <w:r>
-        <w:t>(config</w:t>
-      </w:r>
-      <w:r>
-        <w:t>-if</w:t>
+        <w:t>NETSEC-</w:t>
+      </w:r>
+      <w:proofErr w:type="gramStart"/>
+      <w:r>
+        <w:t>ASA</w:t>
+      </w:r>
+      <w:r>
+        <w:t>(</w:t>
+      </w:r>
+      <w:proofErr w:type="gramEnd"/>
+      <w:r>
+        <w:t>config</w:t>
+      </w:r>
+      <w:r>
+        <w:t>-</w:t>
+      </w:r>
+      <w:proofErr w:type="gramStart"/>
+      <w:r>
+        <w:t>if</w:t>
       </w:r>
       <w:r>
         <w:t>)#</w:t>
       </w:r>
+      <w:proofErr w:type="gramEnd"/>
       <w:r>
         <w:rPr>
           <w:b/>
@@ -7671,10 +9357,26 @@
         <w:pStyle w:val="CMD"/>
       </w:pPr>
       <w:r>
-        <w:t>NETSEC-ASA</w:t>
-      </w:r>
-      <w:r>
-        <w:t xml:space="preserve">(config-if)# </w:t>
+        <w:t>NETSEC-</w:t>
+      </w:r>
+      <w:proofErr w:type="gramStart"/>
+      <w:r>
+        <w:t>ASA</w:t>
+      </w:r>
+      <w:r>
+        <w:t>(</w:t>
+      </w:r>
+      <w:proofErr w:type="gramEnd"/>
+      <w:r>
+        <w:t>config-</w:t>
+      </w:r>
+      <w:proofErr w:type="gramStart"/>
+      <w:r>
+        <w:t>if)#</w:t>
+      </w:r>
+      <w:proofErr w:type="gramEnd"/>
+      <w:r>
+        <w:t xml:space="preserve"> </w:t>
       </w:r>
       <w:r>
         <w:rPr>
@@ -7721,6 +9423,9 @@
     <w:p>
       <w:pPr>
         <w:pStyle w:val="CMD"/>
+        <w:rPr>
+          <w:ins w:id="62" w:author="DAYUTH THY" w:date="2026-03-15T14:59:00Z" w16du:dateUtc="2026-03-15T07:59:00Z"/>
+        </w:rPr>
       </w:pPr>
       <w:r>
         <w:t xml:space="preserve"> ip address 209.165.200.226 255.255.255.248</w:t>
@@ -7728,6 +9433,50 @@
     </w:p>
     <w:p>
       <w:pPr>
+        <w:pStyle w:val="CMD"/>
+      </w:pPr>
+      <w:ins w:id="63" w:author="DAYUTH THY" w:date="2026-03-15T14:59:00Z" w16du:dateUtc="2026-03-15T07:59:00Z">
+        <w:r>
+          <w:drawing>
+            <wp:inline distT="0" distB="0" distL="0" distR="0" wp14:anchorId="3603B12A" wp14:editId="54714E46">
+              <wp:extent cx="6400800" cy="1694180"/>
+              <wp:effectExtent l="0" t="0" r="0" b="1270"/>
+              <wp:docPr id="2022174827" name="Picture 1"/>
+              <wp:cNvGraphicFramePr>
+                <a:graphicFrameLocks xmlns:a="http://schemas.openxmlformats.org/drawingml/2006/main" noChangeAspect="1"/>
+              </wp:cNvGraphicFramePr>
+              <a:graphic xmlns:a="http://schemas.openxmlformats.org/drawingml/2006/main">
+                <a:graphicData uri="http://schemas.openxmlformats.org/drawingml/2006/picture">
+                  <pic:pic xmlns:pic="http://schemas.openxmlformats.org/drawingml/2006/picture">
+                    <pic:nvPicPr>
+                      <pic:cNvPr id="2022174827" name=""/>
+                      <pic:cNvPicPr/>
+                    </pic:nvPicPr>
+                    <pic:blipFill>
+                      <a:blip r:embed="rId14"/>
+                      <a:stretch>
+                        <a:fillRect/>
+                      </a:stretch>
+                    </pic:blipFill>
+                    <pic:spPr>
+                      <a:xfrm>
+                        <a:off x="0" y="0"/>
+                        <a:ext cx="6400800" cy="1694180"/>
+                      </a:xfrm>
+                      <a:prstGeom prst="rect">
+                        <a:avLst/>
+                      </a:prstGeom>
+                    </pic:spPr>
+                  </pic:pic>
+                </a:graphicData>
+              </a:graphic>
+            </wp:inline>
+          </w:drawing>
+        </w:r>
+      </w:ins>
+    </w:p>
+    <w:p>
+      <w:pPr>
         <w:pStyle w:val="Heading3"/>
       </w:pPr>
       <w:r>
@@ -7779,10 +9528,26 @@
         <w:pStyle w:val="CMD"/>
       </w:pPr>
       <w:r>
-        <w:t>NETSEC-ASA</w:t>
-      </w:r>
-      <w:r>
-        <w:t xml:space="preserve">(config-if)# </w:t>
+        <w:t>NETSEC-</w:t>
+      </w:r>
+      <w:proofErr w:type="gramStart"/>
+      <w:r>
+        <w:t>ASA</w:t>
+      </w:r>
+      <w:r>
+        <w:t>(</w:t>
+      </w:r>
+      <w:proofErr w:type="gramEnd"/>
+      <w:r>
+        <w:t>config-</w:t>
+      </w:r>
+      <w:proofErr w:type="gramStart"/>
+      <w:r>
+        <w:t>if)#</w:t>
+      </w:r>
+      <w:proofErr w:type="gramEnd"/>
+      <w:r>
+        <w:t xml:space="preserve"> </w:t>
       </w:r>
       <w:r>
         <w:rPr>
@@ -7804,7 +9569,15 @@
         <w:pStyle w:val="CMD"/>
       </w:pPr>
       <w:r>
-        <w:t>Sending 5, 100-byte ICMP Echos to 192.168.1.3, timeout is 2 seconds:</w:t>
+        <w:t xml:space="preserve">Sending 5, 100-byte ICMP Echos to 192.168.1.3, </w:t>
+      </w:r>
+      <w:proofErr w:type="gramStart"/>
+      <w:r>
+        <w:t>timeout</w:t>
+      </w:r>
+      <w:proofErr w:type="gramEnd"/>
+      <w:r>
+        <w:t xml:space="preserve"> is 2 seconds:</w:t>
       </w:r>
     </w:p>
     <w:p>
@@ -8001,17 +9774,30 @@
         <w:pStyle w:val="CMD"/>
       </w:pPr>
       <w:r>
-        <w:t>NETSEC-ASA</w:t>
-      </w:r>
-      <w:r>
-        <w:t>(config</w:t>
-      </w:r>
-      <w:r>
-        <w:t>-if</w:t>
+        <w:t>NETSEC-</w:t>
+      </w:r>
+      <w:proofErr w:type="gramStart"/>
+      <w:r>
+        <w:t>ASA</w:t>
+      </w:r>
+      <w:r>
+        <w:t>(</w:t>
+      </w:r>
+      <w:proofErr w:type="gramEnd"/>
+      <w:r>
+        <w:t>config</w:t>
+      </w:r>
+      <w:r>
+        <w:t>-</w:t>
+      </w:r>
+      <w:proofErr w:type="gramStart"/>
+      <w:r>
+        <w:t>if</w:t>
       </w:r>
       <w:r>
         <w:t>)#</w:t>
       </w:r>
+      <w:proofErr w:type="gramEnd"/>
       <w:r>
         <w:t xml:space="preserve"> </w:t>
       </w:r>
@@ -8031,8 +9817,13 @@
         </w:rPr>
       </w:pPr>
       <w:r>
-        <w:t>NETSEC-ASA(config)#</w:t>
-      </w:r>
+        <w:t>NETSEC-</w:t>
+      </w:r>
+      <w:proofErr w:type="gramStart"/>
+      <w:r>
+        <w:t>ASA(config)#</w:t>
+      </w:r>
+      <w:proofErr w:type="gramEnd"/>
       <w:r>
         <w:t xml:space="preserve"> </w:t>
       </w:r>
@@ -8040,18 +9831,34 @@
         <w:rPr>
           <w:b/>
         </w:rPr>
-        <w:t>http server enable</w:t>
-      </w:r>
+        <w:t xml:space="preserve">http server </w:t>
+      </w:r>
+      <w:proofErr w:type="gramStart"/>
+      <w:r>
+        <w:rPr>
+          <w:b/>
+        </w:rPr>
+        <w:t>enable</w:t>
+      </w:r>
+      <w:proofErr w:type="gramEnd"/>
     </w:p>
     <w:p>
       <w:pPr>
         <w:pStyle w:val="CMD"/>
       </w:pPr>
       <w:r>
-        <w:t>NETSEC-ASA</w:t>
-      </w:r>
-      <w:r>
-        <w:t xml:space="preserve">(config)# </w:t>
+        <w:t>NETSEC-</w:t>
+      </w:r>
+      <w:proofErr w:type="gramStart"/>
+      <w:r>
+        <w:t>ASA</w:t>
+      </w:r>
+      <w:r>
+        <w:t>(config)#</w:t>
+      </w:r>
+      <w:proofErr w:type="gramEnd"/>
+      <w:r>
+        <w:t xml:space="preserve"> </w:t>
       </w:r>
       <w:r>
         <w:rPr>
@@ -8086,7 +9893,15 @@
         <w:t xml:space="preserve"> </w:t>
       </w:r>
       <w:r>
-        <w:t xml:space="preserve">You will be prompted that the connection is not secure. </w:t>
+        <w:t xml:space="preserve">You will be </w:t>
+      </w:r>
+      <w:proofErr w:type="gramStart"/>
+      <w:r>
+        <w:t>prompted</w:t>
+      </w:r>
+      <w:proofErr w:type="gramEnd"/>
+      <w:r>
+        <w:t xml:space="preserve"> that the connection is not secure. </w:t>
       </w:r>
       <w:r>
         <w:t>Select the option to allow you to continue to the webpage.</w:t>
@@ -8141,7 +9956,15 @@
         <w:t>Note</w:t>
       </w:r>
       <w:r>
-        <w:t xml:space="preserve">: If you or your instructor have already installed the </w:t>
+        <w:t xml:space="preserve">: If you or your instructor </w:t>
+      </w:r>
+      <w:proofErr w:type="gramStart"/>
+      <w:r>
+        <w:t>have</w:t>
+      </w:r>
+      <w:proofErr w:type="gramEnd"/>
+      <w:r>
+        <w:t xml:space="preserve"> already installed the </w:t>
       </w:r>
       <w:r>
         <w:rPr>
@@ -8217,7 +10040,15 @@
         <w:t xml:space="preserve"> </w:t>
       </w:r>
       <w:r>
-        <w:t>If you are ready now, proceed to that lab. If not, save you configurations to load into the next lab.</w:t>
+        <w:t xml:space="preserve">If you are ready now, proceed to that lab. If not, save </w:t>
+      </w:r>
+      <w:proofErr w:type="gramStart"/>
+      <w:r>
+        <w:t>you</w:t>
+      </w:r>
+      <w:proofErr w:type="gramEnd"/>
+      <w:r>
+        <w:t xml:space="preserve"> configurations to load into the next lab.</w:t>
       </w:r>
       <w:r>
         <w:t xml:space="preserve"> </w:t>
@@ -8743,10 +10574,10 @@
       </w:r>
     </w:p>
     <w:sectPr>
-      <w:headerReference w:type="default" r:id="rId9"/>
-      <w:footerReference w:type="default" r:id="rId10"/>
-      <w:headerReference w:type="first" r:id="rId11"/>
-      <w:footerReference w:type="first" r:id="rId12"/>
+      <w:headerReference w:type="default" r:id="rId15"/>
+      <w:footerReference w:type="default" r:id="rId16"/>
+      <w:headerReference w:type="first" r:id="rId17"/>
+      <w:footerReference w:type="first" r:id="rId18"/>
       <w:pgSz w:w="12240" w:h="15840" w:code="1"/>
       <w:pgMar w:top="1526" w:right="1080" w:bottom="1296" w:left="1080" w:header="720" w:footer="720" w:gutter="0"/>
       <w:cols w:space="720"/>
@@ -8758,7 +10589,7 @@
 </file>
 
 <file path=word/endnotes.xml><?xml version="1.0" encoding="utf-8"?>
-<w:endnotes xmlns:wpc="http://schemas.microsoft.com/office/word/2010/wordprocessingCanvas" xmlns:cx="http://schemas.microsoft.com/office/drawing/2014/chartex" xmlns:cx1="http://schemas.microsoft.com/office/drawing/2015/9/8/chartex" xmlns:cx2="http://schemas.microsoft.com/office/drawing/2015/10/21/chartex" xmlns:cx3="http://schemas.microsoft.com/office/drawing/2016/5/9/chartex" xmlns:cx4="http://schemas.microsoft.com/office/drawing/2016/5/10/chartex" xmlns:cx5="http://schemas.microsoft.com/office/drawing/2016/5/11/chartex" xmlns:cx6="http://schemas.microsoft.com/office/drawing/2016/5/12/chartex" xmlns:cx7="http://schemas.microsoft.com/office/drawing/2016/5/13/chartex" xmlns:cx8="http://schemas.microsoft.com/office/drawing/2016/5/14/chartex" xmlns:mc="http://schemas.openxmlformats.org/markup-compatibility/2006" xmlns:aink="http://schemas.microsoft.com/office/drawing/2016/ink" xmlns:am3d="http://schemas.microsoft.com/office/drawing/2017/model3d" xmlns:o="urn:schemas-microsoft-com:office:office" xmlns:r="http://schemas.openxmlformats.org/officeDocument/2006/relationships" xmlns:m="http://schemas.openxmlformats.org/officeDocument/2006/math" xmlns:v="urn:schemas-microsoft-com:vml" xmlns:wp14="http://schemas.microsoft.com/office/word/2010/wordprocessingDrawing" xmlns:wp="http://schemas.openxmlformats.org/drawingml/2006/wordprocessingDrawing" xmlns:w10="urn:schemas-microsoft-com:office:word" xmlns:w="http://schemas.openxmlformats.org/wordprocessingml/2006/main" xmlns:w14="http://schemas.microsoft.com/office/word/2010/wordml" xmlns:w15="http://schemas.microsoft.com/office/word/2012/wordml" xmlns:w16cex="http://schemas.microsoft.com/office/word/2018/wordml/cex" xmlns:w16cid="http://schemas.microsoft.com/office/word/2016/wordml/cid" xmlns:w16="http://schemas.microsoft.com/office/word/2018/wordml" xmlns:w16se="http://schemas.microsoft.com/office/word/2015/wordml/symex" xmlns:wpg="http://schemas.microsoft.com/office/word/2010/wordprocessingGroup" xmlns:wpi="http://schemas.microsoft.com/office/word/2010/wordprocessingInk" xmlns:wne="http://schemas.microsoft.com/office/word/2006/wordml" xmlns:wps="http://schemas.microsoft.com/office/word/2010/wordprocessingShape" mc:Ignorable="w14 w15 w16se w16cid w16 w16cex wp14">
+<w:endnotes xmlns:wpc="http://schemas.microsoft.com/office/word/2010/wordprocessingCanvas" xmlns:cx="http://schemas.microsoft.com/office/drawing/2014/chartex" xmlns:cx1="http://schemas.microsoft.com/office/drawing/2015/9/8/chartex" xmlns:cx2="http://schemas.microsoft.com/office/drawing/2015/10/21/chartex" xmlns:cx3="http://schemas.microsoft.com/office/drawing/2016/5/9/chartex" xmlns:cx4="http://schemas.microsoft.com/office/drawing/2016/5/10/chartex" xmlns:cx5="http://schemas.microsoft.com/office/drawing/2016/5/11/chartex" xmlns:cx6="http://schemas.microsoft.com/office/drawing/2016/5/12/chartex" xmlns:cx7="http://schemas.microsoft.com/office/drawing/2016/5/13/chartex" xmlns:cx8="http://schemas.microsoft.com/office/drawing/2016/5/14/chartex" xmlns:mc="http://schemas.openxmlformats.org/markup-compatibility/2006" xmlns:aink="http://schemas.microsoft.com/office/drawing/2016/ink" xmlns:am3d="http://schemas.microsoft.com/office/drawing/2017/model3d" xmlns:o="urn:schemas-microsoft-com:office:office" xmlns:oel="http://schemas.microsoft.com/office/2019/extlst" xmlns:r="http://schemas.openxmlformats.org/officeDocument/2006/relationships" xmlns:m="http://schemas.openxmlformats.org/officeDocument/2006/math" xmlns:v="urn:schemas-microsoft-com:vml" xmlns:wp14="http://schemas.microsoft.com/office/word/2010/wordprocessingDrawing" xmlns:wp="http://schemas.openxmlformats.org/drawingml/2006/wordprocessingDrawing" xmlns:w10="urn:schemas-microsoft-com:office:word" xmlns:w="http://schemas.openxmlformats.org/wordprocessingml/2006/main" xmlns:w14="http://schemas.microsoft.com/office/word/2010/wordml" xmlns:w15="http://schemas.microsoft.com/office/word/2012/wordml" xmlns:w16cex="http://schemas.microsoft.com/office/word/2018/wordml/cex" xmlns:w16cid="http://schemas.microsoft.com/office/word/2016/wordml/cid" xmlns:w16="http://schemas.microsoft.com/office/word/2018/wordml" xmlns:w16du="http://schemas.microsoft.com/office/word/2023/wordml/word16du" xmlns:w16sdtdh="http://schemas.microsoft.com/office/word/2020/wordml/sdtdatahash" xmlns:w16sdtfl="http://schemas.microsoft.com/office/word/2024/wordml/sdtformatlock" xmlns:w16se="http://schemas.microsoft.com/office/word/2015/wordml/symex" xmlns:wpg="http://schemas.microsoft.com/office/word/2010/wordprocessingGroup" xmlns:wpi="http://schemas.microsoft.com/office/word/2010/wordprocessingInk" xmlns:wne="http://schemas.microsoft.com/office/word/2006/wordml" xmlns:wps="http://schemas.microsoft.com/office/word/2010/wordprocessingShape" mc:Ignorable="w14 w15 w16se w16cid w16 w16cex w16sdtdh w16sdtfl w16du wp14">
   <w:endnote w:type="separator" w:id="-1">
     <w:p>
       <w:pPr>
@@ -8785,7 +10616,7 @@
 </file>
 
 <file path=word/footer1.xml><?xml version="1.0" encoding="utf-8"?>
-<w:ftr xmlns:wpc="http://schemas.microsoft.com/office/word/2010/wordprocessingCanvas" xmlns:cx="http://schemas.microsoft.com/office/drawing/2014/chartex" xmlns:cx1="http://schemas.microsoft.com/office/drawing/2015/9/8/chartex" xmlns:cx2="http://schemas.microsoft.com/office/drawing/2015/10/21/chartex" xmlns:cx3="http://schemas.microsoft.com/office/drawing/2016/5/9/chartex" xmlns:cx4="http://schemas.microsoft.com/office/drawing/2016/5/10/chartex" xmlns:cx5="http://schemas.microsoft.com/office/drawing/2016/5/11/chartex" xmlns:cx6="http://schemas.microsoft.com/office/drawing/2016/5/12/chartex" xmlns:cx7="http://schemas.microsoft.com/office/drawing/2016/5/13/chartex" xmlns:cx8="http://schemas.microsoft.com/office/drawing/2016/5/14/chartex" xmlns:mc="http://schemas.openxmlformats.org/markup-compatibility/2006" xmlns:aink="http://schemas.microsoft.com/office/drawing/2016/ink" xmlns:am3d="http://schemas.microsoft.com/office/drawing/2017/model3d" xmlns:o="urn:schemas-microsoft-com:office:office" xmlns:r="http://schemas.openxmlformats.org/officeDocument/2006/relationships" xmlns:m="http://schemas.openxmlformats.org/officeDocument/2006/math" xmlns:v="urn:schemas-microsoft-com:vml" xmlns:wp14="http://schemas.microsoft.com/office/word/2010/wordprocessingDrawing" xmlns:wp="http://schemas.openxmlformats.org/drawingml/2006/wordprocessingDrawing" xmlns:w10="urn:schemas-microsoft-com:office:word" xmlns:w="http://schemas.openxmlformats.org/wordprocessingml/2006/main" xmlns:w14="http://schemas.microsoft.com/office/word/2010/wordml" xmlns:w15="http://schemas.microsoft.com/office/word/2012/wordml" xmlns:w16cex="http://schemas.microsoft.com/office/word/2018/wordml/cex" xmlns:w16cid="http://schemas.microsoft.com/office/word/2016/wordml/cid" xmlns:w16="http://schemas.microsoft.com/office/word/2018/wordml" xmlns:w16se="http://schemas.microsoft.com/office/word/2015/wordml/symex" xmlns:wpg="http://schemas.microsoft.com/office/word/2010/wordprocessingGroup" xmlns:wpi="http://schemas.microsoft.com/office/word/2010/wordprocessingInk" xmlns:wne="http://schemas.microsoft.com/office/word/2006/wordml" xmlns:wps="http://schemas.microsoft.com/office/word/2010/wordprocessingShape" mc:Ignorable="w14 w15 w16se w16cid w16 w16cex wp14">
+<w:ftr xmlns:wpc="http://schemas.microsoft.com/office/word/2010/wordprocessingCanvas" xmlns:cx="http://schemas.microsoft.com/office/drawing/2014/chartex" xmlns:cx1="http://schemas.microsoft.com/office/drawing/2015/9/8/chartex" xmlns:cx2="http://schemas.microsoft.com/office/drawing/2015/10/21/chartex" xmlns:cx3="http://schemas.microsoft.com/office/drawing/2016/5/9/chartex" xmlns:cx4="http://schemas.microsoft.com/office/drawing/2016/5/10/chartex" xmlns:cx5="http://schemas.microsoft.com/office/drawing/2016/5/11/chartex" xmlns:cx6="http://schemas.microsoft.com/office/drawing/2016/5/12/chartex" xmlns:cx7="http://schemas.microsoft.com/office/drawing/2016/5/13/chartex" xmlns:cx8="http://schemas.microsoft.com/office/drawing/2016/5/14/chartex" xmlns:mc="http://schemas.openxmlformats.org/markup-compatibility/2006" xmlns:aink="http://schemas.microsoft.com/office/drawing/2016/ink" xmlns:am3d="http://schemas.microsoft.com/office/drawing/2017/model3d" xmlns:o="urn:schemas-microsoft-com:office:office" xmlns:oel="http://schemas.microsoft.com/office/2019/extlst" xmlns:r="http://schemas.openxmlformats.org/officeDocument/2006/relationships" xmlns:m="http://schemas.openxmlformats.org/officeDocument/2006/math" xmlns:v="urn:schemas-microsoft-com:vml" xmlns:wp14="http://schemas.microsoft.com/office/word/2010/wordprocessingDrawing" xmlns:wp="http://schemas.openxmlformats.org/drawingml/2006/wordprocessingDrawing" xmlns:w10="urn:schemas-microsoft-com:office:word" xmlns:w="http://schemas.openxmlformats.org/wordprocessingml/2006/main" xmlns:w14="http://schemas.microsoft.com/office/word/2010/wordml" xmlns:w15="http://schemas.microsoft.com/office/word/2012/wordml" xmlns:w16cex="http://schemas.microsoft.com/office/word/2018/wordml/cex" xmlns:w16cid="http://schemas.microsoft.com/office/word/2016/wordml/cid" xmlns:w16="http://schemas.microsoft.com/office/word/2018/wordml" xmlns:w16du="http://schemas.microsoft.com/office/word/2023/wordml/word16du" xmlns:w16sdtdh="http://schemas.microsoft.com/office/word/2020/wordml/sdtdatahash" xmlns:w16sdtfl="http://schemas.microsoft.com/office/word/2024/wordml/sdtformatlock" xmlns:w16se="http://schemas.microsoft.com/office/word/2015/wordml/symex" xmlns:wpg="http://schemas.microsoft.com/office/word/2010/wordprocessingGroup" xmlns:wpi="http://schemas.microsoft.com/office/word/2010/wordprocessingInk" xmlns:wne="http://schemas.microsoft.com/office/word/2006/wordml" xmlns:wps="http://schemas.microsoft.com/office/word/2010/wordprocessingShape" mc:Ignorable="w14 w15 w16se w16cid w16 w16cex w16sdtdh w16sdtfl w16du wp14">
   <w:p>
     <w:pPr>
       <w:pStyle w:val="Footer"/>
@@ -8807,7 +10638,6 @@
         <w:dataBinding w:prefixMappings="xmlns:ns0='http://purl.org/dc/elements/1.1/' xmlns:ns1='http://schemas.openxmlformats.org/package/2006/metadata/core-properties' " w:xpath="/ns1:coreProperties[1]/ns0:description[1]" w:storeItemID="{6C3C8BC8-F283-45AE-878A-BAB7291924A1}"/>
         <w:text w:multiLine="1"/>
       </w:sdtPr>
-      <w:sdtEndPr/>
       <w:sdtContent>
         <w:r>
           <w:t>2019</w:t>
@@ -8945,7 +10775,7 @@
 </file>
 
 <file path=word/footer2.xml><?xml version="1.0" encoding="utf-8"?>
-<w:ftr xmlns:wpc="http://schemas.microsoft.com/office/word/2010/wordprocessingCanvas" xmlns:cx="http://schemas.microsoft.com/office/drawing/2014/chartex" xmlns:cx1="http://schemas.microsoft.com/office/drawing/2015/9/8/chartex" xmlns:cx2="http://schemas.microsoft.com/office/drawing/2015/10/21/chartex" xmlns:cx3="http://schemas.microsoft.com/office/drawing/2016/5/9/chartex" xmlns:cx4="http://schemas.microsoft.com/office/drawing/2016/5/10/chartex" xmlns:cx5="http://schemas.microsoft.com/office/drawing/2016/5/11/chartex" xmlns:cx6="http://schemas.microsoft.com/office/drawing/2016/5/12/chartex" xmlns:cx7="http://schemas.microsoft.com/office/drawing/2016/5/13/chartex" xmlns:cx8="http://schemas.microsoft.com/office/drawing/2016/5/14/chartex" xmlns:mc="http://schemas.openxmlformats.org/markup-compatibility/2006" xmlns:aink="http://schemas.microsoft.com/office/drawing/2016/ink" xmlns:am3d="http://schemas.microsoft.com/office/drawing/2017/model3d" xmlns:o="urn:schemas-microsoft-com:office:office" xmlns:r="http://schemas.openxmlformats.org/officeDocument/2006/relationships" xmlns:m="http://schemas.openxmlformats.org/officeDocument/2006/math" xmlns:v="urn:schemas-microsoft-com:vml" xmlns:wp14="http://schemas.microsoft.com/office/word/2010/wordprocessingDrawing" xmlns:wp="http://schemas.openxmlformats.org/drawingml/2006/wordprocessingDrawing" xmlns:w10="urn:schemas-microsoft-com:office:word" xmlns:w="http://schemas.openxmlformats.org/wordprocessingml/2006/main" xmlns:w14="http://schemas.microsoft.com/office/word/2010/wordml" xmlns:w15="http://schemas.microsoft.com/office/word/2012/wordml" xmlns:w16cex="http://schemas.microsoft.com/office/word/2018/wordml/cex" xmlns:w16cid="http://schemas.microsoft.com/office/word/2016/wordml/cid" xmlns:w16="http://schemas.microsoft.com/office/word/2018/wordml" xmlns:w16se="http://schemas.microsoft.com/office/word/2015/wordml/symex" xmlns:wpg="http://schemas.microsoft.com/office/word/2010/wordprocessingGroup" xmlns:wpi="http://schemas.microsoft.com/office/word/2010/wordprocessingInk" xmlns:wne="http://schemas.microsoft.com/office/word/2006/wordml" xmlns:wps="http://schemas.microsoft.com/office/word/2010/wordprocessingShape" mc:Ignorable="w14 w15 w16se w16cid w16 w16cex wp14">
+<w:ftr xmlns:wpc="http://schemas.microsoft.com/office/word/2010/wordprocessingCanvas" xmlns:cx="http://schemas.microsoft.com/office/drawing/2014/chartex" xmlns:cx1="http://schemas.microsoft.com/office/drawing/2015/9/8/chartex" xmlns:cx2="http://schemas.microsoft.com/office/drawing/2015/10/21/chartex" xmlns:cx3="http://schemas.microsoft.com/office/drawing/2016/5/9/chartex" xmlns:cx4="http://schemas.microsoft.com/office/drawing/2016/5/10/chartex" xmlns:cx5="http://schemas.microsoft.com/office/drawing/2016/5/11/chartex" xmlns:cx6="http://schemas.microsoft.com/office/drawing/2016/5/12/chartex" xmlns:cx7="http://schemas.microsoft.com/office/drawing/2016/5/13/chartex" xmlns:cx8="http://schemas.microsoft.com/office/drawing/2016/5/14/chartex" xmlns:mc="http://schemas.openxmlformats.org/markup-compatibility/2006" xmlns:aink="http://schemas.microsoft.com/office/drawing/2016/ink" xmlns:am3d="http://schemas.microsoft.com/office/drawing/2017/model3d" xmlns:o="urn:schemas-microsoft-com:office:office" xmlns:oel="http://schemas.microsoft.com/office/2019/extlst" xmlns:r="http://schemas.openxmlformats.org/officeDocument/2006/relationships" xmlns:m="http://schemas.openxmlformats.org/officeDocument/2006/math" xmlns:v="urn:schemas-microsoft-com:vml" xmlns:wp14="http://schemas.microsoft.com/office/word/2010/wordprocessingDrawing" xmlns:wp="http://schemas.openxmlformats.org/drawingml/2006/wordprocessingDrawing" xmlns:w10="urn:schemas-microsoft-com:office:word" xmlns:w="http://schemas.openxmlformats.org/wordprocessingml/2006/main" xmlns:w14="http://schemas.microsoft.com/office/word/2010/wordml" xmlns:w15="http://schemas.microsoft.com/office/word/2012/wordml" xmlns:w16cex="http://schemas.microsoft.com/office/word/2018/wordml/cex" xmlns:w16cid="http://schemas.microsoft.com/office/word/2016/wordml/cid" xmlns:w16="http://schemas.microsoft.com/office/word/2018/wordml" xmlns:w16du="http://schemas.microsoft.com/office/word/2023/wordml/word16du" xmlns:w16sdtdh="http://schemas.microsoft.com/office/word/2020/wordml/sdtdatahash" xmlns:w16sdtfl="http://schemas.microsoft.com/office/word/2024/wordml/sdtformatlock" xmlns:w16se="http://schemas.microsoft.com/office/word/2015/wordml/symex" xmlns:wpg="http://schemas.microsoft.com/office/word/2010/wordprocessingGroup" xmlns:wpi="http://schemas.microsoft.com/office/word/2010/wordprocessingInk" xmlns:wne="http://schemas.microsoft.com/office/word/2006/wordml" xmlns:wps="http://schemas.microsoft.com/office/word/2010/wordprocessingShape" mc:Ignorable="w14 w15 w16se w16cid w16 w16cex w16sdtdh w16sdtfl w16du wp14">
   <w:p>
     <w:pPr>
       <w:pStyle w:val="Footer"/>
@@ -8967,7 +10797,6 @@
         <w:dataBinding w:prefixMappings="xmlns:ns0='http://purl.org/dc/elements/1.1/' xmlns:ns1='http://schemas.openxmlformats.org/package/2006/metadata/core-properties' " w:xpath="/ns1:coreProperties[1]/ns0:description[1]" w:storeItemID="{6C3C8BC8-F283-45AE-878A-BAB7291924A1}"/>
         <w:text w:multiLine="1"/>
       </w:sdtPr>
-      <w:sdtEndPr/>
       <w:sdtContent>
         <w:r>
           <w:t>2019</w:t>
@@ -9105,7 +10934,7 @@
 </file>
 
 <file path=word/footnotes.xml><?xml version="1.0" encoding="utf-8"?>
-<w:footnotes xmlns:wpc="http://schemas.microsoft.com/office/word/2010/wordprocessingCanvas" xmlns:cx="http://schemas.microsoft.com/office/drawing/2014/chartex" xmlns:cx1="http://schemas.microsoft.com/office/drawing/2015/9/8/chartex" xmlns:cx2="http://schemas.microsoft.com/office/drawing/2015/10/21/chartex" xmlns:cx3="http://schemas.microsoft.com/office/drawing/2016/5/9/chartex" xmlns:cx4="http://schemas.microsoft.com/office/drawing/2016/5/10/chartex" xmlns:cx5="http://schemas.microsoft.com/office/drawing/2016/5/11/chartex" xmlns:cx6="http://schemas.microsoft.com/office/drawing/2016/5/12/chartex" xmlns:cx7="http://schemas.microsoft.com/office/drawing/2016/5/13/chartex" xmlns:cx8="http://schemas.microsoft.com/office/drawing/2016/5/14/chartex" xmlns:mc="http://schemas.openxmlformats.org/markup-compatibility/2006" xmlns:aink="http://schemas.microsoft.com/office/drawing/2016/ink" xmlns:am3d="http://schemas.microsoft.com/office/drawing/2017/model3d" xmlns:o="urn:schemas-microsoft-com:office:office" xmlns:r="http://schemas.openxmlformats.org/officeDocument/2006/relationships" xmlns:m="http://schemas.openxmlformats.org/officeDocument/2006/math" xmlns:v="urn:schemas-microsoft-com:vml" xmlns:wp14="http://schemas.microsoft.com/office/word/2010/wordprocessingDrawing" xmlns:wp="http://schemas.openxmlformats.org/drawingml/2006/wordprocessingDrawing" xmlns:w10="urn:schemas-microsoft-com:office:word" xmlns:w="http://schemas.openxmlformats.org/wordprocessingml/2006/main" xmlns:w14="http://schemas.microsoft.com/office/word/2010/wordml" xmlns:w15="http://schemas.microsoft.com/office/word/2012/wordml" xmlns:w16cex="http://schemas.microsoft.com/office/word/2018/wordml/cex" xmlns:w16cid="http://schemas.microsoft.com/office/word/2016/wordml/cid" xmlns:w16="http://schemas.microsoft.com/office/word/2018/wordml" xmlns:w16se="http://schemas.microsoft.com/office/word/2015/wordml/symex" xmlns:wpg="http://schemas.microsoft.com/office/word/2010/wordprocessingGroup" xmlns:wpi="http://schemas.microsoft.com/office/word/2010/wordprocessingInk" xmlns:wne="http://schemas.microsoft.com/office/word/2006/wordml" xmlns:wps="http://schemas.microsoft.com/office/word/2010/wordprocessingShape" mc:Ignorable="w14 w15 w16se w16cid w16 w16cex wp14">
+<w:footnotes xmlns:wpc="http://schemas.microsoft.com/office/word/2010/wordprocessingCanvas" xmlns:cx="http://schemas.microsoft.com/office/drawing/2014/chartex" xmlns:cx1="http://schemas.microsoft.com/office/drawing/2015/9/8/chartex" xmlns:cx2="http://schemas.microsoft.com/office/drawing/2015/10/21/chartex" xmlns:cx3="http://schemas.microsoft.com/office/drawing/2016/5/9/chartex" xmlns:cx4="http://schemas.microsoft.com/office/drawing/2016/5/10/chartex" xmlns:cx5="http://schemas.microsoft.com/office/drawing/2016/5/11/chartex" xmlns:cx6="http://schemas.microsoft.com/office/drawing/2016/5/12/chartex" xmlns:cx7="http://schemas.microsoft.com/office/drawing/2016/5/13/chartex" xmlns:cx8="http://schemas.microsoft.com/office/drawing/2016/5/14/chartex" xmlns:mc="http://schemas.openxmlformats.org/markup-compatibility/2006" xmlns:aink="http://schemas.microsoft.com/office/drawing/2016/ink" xmlns:am3d="http://schemas.microsoft.com/office/drawing/2017/model3d" xmlns:o="urn:schemas-microsoft-com:office:office" xmlns:oel="http://schemas.microsoft.com/office/2019/extlst" xmlns:r="http://schemas.openxmlformats.org/officeDocument/2006/relationships" xmlns:m="http://schemas.openxmlformats.org/officeDocument/2006/math" xmlns:v="urn:schemas-microsoft-com:vml" xmlns:wp14="http://schemas.microsoft.com/office/word/2010/wordprocessingDrawing" xmlns:wp="http://schemas.openxmlformats.org/drawingml/2006/wordprocessingDrawing" xmlns:w10="urn:schemas-microsoft-com:office:word" xmlns:w="http://schemas.openxmlformats.org/wordprocessingml/2006/main" xmlns:w14="http://schemas.microsoft.com/office/word/2010/wordml" xmlns:w15="http://schemas.microsoft.com/office/word/2012/wordml" xmlns:w16cex="http://schemas.microsoft.com/office/word/2018/wordml/cex" xmlns:w16cid="http://schemas.microsoft.com/office/word/2016/wordml/cid" xmlns:w16="http://schemas.microsoft.com/office/word/2018/wordml" xmlns:w16du="http://schemas.microsoft.com/office/word/2023/wordml/word16du" xmlns:w16sdtdh="http://schemas.microsoft.com/office/word/2020/wordml/sdtdatahash" xmlns:w16sdtfl="http://schemas.microsoft.com/office/word/2024/wordml/sdtformatlock" xmlns:w16se="http://schemas.microsoft.com/office/word/2015/wordml/symex" xmlns:wpg="http://schemas.microsoft.com/office/word/2010/wordprocessingGroup" xmlns:wpi="http://schemas.microsoft.com/office/word/2010/wordprocessingInk" xmlns:wne="http://schemas.microsoft.com/office/word/2006/wordml" xmlns:wps="http://schemas.microsoft.com/office/word/2010/wordprocessingShape" mc:Ignorable="w14 w15 w16se w16cid w16 w16cex w16sdtdh w16sdtfl w16du wp14">
   <w:footnote w:type="separator" w:id="-1">
     <w:p>
       <w:pPr>
@@ -9132,7 +10961,7 @@
 </file>
 
 <file path=word/header1.xml><?xml version="1.0" encoding="utf-8"?>
-<w:hdr xmlns:wpc="http://schemas.microsoft.com/office/word/2010/wordprocessingCanvas" xmlns:cx="http://schemas.microsoft.com/office/drawing/2014/chartex" xmlns:cx1="http://schemas.microsoft.com/office/drawing/2015/9/8/chartex" xmlns:cx2="http://schemas.microsoft.com/office/drawing/2015/10/21/chartex" xmlns:cx3="http://schemas.microsoft.com/office/drawing/2016/5/9/chartex" xmlns:cx4="http://schemas.microsoft.com/office/drawing/2016/5/10/chartex" xmlns:cx5="http://schemas.microsoft.com/office/drawing/2016/5/11/chartex" xmlns:cx6="http://schemas.microsoft.com/office/drawing/2016/5/12/chartex" xmlns:cx7="http://schemas.microsoft.com/office/drawing/2016/5/13/chartex" xmlns:cx8="http://schemas.microsoft.com/office/drawing/2016/5/14/chartex" xmlns:mc="http://schemas.openxmlformats.org/markup-compatibility/2006" xmlns:aink="http://schemas.microsoft.com/office/drawing/2016/ink" xmlns:am3d="http://schemas.microsoft.com/office/drawing/2017/model3d" xmlns:o="urn:schemas-microsoft-com:office:office" xmlns:r="http://schemas.openxmlformats.org/officeDocument/2006/relationships" xmlns:m="http://schemas.openxmlformats.org/officeDocument/2006/math" xmlns:v="urn:schemas-microsoft-com:vml" xmlns:wp14="http://schemas.microsoft.com/office/word/2010/wordprocessingDrawing" xmlns:wp="http://schemas.openxmlformats.org/drawingml/2006/wordprocessingDrawing" xmlns:w10="urn:schemas-microsoft-com:office:word" xmlns:w="http://schemas.openxmlformats.org/wordprocessingml/2006/main" xmlns:w14="http://schemas.microsoft.com/office/word/2010/wordml" xmlns:w15="http://schemas.microsoft.com/office/word/2012/wordml" xmlns:w16cex="http://schemas.microsoft.com/office/word/2018/wordml/cex" xmlns:w16cid="http://schemas.microsoft.com/office/word/2016/wordml/cid" xmlns:w16="http://schemas.microsoft.com/office/word/2018/wordml" xmlns:w16se="http://schemas.microsoft.com/office/word/2015/wordml/symex" xmlns:wpg="http://schemas.microsoft.com/office/word/2010/wordprocessingGroup" xmlns:wpi="http://schemas.microsoft.com/office/word/2010/wordprocessingInk" xmlns:wne="http://schemas.microsoft.com/office/word/2006/wordml" xmlns:wps="http://schemas.microsoft.com/office/word/2010/wordprocessingShape" mc:Ignorable="w14 w15 w16se w16cid w16 w16cex wp14">
+<w:hdr xmlns:wpc="http://schemas.microsoft.com/office/word/2010/wordprocessingCanvas" xmlns:cx="http://schemas.microsoft.com/office/drawing/2014/chartex" xmlns:cx1="http://schemas.microsoft.com/office/drawing/2015/9/8/chartex" xmlns:cx2="http://schemas.microsoft.com/office/drawing/2015/10/21/chartex" xmlns:cx3="http://schemas.microsoft.com/office/drawing/2016/5/9/chartex" xmlns:cx4="http://schemas.microsoft.com/office/drawing/2016/5/10/chartex" xmlns:cx5="http://schemas.microsoft.com/office/drawing/2016/5/11/chartex" xmlns:cx6="http://schemas.microsoft.com/office/drawing/2016/5/12/chartex" xmlns:cx7="http://schemas.microsoft.com/office/drawing/2016/5/13/chartex" xmlns:cx8="http://schemas.microsoft.com/office/drawing/2016/5/14/chartex" xmlns:mc="http://schemas.openxmlformats.org/markup-compatibility/2006" xmlns:aink="http://schemas.microsoft.com/office/drawing/2016/ink" xmlns:am3d="http://schemas.microsoft.com/office/drawing/2017/model3d" xmlns:o="urn:schemas-microsoft-com:office:office" xmlns:oel="http://schemas.microsoft.com/office/2019/extlst" xmlns:r="http://schemas.openxmlformats.org/officeDocument/2006/relationships" xmlns:m="http://schemas.openxmlformats.org/officeDocument/2006/math" xmlns:v="urn:schemas-microsoft-com:vml" xmlns:wp14="http://schemas.microsoft.com/office/word/2010/wordprocessingDrawing" xmlns:wp="http://schemas.openxmlformats.org/drawingml/2006/wordprocessingDrawing" xmlns:w10="urn:schemas-microsoft-com:office:word" xmlns:w="http://schemas.openxmlformats.org/wordprocessingml/2006/main" xmlns:w14="http://schemas.microsoft.com/office/word/2010/wordml" xmlns:w15="http://schemas.microsoft.com/office/word/2012/wordml" xmlns:w16cex="http://schemas.microsoft.com/office/word/2018/wordml/cex" xmlns:w16cid="http://schemas.microsoft.com/office/word/2016/wordml/cid" xmlns:w16="http://schemas.microsoft.com/office/word/2018/wordml" xmlns:w16du="http://schemas.microsoft.com/office/word/2023/wordml/word16du" xmlns:w16sdtdh="http://schemas.microsoft.com/office/word/2020/wordml/sdtdatahash" xmlns:w16sdtfl="http://schemas.microsoft.com/office/word/2024/wordml/sdtformatlock" xmlns:w16se="http://schemas.microsoft.com/office/word/2015/wordml/symex" xmlns:wpg="http://schemas.microsoft.com/office/word/2010/wordprocessingGroup" xmlns:wpi="http://schemas.microsoft.com/office/word/2010/wordprocessingInk" xmlns:wne="http://schemas.microsoft.com/office/word/2006/wordml" xmlns:wps="http://schemas.microsoft.com/office/word/2010/wordprocessingShape" mc:Ignorable="w14 w15 w16se w16cid w16 w16cex w16sdtdh w16sdtfl w16du wp14">
   <w:sdt>
     <w:sdtPr>
       <w:alias w:val="Title"/>
@@ -9144,7 +10973,6 @@
       <w:dataBinding w:prefixMappings="xmlns:ns0='http://purl.org/dc/elements/1.1/' xmlns:ns1='http://schemas.openxmlformats.org/package/2006/metadata/core-properties' " w:xpath="/ns1:coreProperties[1]/ns0:title[1]" w:storeItemID="{6C3C8BC8-F283-45AE-878A-BAB7291924A1}"/>
       <w:text/>
     </w:sdtPr>
-    <w:sdtEndPr/>
     <w:sdtContent>
       <w:p>
         <w:pPr>
@@ -9160,7 +10988,7 @@
 </file>
 
 <file path=word/header2.xml><?xml version="1.0" encoding="utf-8"?>
-<w:hdr xmlns:wpc="http://schemas.microsoft.com/office/word/2010/wordprocessingCanvas" xmlns:cx="http://schemas.microsoft.com/office/drawing/2014/chartex" xmlns:cx1="http://schemas.microsoft.com/office/drawing/2015/9/8/chartex" xmlns:cx2="http://schemas.microsoft.com/office/drawing/2015/10/21/chartex" xmlns:cx3="http://schemas.microsoft.com/office/drawing/2016/5/9/chartex" xmlns:cx4="http://schemas.microsoft.com/office/drawing/2016/5/10/chartex" xmlns:cx5="http://schemas.microsoft.com/office/drawing/2016/5/11/chartex" xmlns:cx6="http://schemas.microsoft.com/office/drawing/2016/5/12/chartex" xmlns:cx7="http://schemas.microsoft.com/office/drawing/2016/5/13/chartex" xmlns:cx8="http://schemas.microsoft.com/office/drawing/2016/5/14/chartex" xmlns:mc="http://schemas.openxmlformats.org/markup-compatibility/2006" xmlns:aink="http://schemas.microsoft.com/office/drawing/2016/ink" xmlns:am3d="http://schemas.microsoft.com/office/drawing/2017/model3d" xmlns:o="urn:schemas-microsoft-com:office:office" xmlns:r="http://schemas.openxmlformats.org/officeDocument/2006/relationships" xmlns:m="http://schemas.openxmlformats.org/officeDocument/2006/math" xmlns:v="urn:schemas-microsoft-com:vml" xmlns:wp14="http://schemas.microsoft.com/office/word/2010/wordprocessingDrawing" xmlns:wp="http://schemas.openxmlformats.org/drawingml/2006/wordprocessingDrawing" xmlns:w10="urn:schemas-microsoft-com:office:word" xmlns:w="http://schemas.openxmlformats.org/wordprocessingml/2006/main" xmlns:w14="http://schemas.microsoft.com/office/word/2010/wordml" xmlns:w15="http://schemas.microsoft.com/office/word/2012/wordml" xmlns:w16cex="http://schemas.microsoft.com/office/word/2018/wordml/cex" xmlns:w16cid="http://schemas.microsoft.com/office/word/2016/wordml/cid" xmlns:w16="http://schemas.microsoft.com/office/word/2018/wordml" xmlns:w16se="http://schemas.microsoft.com/office/word/2015/wordml/symex" xmlns:wpg="http://schemas.microsoft.com/office/word/2010/wordprocessingGroup" xmlns:wpi="http://schemas.microsoft.com/office/word/2010/wordprocessingInk" xmlns:wne="http://schemas.microsoft.com/office/word/2006/wordml" xmlns:wps="http://schemas.microsoft.com/office/word/2010/wordprocessingShape" mc:Ignorable="w14 w15 w16se w16cid w16 w16cex wp14">
+<w:hdr xmlns:wpc="http://schemas.microsoft.com/office/word/2010/wordprocessingCanvas" xmlns:cx="http://schemas.microsoft.com/office/drawing/2014/chartex" xmlns:cx1="http://schemas.microsoft.com/office/drawing/2015/9/8/chartex" xmlns:cx2="http://schemas.microsoft.com/office/drawing/2015/10/21/chartex" xmlns:cx3="http://schemas.microsoft.com/office/drawing/2016/5/9/chartex" xmlns:cx4="http://schemas.microsoft.com/office/drawing/2016/5/10/chartex" xmlns:cx5="http://schemas.microsoft.com/office/drawing/2016/5/11/chartex" xmlns:cx6="http://schemas.microsoft.com/office/drawing/2016/5/12/chartex" xmlns:cx7="http://schemas.microsoft.com/office/drawing/2016/5/13/chartex" xmlns:cx8="http://schemas.microsoft.com/office/drawing/2016/5/14/chartex" xmlns:mc="http://schemas.openxmlformats.org/markup-compatibility/2006" xmlns:aink="http://schemas.microsoft.com/office/drawing/2016/ink" xmlns:am3d="http://schemas.microsoft.com/office/drawing/2017/model3d" xmlns:o="urn:schemas-microsoft-com:office:office" xmlns:oel="http://schemas.microsoft.com/office/2019/extlst" xmlns:r="http://schemas.openxmlformats.org/officeDocument/2006/relationships" xmlns:m="http://schemas.openxmlformats.org/officeDocument/2006/math" xmlns:v="urn:schemas-microsoft-com:vml" xmlns:wp14="http://schemas.microsoft.com/office/word/2010/wordprocessingDrawing" xmlns:wp="http://schemas.openxmlformats.org/drawingml/2006/wordprocessingDrawing" xmlns:w10="urn:schemas-microsoft-com:office:word" xmlns:w="http://schemas.openxmlformats.org/wordprocessingml/2006/main" xmlns:w14="http://schemas.microsoft.com/office/word/2010/wordml" xmlns:w15="http://schemas.microsoft.com/office/word/2012/wordml" xmlns:w16cex="http://schemas.microsoft.com/office/word/2018/wordml/cex" xmlns:w16cid="http://schemas.microsoft.com/office/word/2016/wordml/cid" xmlns:w16="http://schemas.microsoft.com/office/word/2018/wordml" xmlns:w16du="http://schemas.microsoft.com/office/word/2023/wordml/word16du" xmlns:w16sdtdh="http://schemas.microsoft.com/office/word/2020/wordml/sdtdatahash" xmlns:w16sdtfl="http://schemas.microsoft.com/office/word/2024/wordml/sdtformatlock" xmlns:w16se="http://schemas.microsoft.com/office/word/2015/wordml/symex" xmlns:wpg="http://schemas.microsoft.com/office/word/2010/wordprocessingGroup" xmlns:wpi="http://schemas.microsoft.com/office/word/2010/wordprocessingInk" xmlns:wne="http://schemas.microsoft.com/office/word/2006/wordml" xmlns:wps="http://schemas.microsoft.com/office/word/2010/wordprocessingShape" mc:Ignorable="w14 w15 w16se w16cid w16 w16cex w16sdtdh w16sdtfl w16du wp14">
   <w:p>
     <w:pPr>
       <w:ind w:left="-288"/>
@@ -9223,7 +11051,7 @@
 </file>
 
 <file path=word/numbering.xml><?xml version="1.0" encoding="utf-8"?>
-<w:numbering xmlns:wpc="http://schemas.microsoft.com/office/word/2010/wordprocessingCanvas" xmlns:cx="http://schemas.microsoft.com/office/drawing/2014/chartex" xmlns:cx1="http://schemas.microsoft.com/office/drawing/2015/9/8/chartex" xmlns:cx2="http://schemas.microsoft.com/office/drawing/2015/10/21/chartex" xmlns:cx3="http://schemas.microsoft.com/office/drawing/2016/5/9/chartex" xmlns:cx4="http://schemas.microsoft.com/office/drawing/2016/5/10/chartex" xmlns:cx5="http://schemas.microsoft.com/office/drawing/2016/5/11/chartex" xmlns:cx6="http://schemas.microsoft.com/office/drawing/2016/5/12/chartex" xmlns:cx7="http://schemas.microsoft.com/office/drawing/2016/5/13/chartex" xmlns:cx8="http://schemas.microsoft.com/office/drawing/2016/5/14/chartex" xmlns:mc="http://schemas.openxmlformats.org/markup-compatibility/2006" xmlns:aink="http://schemas.microsoft.com/office/drawing/2016/ink" xmlns:am3d="http://schemas.microsoft.com/office/drawing/2017/model3d" xmlns:o="urn:schemas-microsoft-com:office:office" xmlns:r="http://schemas.openxmlformats.org/officeDocument/2006/relationships" xmlns:m="http://schemas.openxmlformats.org/officeDocument/2006/math" xmlns:v="urn:schemas-microsoft-com:vml" xmlns:wp14="http://schemas.microsoft.com/office/word/2010/wordprocessingDrawing" xmlns:wp="http://schemas.openxmlformats.org/drawingml/2006/wordprocessingDrawing" xmlns:w10="urn:schemas-microsoft-com:office:word" xmlns:w="http://schemas.openxmlformats.org/wordprocessingml/2006/main" xmlns:w14="http://schemas.microsoft.com/office/word/2010/wordml" xmlns:w15="http://schemas.microsoft.com/office/word/2012/wordml" xmlns:w16cex="http://schemas.microsoft.com/office/word/2018/wordml/cex" xmlns:w16cid="http://schemas.microsoft.com/office/word/2016/wordml/cid" xmlns:w16="http://schemas.microsoft.com/office/word/2018/wordml" xmlns:w16se="http://schemas.microsoft.com/office/word/2015/wordml/symex" xmlns:wpg="http://schemas.microsoft.com/office/word/2010/wordprocessingGroup" xmlns:wpi="http://schemas.microsoft.com/office/word/2010/wordprocessingInk" xmlns:wne="http://schemas.microsoft.com/office/word/2006/wordml" xmlns:wps="http://schemas.microsoft.com/office/word/2010/wordprocessingShape" mc:Ignorable="w14 w15 w16se w16cid w16 w16cex wp14">
+<w:numbering xmlns:wpc="http://schemas.microsoft.com/office/word/2010/wordprocessingCanvas" xmlns:cx="http://schemas.microsoft.com/office/drawing/2014/chartex" xmlns:cx1="http://schemas.microsoft.com/office/drawing/2015/9/8/chartex" xmlns:cx2="http://schemas.microsoft.com/office/drawing/2015/10/21/chartex" xmlns:cx3="http://schemas.microsoft.com/office/drawing/2016/5/9/chartex" xmlns:cx4="http://schemas.microsoft.com/office/drawing/2016/5/10/chartex" xmlns:cx5="http://schemas.microsoft.com/office/drawing/2016/5/11/chartex" xmlns:cx6="http://schemas.microsoft.com/office/drawing/2016/5/12/chartex" xmlns:cx7="http://schemas.microsoft.com/office/drawing/2016/5/13/chartex" xmlns:cx8="http://schemas.microsoft.com/office/drawing/2016/5/14/chartex" xmlns:mc="http://schemas.openxmlformats.org/markup-compatibility/2006" xmlns:aink="http://schemas.microsoft.com/office/drawing/2016/ink" xmlns:am3d="http://schemas.microsoft.com/office/drawing/2017/model3d" xmlns:o="urn:schemas-microsoft-com:office:office" xmlns:oel="http://schemas.microsoft.com/office/2019/extlst" xmlns:r="http://schemas.openxmlformats.org/officeDocument/2006/relationships" xmlns:m="http://schemas.openxmlformats.org/officeDocument/2006/math" xmlns:v="urn:schemas-microsoft-com:vml" xmlns:wp14="http://schemas.microsoft.com/office/word/2010/wordprocessingDrawing" xmlns:wp="http://schemas.openxmlformats.org/drawingml/2006/wordprocessingDrawing" xmlns:w10="urn:schemas-microsoft-com:office:word" xmlns:w="http://schemas.openxmlformats.org/wordprocessingml/2006/main" xmlns:w14="http://schemas.microsoft.com/office/word/2010/wordml" xmlns:w15="http://schemas.microsoft.com/office/word/2012/wordml" xmlns:w16cex="http://schemas.microsoft.com/office/word/2018/wordml/cex" xmlns:w16cid="http://schemas.microsoft.com/office/word/2016/wordml/cid" xmlns:w16="http://schemas.microsoft.com/office/word/2018/wordml" xmlns:w16du="http://schemas.microsoft.com/office/word/2023/wordml/word16du" xmlns:w16sdtdh="http://schemas.microsoft.com/office/word/2020/wordml/sdtdatahash" xmlns:w16sdtfl="http://schemas.microsoft.com/office/word/2024/wordml/sdtformatlock" xmlns:w16se="http://schemas.microsoft.com/office/word/2015/wordml/symex" xmlns:wpg="http://schemas.microsoft.com/office/word/2010/wordprocessingGroup" xmlns:wpi="http://schemas.microsoft.com/office/word/2010/wordprocessingInk" xmlns:wne="http://schemas.microsoft.com/office/word/2006/wordml" xmlns:wps="http://schemas.microsoft.com/office/word/2010/wordprocessingShape" mc:Ignorable="w14 w15 w16se w16cid w16 w16cex w16sdtdh w16sdtfl w16du wp14">
   <w:abstractNum w:abstractNumId="0" w15:restartNumberingAfterBreak="0">
     <w:nsid w:val="04B70C52"/>
     <w:multiLevelType w:val="hybridMultilevel"/>
@@ -10570,10 +12398,10 @@
       </w:rPr>
     </w:lvl>
   </w:abstractNum>
-  <w:num w:numId="1">
+  <w:num w:numId="1" w16cid:durableId="782921667">
     <w:abstractNumId w:val="9"/>
   </w:num>
-  <w:num w:numId="2">
+  <w:num w:numId="2" w16cid:durableId="3557636">
     <w:abstractNumId w:val="5"/>
     <w:lvlOverride w:ilvl="0">
       <w:lvl w:ilvl="0">
@@ -10717,10 +12545,10 @@
       </w:lvl>
     </w:lvlOverride>
   </w:num>
-  <w:num w:numId="3">
+  <w:num w:numId="3" w16cid:durableId="1676766678">
     <w:abstractNumId w:val="3"/>
   </w:num>
-  <w:num w:numId="4">
+  <w:num w:numId="4" w16cid:durableId="1968857661">
     <w:abstractNumId w:val="5"/>
     <w:lvlOverride w:ilvl="0">
       <w:startOverride w:val="1"/>
@@ -10873,16 +12701,16 @@
       </w:lvl>
     </w:lvlOverride>
   </w:num>
-  <w:num w:numId="5">
+  <w:num w:numId="5" w16cid:durableId="489293501">
     <w:abstractNumId w:val="5"/>
   </w:num>
-  <w:num w:numId="6">
+  <w:num w:numId="6" w16cid:durableId="344138104">
     <w:abstractNumId w:val="0"/>
   </w:num>
-  <w:num w:numId="7">
+  <w:num w:numId="7" w16cid:durableId="595023503">
     <w:abstractNumId w:val="1"/>
   </w:num>
-  <w:num w:numId="8">
+  <w:num w:numId="8" w16cid:durableId="1135874270">
     <w:abstractNumId w:val="6"/>
     <w:lvlOverride w:ilvl="0">
       <w:lvl w:ilvl="0">
@@ -10902,13 +12730,13 @@
       </w:lvl>
     </w:lvlOverride>
   </w:num>
-  <w:num w:numId="9">
+  <w:num w:numId="9" w16cid:durableId="2018147446">
     <w:abstractNumId w:val="5"/>
   </w:num>
-  <w:num w:numId="10">
+  <w:num w:numId="10" w16cid:durableId="2000036365">
     <w:abstractNumId w:val="10"/>
   </w:num>
-  <w:num w:numId="11">
+  <w:num w:numId="11" w16cid:durableId="506753532">
     <w:abstractNumId w:val="10"/>
     <w:lvlOverride w:ilvl="0">
       <w:startOverride w:val="1"/>
@@ -10938,7 +12766,7 @@
       <w:startOverride w:val="1"/>
     </w:lvlOverride>
   </w:num>
-  <w:num w:numId="12">
+  <w:num w:numId="12" w16cid:durableId="716927685">
     <w:abstractNumId w:val="4"/>
     <w:lvlOverride w:ilvl="0">
       <w:lvl w:ilvl="0">
@@ -11077,13 +12905,13 @@
       </w:lvl>
     </w:lvlOverride>
   </w:num>
-  <w:num w:numId="13">
+  <w:num w:numId="13" w16cid:durableId="543177104">
     <w:abstractNumId w:val="4"/>
   </w:num>
-  <w:num w:numId="14">
+  <w:num w:numId="14" w16cid:durableId="428350575">
     <w:abstractNumId w:val="8"/>
   </w:num>
-  <w:num w:numId="15">
+  <w:num w:numId="15" w16cid:durableId="780808106">
     <w:abstractNumId w:val="9"/>
     <w:lvlOverride w:ilvl="0">
       <w:lvl w:ilvl="0">
@@ -11103,7 +12931,7 @@
       </w:lvl>
     </w:lvlOverride>
   </w:num>
-  <w:num w:numId="16">
+  <w:num w:numId="16" w16cid:durableId="903761905">
     <w:abstractNumId w:val="2"/>
     <w:lvlOverride w:ilvl="0">
       <w:lvl w:ilvl="0">
@@ -11242,7 +13070,7 @@
       </w:lvl>
     </w:lvlOverride>
   </w:num>
-  <w:num w:numId="17">
+  <w:num w:numId="17" w16cid:durableId="1330911002">
     <w:abstractNumId w:val="2"/>
     <w:lvlOverride w:ilvl="0">
       <w:startOverride w:val="1"/>
@@ -11390,18 +13218,26 @@
       </w:lvl>
     </w:lvlOverride>
   </w:num>
-  <w:num w:numId="18">
+  <w:num w:numId="18" w16cid:durableId="940603581">
     <w:abstractNumId w:val="2"/>
   </w:num>
-  <w:num w:numId="19">
+  <w:num w:numId="19" w16cid:durableId="1377047829">
     <w:abstractNumId w:val="7"/>
   </w:num>
   <w:numIdMacAtCleanup w:val="4"/>
 </w:numbering>
 </file>
 
+<file path=word/people.xml><?xml version="1.0" encoding="utf-8"?>
+<w15:people xmlns:wpc="http://schemas.microsoft.com/office/word/2010/wordprocessingCanvas" xmlns:cx="http://schemas.microsoft.com/office/drawing/2014/chartex" xmlns:cx1="http://schemas.microsoft.com/office/drawing/2015/9/8/chartex" xmlns:cx2="http://schemas.microsoft.com/office/drawing/2015/10/21/chartex" xmlns:cx3="http://schemas.microsoft.com/office/drawing/2016/5/9/chartex" xmlns:cx4="http://schemas.microsoft.com/office/drawing/2016/5/10/chartex" xmlns:cx5="http://schemas.microsoft.com/office/drawing/2016/5/11/chartex" xmlns:cx6="http://schemas.microsoft.com/office/drawing/2016/5/12/chartex" xmlns:cx7="http://schemas.microsoft.com/office/drawing/2016/5/13/chartex" xmlns:cx8="http://schemas.microsoft.com/office/drawing/2016/5/14/chartex" xmlns:mc="http://schemas.openxmlformats.org/markup-compatibility/2006" xmlns:aink="http://schemas.microsoft.com/office/drawing/2016/ink" xmlns:am3d="http://schemas.microsoft.com/office/drawing/2017/model3d" xmlns:o="urn:schemas-microsoft-com:office:office" xmlns:oel="http://schemas.microsoft.com/office/2019/extlst" xmlns:r="http://schemas.openxmlformats.org/officeDocument/2006/relationships" xmlns:m="http://schemas.openxmlformats.org/officeDocument/2006/math" xmlns:v="urn:schemas-microsoft-com:vml" xmlns:wp14="http://schemas.microsoft.com/office/word/2010/wordprocessingDrawing" xmlns:wp="http://schemas.openxmlformats.org/drawingml/2006/wordprocessingDrawing" xmlns:w10="urn:schemas-microsoft-com:office:word" xmlns:w="http://schemas.openxmlformats.org/wordprocessingml/2006/main" xmlns:w14="http://schemas.microsoft.com/office/word/2010/wordml" xmlns:w15="http://schemas.microsoft.com/office/word/2012/wordml" xmlns:w16cex="http://schemas.microsoft.com/office/word/2018/wordml/cex" xmlns:w16cid="http://schemas.microsoft.com/office/word/2016/wordml/cid" xmlns:w16="http://schemas.microsoft.com/office/word/2018/wordml" xmlns:w16du="http://schemas.microsoft.com/office/word/2023/wordml/word16du" xmlns:w16sdtdh="http://schemas.microsoft.com/office/word/2020/wordml/sdtdatahash" xmlns:w16sdtfl="http://schemas.microsoft.com/office/word/2024/wordml/sdtformatlock" xmlns:w16se="http://schemas.microsoft.com/office/word/2015/wordml/symex" xmlns:wpg="http://schemas.microsoft.com/office/word/2010/wordprocessingGroup" xmlns:wpi="http://schemas.microsoft.com/office/word/2010/wordprocessingInk" xmlns:wne="http://schemas.microsoft.com/office/word/2006/wordml" xmlns:wps="http://schemas.microsoft.com/office/word/2010/wordprocessingShape" mc:Ignorable="w14 w15 w16se w16cid w16 w16cex w16sdtdh w16sdtfl w16du wp14">
+  <w15:person w15:author="DAYUTH THY">
+    <w15:presenceInfo w15:providerId="Windows Live" w15:userId="9d9fa00cbe4449bc"/>
+  </w15:person>
+</w15:people>
+</file>
+
 <file path=word/styles.xml><?xml version="1.0" encoding="utf-8"?>
-<w:styles xmlns:mc="http://schemas.openxmlformats.org/markup-compatibility/2006" xmlns:r="http://schemas.openxmlformats.org/officeDocument/2006/relationships" xmlns:w="http://schemas.openxmlformats.org/wordprocessingml/2006/main" xmlns:w14="http://schemas.microsoft.com/office/word/2010/wordml" xmlns:w15="http://schemas.microsoft.com/office/word/2012/wordml" xmlns:w16cex="http://schemas.microsoft.com/office/word/2018/wordml/cex" xmlns:w16cid="http://schemas.microsoft.com/office/word/2016/wordml/cid" xmlns:w16="http://schemas.microsoft.com/office/word/2018/wordml" xmlns:w16se="http://schemas.microsoft.com/office/word/2015/wordml/symex" mc:Ignorable="w14 w15 w16se w16cid w16 w16cex">
+<w:styles xmlns:mc="http://schemas.openxmlformats.org/markup-compatibility/2006" xmlns:r="http://schemas.openxmlformats.org/officeDocument/2006/relationships" xmlns:w="http://schemas.openxmlformats.org/wordprocessingml/2006/main" xmlns:w14="http://schemas.microsoft.com/office/word/2010/wordml" xmlns:w15="http://schemas.microsoft.com/office/word/2012/wordml" xmlns:w16cex="http://schemas.microsoft.com/office/word/2018/wordml/cex" xmlns:w16cid="http://schemas.microsoft.com/office/word/2016/wordml/cid" xmlns:w16="http://schemas.microsoft.com/office/word/2018/wordml" xmlns:w16du="http://schemas.microsoft.com/office/word/2023/wordml/word16du" xmlns:w16sdtdh="http://schemas.microsoft.com/office/word/2020/wordml/sdtdatahash" xmlns:w16sdtfl="http://schemas.microsoft.com/office/word/2024/wordml/sdtformatlock" xmlns:w16se="http://schemas.microsoft.com/office/word/2015/wordml/symex" mc:Ignorable="w14 w15 w16se w16cid w16 w16cex w16sdtdh w16sdtfl w16du">
   <w:docDefaults>
     <w:rPrDefault>
       <w:rPr>
@@ -12002,7 +13838,6 @@
   <w:style w:type="character" w:default="1" w:styleId="DefaultParagraphFont">
     <w:name w:val="Default Paragraph Font"/>
     <w:uiPriority w:val="1"/>
-    <w:semiHidden/>
     <w:unhideWhenUsed/>
   </w:style>
   <w:style w:type="table" w:default="1" w:styleId="TableNormal">
@@ -13741,7 +15576,7 @@
 </file>
 
 <file path=word/glossary/document.xml><?xml version="1.0" encoding="utf-8"?>
-<w:glossaryDocument xmlns:wpc="http://schemas.microsoft.com/office/word/2010/wordprocessingCanvas" xmlns:cx="http://schemas.microsoft.com/office/drawing/2014/chartex" xmlns:cx1="http://schemas.microsoft.com/office/drawing/2015/9/8/chartex" xmlns:cx2="http://schemas.microsoft.com/office/drawing/2015/10/21/chartex" xmlns:cx3="http://schemas.microsoft.com/office/drawing/2016/5/9/chartex" xmlns:cx4="http://schemas.microsoft.com/office/drawing/2016/5/10/chartex" xmlns:cx5="http://schemas.microsoft.com/office/drawing/2016/5/11/chartex" xmlns:cx6="http://schemas.microsoft.com/office/drawing/2016/5/12/chartex" xmlns:cx7="http://schemas.microsoft.com/office/drawing/2016/5/13/chartex" xmlns:cx8="http://schemas.microsoft.com/office/drawing/2016/5/14/chartex" xmlns:mc="http://schemas.openxmlformats.org/markup-compatibility/2006" xmlns:aink="http://schemas.microsoft.com/office/drawing/2016/ink" xmlns:am3d="http://schemas.microsoft.com/office/drawing/2017/model3d" xmlns:o="urn:schemas-microsoft-com:office:office" xmlns:r="http://schemas.openxmlformats.org/officeDocument/2006/relationships" xmlns:m="http://schemas.openxmlformats.org/officeDocument/2006/math" xmlns:v="urn:schemas-microsoft-com:vml" xmlns:wp14="http://schemas.microsoft.com/office/word/2010/wordprocessingDrawing" xmlns:wp="http://schemas.openxmlformats.org/drawingml/2006/wordprocessingDrawing" xmlns:w10="urn:schemas-microsoft-com:office:word" xmlns:w="http://schemas.openxmlformats.org/wordprocessingml/2006/main" xmlns:w14="http://schemas.microsoft.com/office/word/2010/wordml" xmlns:w15="http://schemas.microsoft.com/office/word/2012/wordml" xmlns:w16cex="http://schemas.microsoft.com/office/word/2018/wordml/cex" xmlns:w16cid="http://schemas.microsoft.com/office/word/2016/wordml/cid" xmlns:w16="http://schemas.microsoft.com/office/word/2018/wordml" xmlns:w16se="http://schemas.microsoft.com/office/word/2015/wordml/symex" xmlns:wpg="http://schemas.microsoft.com/office/word/2010/wordprocessingGroup" xmlns:wpi="http://schemas.microsoft.com/office/word/2010/wordprocessingInk" xmlns:wne="http://schemas.microsoft.com/office/word/2006/wordml" xmlns:wps="http://schemas.microsoft.com/office/word/2010/wordprocessingShape" mc:Ignorable="w14 w15 w16se w16cid w16 w16cex wp14">
+<w:glossaryDocument xmlns:wpc="http://schemas.microsoft.com/office/word/2010/wordprocessingCanvas" xmlns:cx="http://schemas.microsoft.com/office/drawing/2014/chartex" xmlns:cx1="http://schemas.microsoft.com/office/drawing/2015/9/8/chartex" xmlns:cx2="http://schemas.microsoft.com/office/drawing/2015/10/21/chartex" xmlns:cx3="http://schemas.microsoft.com/office/drawing/2016/5/9/chartex" xmlns:cx4="http://schemas.microsoft.com/office/drawing/2016/5/10/chartex" xmlns:cx5="http://schemas.microsoft.com/office/drawing/2016/5/11/chartex" xmlns:cx6="http://schemas.microsoft.com/office/drawing/2016/5/12/chartex" xmlns:cx7="http://schemas.microsoft.com/office/drawing/2016/5/13/chartex" xmlns:cx8="http://schemas.microsoft.com/office/drawing/2016/5/14/chartex" xmlns:mc="http://schemas.openxmlformats.org/markup-compatibility/2006" xmlns:aink="http://schemas.microsoft.com/office/drawing/2016/ink" xmlns:am3d="http://schemas.microsoft.com/office/drawing/2017/model3d" xmlns:o="urn:schemas-microsoft-com:office:office" xmlns:oel="http://schemas.microsoft.com/office/2019/extlst" xmlns:r="http://schemas.openxmlformats.org/officeDocument/2006/relationships" xmlns:m="http://schemas.openxmlformats.org/officeDocument/2006/math" xmlns:v="urn:schemas-microsoft-com:vml" xmlns:wp14="http://schemas.microsoft.com/office/word/2010/wordprocessingDrawing" xmlns:wp="http://schemas.openxmlformats.org/drawingml/2006/wordprocessingDrawing" xmlns:w10="urn:schemas-microsoft-com:office:word" xmlns:w="http://schemas.openxmlformats.org/wordprocessingml/2006/main" xmlns:w14="http://schemas.microsoft.com/office/word/2010/wordml" xmlns:w15="http://schemas.microsoft.com/office/word/2012/wordml" xmlns:w16cex="http://schemas.microsoft.com/office/word/2018/wordml/cex" xmlns:w16cid="http://schemas.microsoft.com/office/word/2016/wordml/cid" xmlns:w16="http://schemas.microsoft.com/office/word/2018/wordml" xmlns:w16du="http://schemas.microsoft.com/office/word/2023/wordml/word16du" xmlns:w16sdtdh="http://schemas.microsoft.com/office/word/2020/wordml/sdtdatahash" xmlns:w16sdtfl="http://schemas.microsoft.com/office/word/2024/wordml/sdtformatlock" xmlns:w16se="http://schemas.microsoft.com/office/word/2015/wordml/symex" xmlns:wpg="http://schemas.microsoft.com/office/word/2010/wordprocessingGroup" xmlns:wpi="http://schemas.microsoft.com/office/word/2010/wordprocessingInk" xmlns:wne="http://schemas.microsoft.com/office/word/2006/wordml" xmlns:wps="http://schemas.microsoft.com/office/word/2010/wordprocessingShape" mc:Ignorable="w14 w15 w16se w16cid w16 w16cex w16sdtdh w16sdtfl w16du wp14">
   <w:docParts>
     <w:docPart>
       <w:docPartPr>
@@ -13777,7 +15612,7 @@
 </file>
 
 <file path=word/glossary/fontTable.xml><?xml version="1.0" encoding="utf-8"?>
-<w:fonts xmlns:mc="http://schemas.openxmlformats.org/markup-compatibility/2006" xmlns:r="http://schemas.openxmlformats.org/officeDocument/2006/relationships" xmlns:w="http://schemas.openxmlformats.org/wordprocessingml/2006/main" xmlns:w14="http://schemas.microsoft.com/office/word/2010/wordml" xmlns:w15="http://schemas.microsoft.com/office/word/2012/wordml" xmlns:w16cex="http://schemas.microsoft.com/office/word/2018/wordml/cex" xmlns:w16cid="http://schemas.microsoft.com/office/word/2016/wordml/cid" xmlns:w16="http://schemas.microsoft.com/office/word/2018/wordml" xmlns:w16se="http://schemas.microsoft.com/office/word/2015/wordml/symex" mc:Ignorable="w14 w15 w16se w16cid w16 w16cex">
+<w:fonts xmlns:mc="http://schemas.openxmlformats.org/markup-compatibility/2006" xmlns:r="http://schemas.openxmlformats.org/officeDocument/2006/relationships" xmlns:w="http://schemas.openxmlformats.org/wordprocessingml/2006/main" xmlns:w14="http://schemas.microsoft.com/office/word/2010/wordml" xmlns:w15="http://schemas.microsoft.com/office/word/2012/wordml" xmlns:w16cex="http://schemas.microsoft.com/office/word/2018/wordml/cex" xmlns:w16cid="http://schemas.microsoft.com/office/word/2016/wordml/cid" xmlns:w16="http://schemas.microsoft.com/office/word/2018/wordml" xmlns:w16du="http://schemas.microsoft.com/office/word/2023/wordml/word16du" xmlns:w16sdtdh="http://schemas.microsoft.com/office/word/2020/wordml/sdtdatahash" xmlns:w16sdtfl="http://schemas.microsoft.com/office/word/2024/wordml/sdtformatlock" xmlns:w16se="http://schemas.microsoft.com/office/word/2015/wordml/symex" mc:Ignorable="w14 w15 w16se w16cid w16 w16cex w16sdtdh w16sdtfl w16du">
   <w:font w:name="Arial">
     <w:panose1 w:val="020B0604020202020204"/>
     <w:charset w:val="00"/>
@@ -13818,7 +15653,7 @@
     <w:charset w:val="00"/>
     <w:family w:val="swiss"/>
     <w:pitch w:val="variable"/>
-    <w:sig w:usb0="E4002EFF" w:usb1="C000247B" w:usb2="00000009" w:usb3="00000000" w:csb0="000001FF" w:csb1="00000000"/>
+    <w:sig w:usb0="E4002EFF" w:usb1="C200247B" w:usb2="00000009" w:usb3="00000000" w:csb0="000001FF" w:csb1="00000000"/>
   </w:font>
   <w:font w:name="Webdings">
     <w:panose1 w:val="05030102010509060703"/>
@@ -13840,7 +15675,14 @@
     <w:charset w:val="86"/>
     <w:family w:val="auto"/>
     <w:pitch w:val="variable"/>
-    <w:sig w:usb0="00000003" w:usb1="288F0000" w:usb2="00000016" w:usb3="00000000" w:csb0="00040001" w:csb1="00000000"/>
+    <w:sig w:usb0="00000203" w:usb1="288F0000" w:usb2="00000016" w:usb3="00000000" w:csb0="00040001" w:csb1="00000000"/>
+  </w:font>
+  <w:font w:name="Angsana New">
+    <w:panose1 w:val="02020603050405020304"/>
+    <w:charset w:val="DE"/>
+    <w:family w:val="roman"/>
+    <w:pitch w:val="variable"/>
+    <w:sig w:usb0="81000003" w:usb1="00000000" w:usb2="00000000" w:usb3="00000000" w:csb0="00010001" w:csb1="00000000"/>
   </w:font>
   <w:font w:name="IDAJEB+Arial,Bold">
     <w:altName w:val="Arial"/>
@@ -13858,8 +15700,20 @@
     <w:pitch w:val="variable"/>
     <w:sig w:usb0="E00006FF" w:usb1="420024FF" w:usb2="02000000" w:usb3="00000000" w:csb0="0000019F" w:csb1="00000000"/>
   </w:font>
+  <w:font w:name="Cordia New">
+    <w:panose1 w:val="020B0304020202020204"/>
+    <w:charset w:val="DE"/>
+    <w:family w:val="swiss"/>
+    <w:pitch w:val="variable"/>
+    <w:sig w:usb0="81000003" w:usb1="00000000" w:usb2="00000000" w:usb3="00000000" w:csb0="00010001" w:csb1="00000000"/>
+  </w:font>
+  <w:font w:name="Aptos">
+    <w:charset w:val="00"/>
+    <w:family w:val="swiss"/>
+    <w:pitch w:val="variable"/>
+    <w:sig w:usb0="20000287" w:usb1="00000003" w:usb2="00000000" w:usb3="00000000" w:csb0="0000019F" w:csb1="00000000"/>
+  </w:font>
   <w:font w:name="DengXian">
-    <w:altName w:val="等线"/>
     <w:panose1 w:val="02010600030101010101"/>
     <w:charset w:val="86"/>
     <w:family w:val="auto"/>
@@ -13867,24 +15721,22 @@
     <w:sig w:usb0="A00002BF" w:usb1="38CF7CFA" w:usb2="00000016" w:usb3="00000000" w:csb0="0004000F" w:csb1="00000000"/>
   </w:font>
   <w:font w:name="DengXian Light">
-    <w:altName w:val="等线 Light"/>
     <w:charset w:val="86"/>
     <w:family w:val="auto"/>
     <w:pitch w:val="variable"/>
     <w:sig w:usb0="A00002BF" w:usb1="38CF7CFA" w:usb2="00000016" w:usb3="00000000" w:csb0="0004000F" w:csb1="00000000"/>
   </w:font>
-  <w:font w:name="Calibri Light">
-    <w:panose1 w:val="020F0302020204030204"/>
+  <w:font w:name="Aptos Display">
     <w:charset w:val="00"/>
     <w:family w:val="swiss"/>
     <w:pitch w:val="variable"/>
-    <w:sig w:usb0="E4002EFF" w:usb1="C000247B" w:usb2="00000009" w:usb3="00000000" w:csb0="000001FF" w:csb1="00000000"/>
+    <w:sig w:usb0="20000287" w:usb1="00000003" w:usb2="00000000" w:usb3="00000000" w:csb0="0000019F" w:csb1="00000000"/>
   </w:font>
 </w:fonts>
 </file>
 
 <file path=word/glossary/settings.xml><?xml version="1.0" encoding="utf-8"?>
-<w:settings xmlns:mc="http://schemas.openxmlformats.org/markup-compatibility/2006" xmlns:o="urn:schemas-microsoft-com:office:office" xmlns:r="http://schemas.openxmlformats.org/officeDocument/2006/relationships" xmlns:m="http://schemas.openxmlformats.org/officeDocument/2006/math" xmlns:v="urn:schemas-microsoft-com:vml" xmlns:w10="urn:schemas-microsoft-com:office:word" xmlns:w="http://schemas.openxmlformats.org/wordprocessingml/2006/main" xmlns:w14="http://schemas.microsoft.com/office/word/2010/wordml" xmlns:w15="http://schemas.microsoft.com/office/word/2012/wordml" xmlns:w16cex="http://schemas.microsoft.com/office/word/2018/wordml/cex" xmlns:w16cid="http://schemas.microsoft.com/office/word/2016/wordml/cid" xmlns:w16="http://schemas.microsoft.com/office/word/2018/wordml" xmlns:w16se="http://schemas.microsoft.com/office/word/2015/wordml/symex" xmlns:sl="http://schemas.openxmlformats.org/schemaLibrary/2006/main" mc:Ignorable="w14 w15 w16se w16cid w16 w16cex">
+<w:settings xmlns:mc="http://schemas.openxmlformats.org/markup-compatibility/2006" xmlns:o="urn:schemas-microsoft-com:office:office" xmlns:r="http://schemas.openxmlformats.org/officeDocument/2006/relationships" xmlns:m="http://schemas.openxmlformats.org/officeDocument/2006/math" xmlns:v="urn:schemas-microsoft-com:vml" xmlns:w10="urn:schemas-microsoft-com:office:word" xmlns:w="http://schemas.openxmlformats.org/wordprocessingml/2006/main" xmlns:w14="http://schemas.microsoft.com/office/word/2010/wordml" xmlns:w15="http://schemas.microsoft.com/office/word/2012/wordml" xmlns:w16cex="http://schemas.microsoft.com/office/word/2018/wordml/cex" xmlns:w16cid="http://schemas.microsoft.com/office/word/2016/wordml/cid" xmlns:w16="http://schemas.microsoft.com/office/word/2018/wordml" xmlns:w16du="http://schemas.microsoft.com/office/word/2023/wordml/word16du" xmlns:w16sdtdh="http://schemas.microsoft.com/office/word/2020/wordml/sdtdatahash" xmlns:w16sdtfl="http://schemas.microsoft.com/office/word/2024/wordml/sdtformatlock" xmlns:w16se="http://schemas.microsoft.com/office/word/2015/wordml/symex" xmlns:sl="http://schemas.openxmlformats.org/schemaLibrary/2006/main" mc:Ignorable="w14 w15 w16se w16cid w16 w16cex w16sdtdh w16sdtfl w16du">
   <w:view w:val="normal"/>
   <w:defaultTabStop w:val="720"/>
   <w:characterSpacingControl w:val="doNotCompress"/>
@@ -13910,7 +15762,9 @@
     <w:rsid w:val="007F557E"/>
     <w:rsid w:val="008B16A4"/>
     <w:rsid w:val="00AA310D"/>
+    <w:rsid w:val="00B80C12"/>
     <w:rsid w:val="00F51273"/>
+    <w:rsid w:val="00FA2AAF"/>
   </w:rsids>
   <m:mathPr>
     <m:mathFont m:val="Cambria Math"/>
@@ -13925,7 +15779,7 @@
     <m:intLim m:val="subSup"/>
     <m:naryLim m:val="undOvr"/>
   </m:mathPr>
-  <w:themeFontLang w:val="en-US" w:eastAsia="zh-CN"/>
+  <w:themeFontLang w:val="en-US" w:eastAsia="zh-CN" w:bidi="th-TH"/>
   <w:clrSchemeMapping w:bg1="light1" w:t1="dark1" w:bg2="light2" w:t2="dark2" w:accent1="accent1" w:accent2="accent2" w:accent3="accent3" w:accent4="accent4" w:accent5="accent5" w:accent6="accent6" w:hyperlink="hyperlink" w:followedHyperlink="followedHyperlink"/>
   <w:decimalSymbol w:val="."/>
   <w:listSeparator w:val=","/>
@@ -13934,7 +15788,7 @@
 </file>
 
 <file path=word/glossary/styles.xml><?xml version="1.0" encoding="utf-8"?>
-<w:styles xmlns:mc="http://schemas.openxmlformats.org/markup-compatibility/2006" xmlns:r="http://schemas.openxmlformats.org/officeDocument/2006/relationships" xmlns:w="http://schemas.openxmlformats.org/wordprocessingml/2006/main" xmlns:w14="http://schemas.microsoft.com/office/word/2010/wordml" xmlns:w15="http://schemas.microsoft.com/office/word/2012/wordml" xmlns:w16cex="http://schemas.microsoft.com/office/word/2018/wordml/cex" xmlns:w16cid="http://schemas.microsoft.com/office/word/2016/wordml/cid" xmlns:w16="http://schemas.microsoft.com/office/word/2018/wordml" xmlns:w16se="http://schemas.microsoft.com/office/word/2015/wordml/symex" mc:Ignorable="w14 w15 w16se w16cid w16 w16cex">
+<w:styles xmlns:mc="http://schemas.openxmlformats.org/markup-compatibility/2006" xmlns:r="http://schemas.openxmlformats.org/officeDocument/2006/relationships" xmlns:w="http://schemas.openxmlformats.org/wordprocessingml/2006/main" xmlns:w14="http://schemas.microsoft.com/office/word/2010/wordml" xmlns:w15="http://schemas.microsoft.com/office/word/2012/wordml" xmlns:w16cex="http://schemas.microsoft.com/office/word/2018/wordml/cex" xmlns:w16cid="http://schemas.microsoft.com/office/word/2016/wordml/cid" xmlns:w16="http://schemas.microsoft.com/office/word/2018/wordml" xmlns:w16du="http://schemas.microsoft.com/office/word/2023/wordml/word16du" xmlns:w16sdtdh="http://schemas.microsoft.com/office/word/2020/wordml/sdtdatahash" xmlns:w16sdtfl="http://schemas.microsoft.com/office/word/2024/wordml/sdtformatlock" xmlns:w16se="http://schemas.microsoft.com/office/word/2015/wordml/symex" mc:Ignorable="w14 w15 w16se w16cid w16 w16cex w16sdtdh w16sdtfl w16du">
   <w:docDefaults>
     <w:rPrDefault>
       <w:rPr>
@@ -14375,7 +16229,7 @@
 </file>
 
 <file path=word/glossary/webSettings.xml><?xml version="1.0" encoding="utf-8"?>
-<w:webSettings xmlns:mc="http://schemas.openxmlformats.org/markup-compatibility/2006" xmlns:r="http://schemas.openxmlformats.org/officeDocument/2006/relationships" xmlns:w="http://schemas.openxmlformats.org/wordprocessingml/2006/main" xmlns:w14="http://schemas.microsoft.com/office/word/2010/wordml" xmlns:w15="http://schemas.microsoft.com/office/word/2012/wordml" xmlns:w16cex="http://schemas.microsoft.com/office/word/2018/wordml/cex" xmlns:w16cid="http://schemas.microsoft.com/office/word/2016/wordml/cid" xmlns:w16="http://schemas.microsoft.com/office/word/2018/wordml" xmlns:w16se="http://schemas.microsoft.com/office/word/2015/wordml/symex" mc:Ignorable="w14 w15 w16se w16cid w16 w16cex">
+<w:webSettings xmlns:mc="http://schemas.openxmlformats.org/markup-compatibility/2006" xmlns:r="http://schemas.openxmlformats.org/officeDocument/2006/relationships" xmlns:w="http://schemas.openxmlformats.org/wordprocessingml/2006/main" xmlns:w14="http://schemas.microsoft.com/office/word/2010/wordml" xmlns:w15="http://schemas.microsoft.com/office/word/2012/wordml" xmlns:w16cex="http://schemas.microsoft.com/office/word/2018/wordml/cex" xmlns:w16cid="http://schemas.microsoft.com/office/word/2016/wordml/cid" xmlns:w16="http://schemas.microsoft.com/office/word/2018/wordml" xmlns:w16du="http://schemas.microsoft.com/office/word/2023/wordml/word16du" xmlns:w16sdtdh="http://schemas.microsoft.com/office/word/2020/wordml/sdtdatahash" xmlns:w16sdtfl="http://schemas.microsoft.com/office/word/2024/wordml/sdtformatlock" xmlns:w16se="http://schemas.microsoft.com/office/word/2015/wordml/symex" mc:Ignorable="w14 w15 w16se w16cid w16 w16cex w16sdtdh w16sdtfl w16du">
   <w:optimizeForBrowser/>
   <w:allowPNG/>
 </w:webSettings>
